--- a/src/infrastructure/assets/documents/resume/resume.docx
+++ b/src/infrastructure/assets/documents/resume/resume.docx
@@ -46,16 +46,16 @@
           <mc:Choice Requires="wpg">
             <w:drawing>
               <wp:inline distB="114300" distT="114300" distL="114300" distR="114300">
-                <wp:extent cx="6858000" cy="12700"/>
+                <wp:extent cx="6867525" cy="22225"/>
                 <wp:effectExtent b="0" l="0" r="0" t="0"/>
-                <wp:docPr id="3" name=""/>
+                <wp:docPr id="7" name=""/>
                 <a:graphic>
                   <a:graphicData uri="http://schemas.microsoft.com/office/word/2010/wordprocessingShape">
                     <wps:wsp>
                       <wps:cNvCnPr/>
                       <wps:spPr>
                         <a:xfrm>
-                          <a:off x="251000" y="1521925"/>
+                          <a:off x="1498200" y="3780000"/>
                           <a:ext cx="7695600" cy="0"/>
                         </a:xfrm>
                         <a:prstGeom prst="straightConnector1">
@@ -68,8 +68,8 @@
                           </a:solidFill>
                           <a:prstDash val="solid"/>
                           <a:round/>
-                          <a:headEnd len="med" w="med" type="none"/>
-                          <a:tailEnd len="med" w="med" type="none"/>
+                          <a:headEnd len="sm" w="sm" type="none"/>
+                          <a:tailEnd len="sm" w="sm" type="none"/>
                         </a:ln>
                       </wps:spPr>
                       <wps:bodyPr anchorCtr="0" anchor="ctr" bIns="91425" lIns="91425" spcFirstLastPara="1" rIns="91425" wrap="square" tIns="91425">
@@ -84,18 +84,18 @@
           <mc:Fallback>
             <w:drawing>
               <wp:inline distB="114300" distT="114300" distL="114300" distR="114300">
-                <wp:extent cx="6858000" cy="12700"/>
+                <wp:extent cx="6867525" cy="22225"/>
                 <wp:effectExtent b="0" l="0" r="0" t="0"/>
-                <wp:docPr id="3" name="image3.png"/>
+                <wp:docPr id="7" name="image2.png"/>
                 <a:graphic>
                   <a:graphicData uri="http://schemas.openxmlformats.org/drawingml/2006/picture">
                     <pic:pic>
                       <pic:nvPicPr>
-                        <pic:cNvPr id="0" name="image3.png"/>
+                        <pic:cNvPr id="0" name="image2.png"/>
                         <pic:cNvPicPr preferRelativeResize="0"/>
                       </pic:nvPicPr>
                       <pic:blipFill>
-                        <a:blip r:embed="rId6"/>
+                        <a:blip r:embed="rId7"/>
                         <a:srcRect/>
                         <a:stretch>
                           <a:fillRect/>
@@ -104,7 +104,7 @@
                       <pic:spPr>
                         <a:xfrm>
                           <a:off x="0" y="0"/>
-                          <a:ext cx="6858000" cy="12700"/>
+                          <a:ext cx="6867525" cy="22225"/>
                         </a:xfrm>
                         <a:prstGeom prst="rect"/>
                         <a:ln/>
@@ -268,16 +268,16 @@
           <mc:Choice Requires="wpg">
             <w:drawing>
               <wp:inline distB="114300" distT="114300" distL="114300" distR="114300">
-                <wp:extent cx="6858000" cy="12700"/>
+                <wp:extent cx="6867525" cy="22225"/>
                 <wp:effectExtent b="0" l="0" r="0" t="0"/>
-                <wp:docPr id="5" name=""/>
+                <wp:docPr id="6" name=""/>
                 <a:graphic>
                   <a:graphicData uri="http://schemas.microsoft.com/office/word/2010/wordprocessingShape">
                     <wps:wsp>
                       <wps:cNvCnPr/>
                       <wps:spPr>
                         <a:xfrm>
-                          <a:off x="251000" y="1521925"/>
+                          <a:off x="1498200" y="3780000"/>
                           <a:ext cx="7695600" cy="0"/>
                         </a:xfrm>
                         <a:prstGeom prst="straightConnector1">
@@ -290,8 +290,8 @@
                           </a:solidFill>
                           <a:prstDash val="solid"/>
                           <a:round/>
-                          <a:headEnd len="med" w="med" type="none"/>
-                          <a:tailEnd len="med" w="med" type="none"/>
+                          <a:headEnd len="sm" w="sm" type="none"/>
+                          <a:tailEnd len="sm" w="sm" type="none"/>
                         </a:ln>
                       </wps:spPr>
                       <wps:bodyPr anchorCtr="0" anchor="ctr" bIns="91425" lIns="91425" spcFirstLastPara="1" rIns="91425" wrap="square" tIns="91425">
@@ -306,18 +306,18 @@
           <mc:Fallback>
             <w:drawing>
               <wp:inline distB="114300" distT="114300" distL="114300" distR="114300">
-                <wp:extent cx="6858000" cy="12700"/>
+                <wp:extent cx="6867525" cy="22225"/>
                 <wp:effectExtent b="0" l="0" r="0" t="0"/>
-                <wp:docPr id="5" name="image5.png"/>
+                <wp:docPr id="6" name="image1.png"/>
                 <a:graphic>
                   <a:graphicData uri="http://schemas.openxmlformats.org/drawingml/2006/picture">
                     <pic:pic>
                       <pic:nvPicPr>
-                        <pic:cNvPr id="0" name="image5.png"/>
+                        <pic:cNvPr id="0" name="image1.png"/>
                         <pic:cNvPicPr preferRelativeResize="0"/>
                       </pic:nvPicPr>
                       <pic:blipFill>
-                        <a:blip r:embed="rId6"/>
+                        <a:blip r:embed="rId7"/>
                         <a:srcRect/>
                         <a:stretch>
                           <a:fillRect/>
@@ -326,7 +326,7 @@
                       <pic:spPr>
                         <a:xfrm>
                           <a:off x="0" y="0"/>
-                          <a:ext cx="6858000" cy="12700"/>
+                          <a:ext cx="6867525" cy="22225"/>
                         </a:xfrm>
                         <a:prstGeom prst="rect"/>
                         <a:ln/>
@@ -419,493 +419,365 @@
       <w:pPr>
         <w:numPr>
           <w:ilvl w:val="0"/>
-          <w:numId w:val="4"/>
+          <w:numId w:val="2"/>
         </w:numPr>
         <w:spacing w:line="240" w:lineRule="auto"/>
         <w:ind w:left="720" w:hanging="360"/>
         <w:rPr>
           <w:rFonts w:ascii="EB Garamond" w:cs="EB Garamond" w:eastAsia="EB Garamond" w:hAnsi="EB Garamond"/>
           <w:color w:val="434343"/>
-          <w:sz w:val="18"/>
-          <w:szCs w:val="18"/>
-        </w:rPr>
-      </w:pPr>
-      <w:r>
-        <w:rPr>
-          <w:rFonts w:ascii="EB Garamond" w:cs="EB Garamond" w:eastAsia="EB Garamond" w:hAnsi="EB Garamond"/>
-          <w:b w:val="1"/>
-          <w:bCs w:val="1"/>
-          <w:color w:val="434343"/>
-          <w:sz w:val="24"/>
-          <w:szCs w:val="24"/>
-          <w:rtl w:val="0"/>
-        </w:rPr>
-        <w:t xml:space="preserve">Reduced Mean Time to Remediation (MTTR) by 80% by architecting and engineering a serverless, event-driven </w:t>
-      </w:r>
-      <w:r>
-        <w:rPr>
-          <w:rFonts w:ascii="EB Garamond" w:cs="EB Garamond" w:eastAsia="EB Garamond" w:hAnsi="EB Garamond"/>
-          <w:color w:val="434343"/>
-          <w:sz w:val="24"/>
-          <w:szCs w:val="24"/>
-          <w:rtl w:val="0"/>
-        </w:rPr>
-        <w:t xml:space="preserve">security ecosystem</w:t>
-      </w:r>
-      <w:r>
-        <w:rPr>
-          <w:rFonts w:ascii="EB Garamond" w:cs="EB Garamond" w:eastAsia="EB Garamond" w:hAnsi="EB Garamond"/>
-          <w:b w:val="1"/>
-          <w:bCs w:val="1"/>
-          <w:color w:val="434343"/>
-          <w:sz w:val="24"/>
-          <w:szCs w:val="24"/>
-          <w:rtl w:val="0"/>
-        </w:rPr>
-        <w:t xml:space="preserve"> </w:t>
-      </w:r>
-      <w:r>
-        <w:rPr>
-          <w:rFonts w:ascii="EB Garamond" w:cs="EB Garamond" w:eastAsia="EB Garamond" w:hAnsi="EB Garamond"/>
-          <w:color w:val="434343"/>
-          <w:sz w:val="24"/>
-          <w:szCs w:val="24"/>
-          <w:rtl w:val="0"/>
-        </w:rPr>
-        <w:t xml:space="preserve">using</w:t>
-      </w:r>
-      <w:r>
-        <w:rPr>
-          <w:rFonts w:ascii="EB Garamond" w:cs="EB Garamond" w:eastAsia="EB Garamond" w:hAnsi="EB Garamond"/>
-          <w:b w:val="1"/>
-          <w:bCs w:val="1"/>
-          <w:color w:val="434343"/>
-          <w:sz w:val="24"/>
-          <w:szCs w:val="24"/>
-          <w:rtl w:val="0"/>
-        </w:rPr>
-        <w:t xml:space="preserve"> Hexagonal Architecture </w:t>
-      </w:r>
-      <w:r>
-        <w:rPr>
-          <w:rFonts w:ascii="EB Garamond" w:cs="EB Garamond" w:eastAsia="EB Garamond" w:hAnsi="EB Garamond"/>
-          <w:color w:val="434343"/>
-          <w:sz w:val="24"/>
-          <w:szCs w:val="24"/>
-          <w:rtl w:val="0"/>
-        </w:rPr>
-        <w:t xml:space="preserve">with </w:t>
-      </w:r>
-      <w:r>
-        <w:rPr>
-          <w:rFonts w:ascii="EB Garamond" w:cs="EB Garamond" w:eastAsia="EB Garamond" w:hAnsi="EB Garamond"/>
-          <w:b w:val="1"/>
-          <w:bCs w:val="1"/>
-          <w:color w:val="434343"/>
-          <w:sz w:val="24"/>
-          <w:szCs w:val="24"/>
-          <w:rtl w:val="0"/>
-        </w:rPr>
-        <w:t xml:space="preserve">multiple entry points (CLI and AWS EventBridge)</w:t>
-      </w:r>
-      <w:r>
-        <w:rPr>
-          <w:rFonts w:ascii="EB Garamond" w:cs="EB Garamond" w:eastAsia="EB Garamond" w:hAnsi="EB Garamond"/>
-          <w:color w:val="434343"/>
-          <w:sz w:val="24"/>
-          <w:szCs w:val="24"/>
-          <w:rtl w:val="0"/>
-        </w:rPr>
-        <w:t xml:space="preserve">; utilized a fan-out pattern with </w:t>
-      </w:r>
-      <w:r>
-        <w:rPr>
-          <w:rFonts w:ascii="EB Garamond" w:cs="EB Garamond" w:eastAsia="EB Garamond" w:hAnsi="EB Garamond"/>
-          <w:b w:val="1"/>
-          <w:bCs w:val="1"/>
-          <w:color w:val="434343"/>
-          <w:sz w:val="24"/>
-          <w:szCs w:val="24"/>
-          <w:rtl w:val="0"/>
-        </w:rPr>
-        <w:t xml:space="preserve">Lambda</w:t>
-      </w:r>
-      <w:r>
-        <w:rPr>
-          <w:rFonts w:ascii="EB Garamond" w:cs="EB Garamond" w:eastAsia="EB Garamond" w:hAnsi="EB Garamond"/>
-          <w:color w:val="434343"/>
-          <w:sz w:val="24"/>
-          <w:szCs w:val="24"/>
-          <w:rtl w:val="0"/>
-        </w:rPr>
-        <w:t xml:space="preserve"> and </w:t>
-      </w:r>
-      <w:r>
-        <w:rPr>
-          <w:rFonts w:ascii="EB Garamond" w:cs="EB Garamond" w:eastAsia="EB Garamond" w:hAnsi="EB Garamond"/>
-          <w:b w:val="1"/>
-          <w:bCs w:val="1"/>
-          <w:color w:val="434343"/>
-          <w:sz w:val="24"/>
-          <w:szCs w:val="24"/>
-          <w:rtl w:val="0"/>
-        </w:rPr>
-        <w:t xml:space="preserve">SQS</w:t>
-      </w:r>
-      <w:r>
-        <w:rPr>
-          <w:rFonts w:ascii="EB Garamond" w:cs="EB Garamond" w:eastAsia="EB Garamond" w:hAnsi="EB Garamond"/>
-          <w:color w:val="434343"/>
-          <w:sz w:val="24"/>
-          <w:szCs w:val="24"/>
-          <w:rtl w:val="0"/>
-        </w:rPr>
-        <w:t xml:space="preserve"> to automate the ingestion, routing and </w:t>
-      </w:r>
-      <w:r>
-        <w:rPr>
-          <w:rFonts w:ascii="EB Garamond" w:cs="EB Garamond" w:eastAsia="EB Garamond" w:hAnsi="EB Garamond"/>
-          <w:b w:val="1"/>
-          <w:bCs w:val="1"/>
-          <w:color w:val="434343"/>
-          <w:sz w:val="24"/>
-          <w:szCs w:val="24"/>
-          <w:rtl w:val="0"/>
-        </w:rPr>
-        <w:t xml:space="preserve">idempotency</w:t>
-      </w:r>
-      <w:r>
-        <w:rPr>
-          <w:rFonts w:ascii="EB Garamond" w:cs="EB Garamond" w:eastAsia="EB Garamond" w:hAnsi="EB Garamond"/>
-          <w:color w:val="434343"/>
-          <w:sz w:val="24"/>
-          <w:szCs w:val="24"/>
-          <w:rtl w:val="0"/>
-        </w:rPr>
-        <w:t xml:space="preserve"> (</w:t>
-      </w:r>
-      <w:r>
-        <w:rPr>
-          <w:rFonts w:ascii="EB Garamond" w:cs="EB Garamond" w:eastAsia="EB Garamond" w:hAnsi="EB Garamond"/>
-          <w:b w:val="1"/>
-          <w:bCs w:val="1"/>
-          <w:color w:val="434343"/>
-          <w:sz w:val="24"/>
-          <w:szCs w:val="24"/>
-          <w:rtl w:val="0"/>
-        </w:rPr>
-        <w:t xml:space="preserve">DynamoDB</w:t>
-      </w:r>
-      <w:r>
-        <w:rPr>
-          <w:rFonts w:ascii="EB Garamond" w:cs="EB Garamond" w:eastAsia="EB Garamond" w:hAnsi="EB Garamond"/>
-          <w:color w:val="434343"/>
-          <w:sz w:val="24"/>
-          <w:szCs w:val="24"/>
-          <w:rtl w:val="0"/>
-        </w:rPr>
-        <w:t xml:space="preserve">), and near real-time auto-resolution of </w:t>
-      </w:r>
-      <w:r>
-        <w:rPr>
-          <w:rFonts w:ascii="EB Garamond" w:cs="EB Garamond" w:eastAsia="EB Garamond" w:hAnsi="EB Garamond"/>
-          <w:b w:val="1"/>
-          <w:bCs w:val="1"/>
-          <w:color w:val="434343"/>
-          <w:sz w:val="24"/>
-          <w:szCs w:val="24"/>
-          <w:rtl w:val="0"/>
-        </w:rPr>
-        <w:t xml:space="preserve">thousands of monthly findings</w:t>
-      </w:r>
-      <w:r>
-        <w:rPr>
-          <w:rFonts w:ascii="EB Garamond" w:cs="EB Garamond" w:eastAsia="EB Garamond" w:hAnsi="EB Garamond"/>
-          <w:color w:val="434343"/>
-          <w:sz w:val="24"/>
-          <w:szCs w:val="24"/>
-          <w:rtl w:val="0"/>
-        </w:rPr>
-        <w:t xml:space="preserve"> via </w:t>
-      </w:r>
-      <w:r>
-        <w:rPr>
-          <w:rFonts w:ascii="EB Garamond" w:cs="EB Garamond" w:eastAsia="EB Garamond" w:hAnsi="EB Garamond"/>
-          <w:b w:val="1"/>
-          <w:bCs w:val="1"/>
-          <w:color w:val="434343"/>
-          <w:sz w:val="24"/>
-          <w:szCs w:val="24"/>
-          <w:rtl w:val="0"/>
-        </w:rPr>
-        <w:t xml:space="preserve">Jira.</w:t>
-      </w:r>
-      <w:r>
-        <w:rPr>
-          <w:rtl w:val="0"/>
-        </w:rPr>
-      </w:r>
-    </w:p>
-    <w:p>
-      <w:pPr>
-        <w:spacing w:line="240" w:lineRule="auto"/>
-        <w:ind w:left="720" w:firstLine="0"/>
-        <w:rPr>
-          <w:rFonts w:ascii="EB Garamond" w:cs="EB Garamond" w:eastAsia="EB Garamond" w:hAnsi="EB Garamond"/>
-          <w:color w:val="434343"/>
-          <w:sz w:val="24"/>
-          <w:szCs w:val="24"/>
-        </w:rPr>
-      </w:pPr>
-      <w:r>
-        <w:rPr>
-          <w:rtl w:val="0"/>
-        </w:rPr>
-      </w:r>
-    </w:p>
-    <w:p>
-      <w:pPr>
-        <w:spacing w:line="240" w:lineRule="auto"/>
-        <w:rPr>
-          <w:rFonts w:ascii="EB Garamond" w:cs="EB Garamond" w:eastAsia="EB Garamond" w:hAnsi="EB Garamond"/>
-          <w:b w:val="1"/>
-          <w:bCs w:val="1"/>
-          <w:color w:val="434343"/>
-          <w:sz w:val="24"/>
-          <w:szCs w:val="24"/>
-        </w:rPr>
-      </w:pPr>
-      <w:r>
-        <w:rPr>
-          <w:rFonts w:ascii="EB Garamond" w:cs="EB Garamond" w:eastAsia="EB Garamond" w:hAnsi="EB Garamond"/>
-          <w:b w:val="1"/>
-          <w:bCs w:val="1"/>
-          <w:color w:val="434343"/>
-          <w:sz w:val="24"/>
-          <w:szCs w:val="24"/>
-          <w:rtl w:val="0"/>
-        </w:rPr>
-        <w:t xml:space="preserve">Senior Associate Software Quality Engineer</w:t>
-        <w:tab/>
-        <w:tab/>
-        <w:tab/>
-        <w:t xml:space="preserve">        </w:t>
-      </w:r>
-      <w:r>
-        <w:rPr>
-          <w:rFonts w:ascii="EB Garamond" w:cs="EB Garamond" w:eastAsia="EB Garamond" w:hAnsi="EB Garamond"/>
-          <w:color w:val="434343"/>
-          <w:sz w:val="24"/>
-          <w:szCs w:val="24"/>
-          <w:rtl w:val="0"/>
-        </w:rPr>
-        <w:t xml:space="preserve">PDAX Inc, March 2025 - December 2025</w:t>
-      </w:r>
-      <w:r>
-        <w:rPr>
-          <w:rtl w:val="0"/>
-        </w:rPr>
+        </w:rPr>
+      </w:pPr>
+      <w:r>
+        <w:rPr>
+          <w:rFonts w:ascii="EB Garamond" w:cs="EB Garamond" w:eastAsia="EB Garamond" w:hAnsi="EB Garamond"/>
+          <w:b w:val="1"/>
+          <w:bCs w:val="1"/>
+          <w:color w:val="434343"/>
+          <w:sz w:val="24"/>
+          <w:szCs w:val="24"/>
+          <w:rtl w:val="0"/>
+        </w:rPr>
+        <w:t xml:space="preserve">Hardened CI/CD pipelines</w:t>
+      </w:r>
+      <w:r>
+        <w:rPr>
+          <w:rFonts w:ascii="EB Garamond" w:cs="EB Garamond" w:eastAsia="EB Garamond" w:hAnsi="EB Garamond"/>
+          <w:color w:val="434343"/>
+          <w:sz w:val="24"/>
+          <w:szCs w:val="24"/>
+          <w:rtl w:val="0"/>
+        </w:rPr>
+        <w:t xml:space="preserve"> against software supply chain attacks and </w:t>
+      </w:r>
+      <w:r>
+        <w:rPr>
+          <w:rFonts w:ascii="EB Garamond" w:cs="EB Garamond" w:eastAsia="EB Garamond" w:hAnsi="EB Garamond"/>
+          <w:b w:val="1"/>
+          <w:bCs w:val="1"/>
+          <w:color w:val="434343"/>
+          <w:sz w:val="24"/>
+          <w:szCs w:val="24"/>
+          <w:rtl w:val="0"/>
+        </w:rPr>
+        <w:t xml:space="preserve">standardized automated security and quality checks</w:t>
+      </w:r>
+      <w:r>
+        <w:rPr>
+          <w:rFonts w:ascii="EB Garamond" w:cs="EB Garamond" w:eastAsia="EB Garamond" w:hAnsi="EB Garamond"/>
+          <w:color w:val="434343"/>
+          <w:sz w:val="24"/>
+          <w:szCs w:val="24"/>
+          <w:rtl w:val="0"/>
+        </w:rPr>
+        <w:t xml:space="preserve"> with Trivy dependency scanning, SonarQube, linting, and pre-commit hooks across GitHub Actions (CI) and AWS (CD).</w:t>
       </w:r>
     </w:p>
     <w:p>
       <w:pPr>
         <w:numPr>
           <w:ilvl w:val="0"/>
-          <w:numId w:val="4"/>
+          <w:numId w:val="2"/>
         </w:numPr>
         <w:spacing w:line="240" w:lineRule="auto"/>
         <w:ind w:left="720" w:hanging="360"/>
         <w:rPr>
           <w:rFonts w:ascii="EB Garamond" w:cs="EB Garamond" w:eastAsia="EB Garamond" w:hAnsi="EB Garamond"/>
           <w:color w:val="434343"/>
-          <w:sz w:val="18"/>
-          <w:szCs w:val="18"/>
-        </w:rPr>
-      </w:pPr>
-      <w:r>
-        <w:rPr>
-          <w:rFonts w:ascii="EB Garamond" w:cs="EB Garamond" w:eastAsia="EB Garamond" w:hAnsi="EB Garamond"/>
-          <w:b w:val="1"/>
-          <w:bCs w:val="1"/>
-          <w:color w:val="434343"/>
-          <w:sz w:val="24"/>
-          <w:szCs w:val="24"/>
-          <w:rtl w:val="0"/>
-        </w:rPr>
-        <w:t xml:space="preserve">Architected the organization’s foundational QE platform</w:t>
-      </w:r>
-      <w:r>
-        <w:rPr>
-          <w:rFonts w:ascii="EB Garamond" w:cs="EB Garamond" w:eastAsia="EB Garamond" w:hAnsi="EB Garamond"/>
-          <w:color w:val="434343"/>
-          <w:sz w:val="24"/>
-          <w:szCs w:val="24"/>
-          <w:rtl w:val="0"/>
-        </w:rPr>
-        <w:t xml:space="preserve"> by integrating </w:t>
-      </w:r>
-      <w:r>
-        <w:rPr>
-          <w:rFonts w:ascii="EB Garamond" w:cs="EB Garamond" w:eastAsia="EB Garamond" w:hAnsi="EB Garamond"/>
-          <w:b w:val="1"/>
-          <w:bCs w:val="1"/>
-          <w:color w:val="434343"/>
-          <w:sz w:val="24"/>
-          <w:szCs w:val="24"/>
-          <w:rtl w:val="0"/>
-        </w:rPr>
-        <w:t xml:space="preserve">Docker, Nginx, Jenkins, Vault, Grafana, Grafana Loki, and InfluxDB</w:t>
-      </w:r>
-      <w:r>
-        <w:rPr>
-          <w:rFonts w:ascii="EB Garamond" w:cs="EB Garamond" w:eastAsia="EB Garamond" w:hAnsi="EB Garamond"/>
-          <w:color w:val="434343"/>
-          <w:sz w:val="24"/>
-          <w:szCs w:val="24"/>
-          <w:rtl w:val="0"/>
-        </w:rPr>
-        <w:t xml:space="preserve"> to centralize test execution and observability; reduced environment setup time by </w:t>
-      </w:r>
-      <w:r>
-        <w:rPr>
-          <w:rFonts w:ascii="EB Garamond" w:cs="EB Garamond" w:eastAsia="EB Garamond" w:hAnsi="EB Garamond"/>
-          <w:b w:val="1"/>
-          <w:bCs w:val="1"/>
-          <w:color w:val="434343"/>
-          <w:sz w:val="24"/>
-          <w:szCs w:val="24"/>
-          <w:rtl w:val="0"/>
-        </w:rPr>
-        <w:t xml:space="preserve">70%</w:t>
-      </w:r>
-      <w:r>
-        <w:rPr>
-          <w:rFonts w:ascii="EB Garamond" w:cs="EB Garamond" w:eastAsia="EB Garamond" w:hAnsi="EB Garamond"/>
-          <w:color w:val="434343"/>
-          <w:sz w:val="24"/>
-          <w:szCs w:val="24"/>
-          <w:rtl w:val="0"/>
-        </w:rPr>
-        <w:t xml:space="preserve"> and unified reporting across </w:t>
-      </w:r>
-      <w:r>
-        <w:rPr>
-          <w:rFonts w:ascii="EB Garamond" w:cs="EB Garamond" w:eastAsia="EB Garamond" w:hAnsi="EB Garamond"/>
-          <w:b w:val="1"/>
-          <w:bCs w:val="1"/>
-          <w:color w:val="434343"/>
-          <w:sz w:val="24"/>
-          <w:szCs w:val="24"/>
-          <w:rtl w:val="0"/>
-        </w:rPr>
-        <w:t xml:space="preserve">6+ cross-functional squads</w:t>
-      </w:r>
-      <w:r>
-        <w:rPr>
-          <w:rFonts w:ascii="EB Garamond" w:cs="EB Garamond" w:eastAsia="EB Garamond" w:hAnsi="EB Garamond"/>
-          <w:color w:val="434343"/>
-          <w:sz w:val="24"/>
-          <w:szCs w:val="24"/>
-          <w:rtl w:val="0"/>
-        </w:rPr>
-        <w:t xml:space="preserve">.</w:t>
+        </w:rPr>
+      </w:pPr>
+      <w:r>
+        <w:rPr>
+          <w:rFonts w:ascii="EB Garamond" w:cs="EB Garamond" w:eastAsia="EB Garamond" w:hAnsi="EB Garamond"/>
+          <w:b w:val="1"/>
+          <w:bCs w:val="1"/>
+          <w:color w:val="434343"/>
+          <w:sz w:val="24"/>
+          <w:szCs w:val="24"/>
+          <w:rtl w:val="0"/>
+        </w:rPr>
+        <w:t xml:space="preserve">Reduced Mean Time to Remediation (MTTR)</w:t>
+      </w:r>
+      <w:r>
+        <w:rPr>
+          <w:rFonts w:ascii="EB Garamond" w:cs="EB Garamond" w:eastAsia="EB Garamond" w:hAnsi="EB Garamond"/>
+          <w:color w:val="434343"/>
+          <w:sz w:val="24"/>
+          <w:szCs w:val="24"/>
+          <w:rtl w:val="0"/>
+        </w:rPr>
+        <w:t xml:space="preserve"> by architecting and engineering a serverless, event-driven security ecosystem using Hexagonal Architecture with multiple entry points (CLI and AWS EventBridge); utilized a fan-out pattern with Lambda and SQS to automate the ingestion, routing and idempotency (DynamoDB) of thousands of monthly findings via Jira..</w:t>
+      </w:r>
+      <w:r>
+        <w:rPr>
+          <w:rtl w:val="0"/>
+        </w:rPr>
+      </w:r>
+    </w:p>
+    <w:p>
+      <w:pPr>
+        <w:spacing w:line="240" w:lineRule="auto"/>
+        <w:ind w:left="720" w:firstLine="0"/>
+        <w:rPr>
+          <w:rFonts w:ascii="EB Garamond" w:cs="EB Garamond" w:eastAsia="EB Garamond" w:hAnsi="EB Garamond"/>
+          <w:color w:val="434343"/>
+          <w:sz w:val="24"/>
+          <w:szCs w:val="24"/>
+        </w:rPr>
+      </w:pPr>
+      <w:r>
+        <w:rPr>
+          <w:rtl w:val="0"/>
+        </w:rPr>
+      </w:r>
+    </w:p>
+    <w:p>
+      <w:pPr>
+        <w:spacing w:line="240" w:lineRule="auto"/>
+        <w:rPr>
+          <w:rFonts w:ascii="EB Garamond" w:cs="EB Garamond" w:eastAsia="EB Garamond" w:hAnsi="EB Garamond"/>
+          <w:b w:val="1"/>
+          <w:bCs w:val="1"/>
+          <w:color w:val="434343"/>
+          <w:sz w:val="24"/>
+          <w:szCs w:val="24"/>
+        </w:rPr>
+      </w:pPr>
+      <w:r>
+        <w:rPr>
+          <w:rFonts w:ascii="EB Garamond" w:cs="EB Garamond" w:eastAsia="EB Garamond" w:hAnsi="EB Garamond"/>
+          <w:b w:val="1"/>
+          <w:bCs w:val="1"/>
+          <w:color w:val="434343"/>
+          <w:sz w:val="24"/>
+          <w:szCs w:val="24"/>
+          <w:rtl w:val="0"/>
+        </w:rPr>
+        <w:t xml:space="preserve">Senior Associate Software Quality Engineer</w:t>
+        <w:tab/>
+        <w:tab/>
+        <w:tab/>
+        <w:t xml:space="preserve">        </w:t>
+      </w:r>
+      <w:r>
+        <w:rPr>
+          <w:rFonts w:ascii="EB Garamond" w:cs="EB Garamond" w:eastAsia="EB Garamond" w:hAnsi="EB Garamond"/>
+          <w:color w:val="434343"/>
+          <w:sz w:val="24"/>
+          <w:szCs w:val="24"/>
+          <w:rtl w:val="0"/>
+        </w:rPr>
+        <w:t xml:space="preserve">PDAX Inc, March 2025 - December 2025</w:t>
+      </w:r>
+      <w:r>
+        <w:rPr>
+          <w:rtl w:val="0"/>
+        </w:rPr>
       </w:r>
     </w:p>
     <w:p>
       <w:pPr>
         <w:numPr>
           <w:ilvl w:val="0"/>
-          <w:numId w:val="4"/>
+          <w:numId w:val="2"/>
         </w:numPr>
         <w:spacing w:line="240" w:lineRule="auto"/>
         <w:ind w:left="720" w:hanging="360"/>
         <w:rPr>
           <w:rFonts w:ascii="EB Garamond" w:cs="EB Garamond" w:eastAsia="EB Garamond" w:hAnsi="EB Garamond"/>
           <w:color w:val="434343"/>
-          <w:sz w:val="18"/>
-          <w:szCs w:val="18"/>
-        </w:rPr>
-      </w:pPr>
-      <w:r>
-        <w:rPr>
-          <w:rFonts w:ascii="EB Garamond" w:cs="EB Garamond" w:eastAsia="EB Garamond" w:hAnsi="EB Garamond"/>
-          <w:b w:val="1"/>
-          <w:bCs w:val="1"/>
-          <w:color w:val="434343"/>
-          <w:sz w:val="24"/>
-          <w:szCs w:val="24"/>
-          <w:rtl w:val="0"/>
-        </w:rPr>
-        <w:t xml:space="preserve">Designed and built a secure, standardized automation ecosystem</w:t>
-      </w:r>
-      <w:r>
-        <w:rPr>
-          <w:rFonts w:ascii="EB Garamond" w:cs="EB Garamond" w:eastAsia="EB Garamond" w:hAnsi="EB Garamond"/>
-          <w:color w:val="434343"/>
-          <w:sz w:val="24"/>
-          <w:szCs w:val="24"/>
-          <w:rtl w:val="0"/>
-        </w:rPr>
-        <w:t xml:space="preserve"> for backend and mobile (Robot Framework, Appium, BrowserStack) within a </w:t>
-      </w:r>
-      <w:r>
-        <w:rPr>
-          <w:rFonts w:ascii="EB Garamond" w:cs="EB Garamond" w:eastAsia="EB Garamond" w:hAnsi="EB Garamond"/>
-          <w:b w:val="1"/>
-          <w:bCs w:val="1"/>
-          <w:color w:val="434343"/>
-          <w:sz w:val="24"/>
-          <w:szCs w:val="24"/>
-          <w:rtl w:val="0"/>
-        </w:rPr>
-        <w:t xml:space="preserve">complex monorepo</w:t>
-      </w:r>
-      <w:r>
-        <w:rPr>
-          <w:rFonts w:ascii="EB Garamond" w:cs="EB Garamond" w:eastAsia="EB Garamond" w:hAnsi="EB Garamond"/>
-          <w:color w:val="434343"/>
-          <w:sz w:val="24"/>
-          <w:szCs w:val="24"/>
-          <w:rtl w:val="0"/>
-        </w:rPr>
-        <w:t xml:space="preserve">; utilized </w:t>
-      </w:r>
-      <w:r>
-        <w:rPr>
-          <w:rFonts w:ascii="EB Garamond" w:cs="EB Garamond" w:eastAsia="EB Garamond" w:hAnsi="EB Garamond"/>
-          <w:b w:val="1"/>
-          <w:bCs w:val="1"/>
-          <w:color w:val="434343"/>
-          <w:sz w:val="24"/>
-          <w:szCs w:val="24"/>
-          <w:rtl w:val="0"/>
-        </w:rPr>
-        <w:t xml:space="preserve">Hashicorp Vault</w:t>
-      </w:r>
-      <w:r>
-        <w:rPr>
-          <w:rFonts w:ascii="EB Garamond" w:cs="EB Garamond" w:eastAsia="EB Garamond" w:hAnsi="EB Garamond"/>
-          <w:color w:val="434343"/>
-          <w:sz w:val="24"/>
-          <w:szCs w:val="24"/>
-          <w:rtl w:val="0"/>
-        </w:rPr>
-        <w:t xml:space="preserve"> to automate 100% of secret injection, eliminating manual credential exposure across all pipelines.</w:t>
+        </w:rPr>
+      </w:pPr>
+      <w:r>
+        <w:rPr>
+          <w:rFonts w:ascii="EB Garamond" w:cs="EB Garamond" w:eastAsia="EB Garamond" w:hAnsi="EB Garamond"/>
+          <w:b w:val="1"/>
+          <w:bCs w:val="1"/>
+          <w:color w:val="434343"/>
+          <w:sz w:val="24"/>
+          <w:szCs w:val="24"/>
+          <w:rtl w:val="0"/>
+        </w:rPr>
+        <w:t xml:space="preserve">Architected the organization’s foundational QE platform</w:t>
+      </w:r>
+      <w:r>
+        <w:rPr>
+          <w:rFonts w:ascii="EB Garamond" w:cs="EB Garamond" w:eastAsia="EB Garamond" w:hAnsi="EB Garamond"/>
+          <w:color w:val="434343"/>
+          <w:sz w:val="24"/>
+          <w:szCs w:val="24"/>
+          <w:rtl w:val="0"/>
+        </w:rPr>
+        <w:t xml:space="preserve"> by integrating </w:t>
+      </w:r>
+      <w:r>
+        <w:rPr>
+          <w:rFonts w:ascii="EB Garamond" w:cs="EB Garamond" w:eastAsia="EB Garamond" w:hAnsi="EB Garamond"/>
+          <w:b w:val="1"/>
+          <w:bCs w:val="1"/>
+          <w:color w:val="434343"/>
+          <w:sz w:val="24"/>
+          <w:szCs w:val="24"/>
+          <w:rtl w:val="0"/>
+        </w:rPr>
+        <w:t xml:space="preserve">Docker, Nginx, Jenkins, Vault, Grafana, Grafana Loki, and InfluxDB</w:t>
+      </w:r>
+      <w:r>
+        <w:rPr>
+          <w:rFonts w:ascii="EB Garamond" w:cs="EB Garamond" w:eastAsia="EB Garamond" w:hAnsi="EB Garamond"/>
+          <w:color w:val="434343"/>
+          <w:sz w:val="24"/>
+          <w:szCs w:val="24"/>
+          <w:rtl w:val="0"/>
+        </w:rPr>
+        <w:t xml:space="preserve"> to centralize test execution and observability; reduced environment setup time by </w:t>
+      </w:r>
+      <w:r>
+        <w:rPr>
+          <w:rFonts w:ascii="EB Garamond" w:cs="EB Garamond" w:eastAsia="EB Garamond" w:hAnsi="EB Garamond"/>
+          <w:b w:val="1"/>
+          <w:bCs w:val="1"/>
+          <w:color w:val="434343"/>
+          <w:sz w:val="24"/>
+          <w:szCs w:val="24"/>
+          <w:rtl w:val="0"/>
+        </w:rPr>
+        <w:t xml:space="preserve">70%</w:t>
+      </w:r>
+      <w:r>
+        <w:rPr>
+          <w:rFonts w:ascii="EB Garamond" w:cs="EB Garamond" w:eastAsia="EB Garamond" w:hAnsi="EB Garamond"/>
+          <w:color w:val="434343"/>
+          <w:sz w:val="24"/>
+          <w:szCs w:val="24"/>
+          <w:rtl w:val="0"/>
+        </w:rPr>
+        <w:t xml:space="preserve"> and unified reporting across </w:t>
+      </w:r>
+      <w:r>
+        <w:rPr>
+          <w:rFonts w:ascii="EB Garamond" w:cs="EB Garamond" w:eastAsia="EB Garamond" w:hAnsi="EB Garamond"/>
+          <w:b w:val="1"/>
+          <w:bCs w:val="1"/>
+          <w:color w:val="434343"/>
+          <w:sz w:val="24"/>
+          <w:szCs w:val="24"/>
+          <w:rtl w:val="0"/>
+        </w:rPr>
+        <w:t xml:space="preserve">6+ cross-functional squads</w:t>
+      </w:r>
+      <w:r>
+        <w:rPr>
+          <w:rFonts w:ascii="EB Garamond" w:cs="EB Garamond" w:eastAsia="EB Garamond" w:hAnsi="EB Garamond"/>
+          <w:color w:val="434343"/>
+          <w:sz w:val="24"/>
+          <w:szCs w:val="24"/>
+          <w:rtl w:val="0"/>
+        </w:rPr>
+        <w:t xml:space="preserve">.</w:t>
+      </w:r>
+      <w:r>
+        <w:rPr>
+          <w:rtl w:val="0"/>
+        </w:rPr>
       </w:r>
     </w:p>
     <w:p>
       <w:pPr>
         <w:numPr>
           <w:ilvl w:val="0"/>
-          <w:numId w:val="4"/>
+          <w:numId w:val="2"/>
         </w:numPr>
         <w:spacing w:line="240" w:lineRule="auto"/>
         <w:ind w:left="720" w:hanging="360"/>
         <w:rPr>
           <w:rFonts w:ascii="EB Garamond" w:cs="EB Garamond" w:eastAsia="EB Garamond" w:hAnsi="EB Garamond"/>
           <w:color w:val="434343"/>
-          <w:sz w:val="18"/>
-          <w:szCs w:val="18"/>
+        </w:rPr>
+      </w:pPr>
+      <w:r>
+        <w:rPr>
+          <w:rFonts w:ascii="EB Garamond" w:cs="EB Garamond" w:eastAsia="EB Garamond" w:hAnsi="EB Garamond"/>
+          <w:b w:val="1"/>
+          <w:bCs w:val="1"/>
+          <w:color w:val="434343"/>
+          <w:sz w:val="24"/>
+          <w:szCs w:val="24"/>
+          <w:rtl w:val="0"/>
+        </w:rPr>
+        <w:t xml:space="preserve">Designed and built a secure, standardized automation ecosystem</w:t>
+      </w:r>
+      <w:r>
+        <w:rPr>
+          <w:rFonts w:ascii="EB Garamond" w:cs="EB Garamond" w:eastAsia="EB Garamond" w:hAnsi="EB Garamond"/>
+          <w:color w:val="434343"/>
+          <w:sz w:val="24"/>
+          <w:szCs w:val="24"/>
+          <w:rtl w:val="0"/>
+        </w:rPr>
+        <w:t xml:space="preserve"> for backend and mobile (Robot Framework, Appium, BrowserStack) within a </w:t>
+      </w:r>
+      <w:r>
+        <w:rPr>
+          <w:rFonts w:ascii="EB Garamond" w:cs="EB Garamond" w:eastAsia="EB Garamond" w:hAnsi="EB Garamond"/>
+          <w:b w:val="1"/>
+          <w:bCs w:val="1"/>
+          <w:color w:val="434343"/>
+          <w:sz w:val="24"/>
+          <w:szCs w:val="24"/>
+          <w:rtl w:val="0"/>
+        </w:rPr>
+        <w:t xml:space="preserve">complex monorepo</w:t>
+      </w:r>
+      <w:r>
+        <w:rPr>
+          <w:rFonts w:ascii="EB Garamond" w:cs="EB Garamond" w:eastAsia="EB Garamond" w:hAnsi="EB Garamond"/>
+          <w:color w:val="434343"/>
+          <w:sz w:val="24"/>
+          <w:szCs w:val="24"/>
+          <w:rtl w:val="0"/>
+        </w:rPr>
+        <w:t xml:space="preserve">; utilized </w:t>
+      </w:r>
+      <w:r>
+        <w:rPr>
+          <w:rFonts w:ascii="EB Garamond" w:cs="EB Garamond" w:eastAsia="EB Garamond" w:hAnsi="EB Garamond"/>
+          <w:b w:val="1"/>
+          <w:bCs w:val="1"/>
+          <w:color w:val="434343"/>
+          <w:sz w:val="24"/>
+          <w:szCs w:val="24"/>
+          <w:rtl w:val="0"/>
+        </w:rPr>
+        <w:t xml:space="preserve">Hashicorp Vault</w:t>
+      </w:r>
+      <w:r>
+        <w:rPr>
+          <w:rFonts w:ascii="EB Garamond" w:cs="EB Garamond" w:eastAsia="EB Garamond" w:hAnsi="EB Garamond"/>
+          <w:color w:val="434343"/>
+          <w:sz w:val="24"/>
+          <w:szCs w:val="24"/>
+          <w:rtl w:val="0"/>
+        </w:rPr>
+        <w:t xml:space="preserve"> to automate 100% of secret injection, eliminating manual credential exposure across all pipelines.</w:t>
+      </w:r>
+      <w:r>
+        <w:rPr>
+          <w:rtl w:val="0"/>
+        </w:rPr>
+      </w:r>
+    </w:p>
+    <w:p>
+      <w:pPr>
+        <w:numPr>
+          <w:ilvl w:val="0"/>
+          <w:numId w:val="2"/>
+        </w:numPr>
+        <w:spacing w:line="240" w:lineRule="auto"/>
+        <w:ind w:left="720" w:hanging="360"/>
+        <w:rPr>
+          <w:rFonts w:ascii="EB Garamond" w:cs="EB Garamond" w:eastAsia="EB Garamond" w:hAnsi="EB Garamond"/>
+          <w:color w:val="434343"/>
         </w:rPr>
       </w:pPr>
       <w:r>
@@ -1032,15 +904,13 @@
       <w:pPr>
         <w:numPr>
           <w:ilvl w:val="0"/>
-          <w:numId w:val="4"/>
+          <w:numId w:val="2"/>
         </w:numPr>
         <w:spacing w:line="240" w:lineRule="auto"/>
         <w:ind w:left="720" w:hanging="360"/>
         <w:rPr>
           <w:rFonts w:ascii="EB Garamond" w:cs="EB Garamond" w:eastAsia="EB Garamond" w:hAnsi="EB Garamond"/>
           <w:color w:val="434343"/>
-          <w:sz w:val="18"/>
-          <w:szCs w:val="18"/>
         </w:rPr>
       </w:pPr>
       <w:r>
@@ -1086,21 +956,24 @@
           <w:rtl w:val="0"/>
         </w:rPr>
         <w:t xml:space="preserve"> to automate smoke tests on PRs and full regression suites for Staging/Production deployments.</w:t>
+      </w:r>
+      <w:r>
+        <w:rPr>
+          <w:rtl w:val="0"/>
+        </w:rPr>
       </w:r>
     </w:p>
     <w:p>
       <w:pPr>
         <w:numPr>
           <w:ilvl w:val="0"/>
-          <w:numId w:val="4"/>
+          <w:numId w:val="2"/>
         </w:numPr>
         <w:spacing w:line="240" w:lineRule="auto"/>
         <w:ind w:left="720" w:hanging="360"/>
         <w:rPr>
           <w:rFonts w:ascii="EB Garamond" w:cs="EB Garamond" w:eastAsia="EB Garamond" w:hAnsi="EB Garamond"/>
           <w:color w:val="434343"/>
-          <w:sz w:val="18"/>
-          <w:szCs w:val="18"/>
         </w:rPr>
       </w:pPr>
       <w:r>
@@ -1124,21 +997,24 @@
           <w:rtl w:val="0"/>
         </w:rPr>
         <w:t xml:space="preserve"> for test repositories, enforcing QA-led test selection and approval workflows for feature, develop, and master branches.</w:t>
+      </w:r>
+      <w:r>
+        <w:rPr>
+          <w:rtl w:val="0"/>
+        </w:rPr>
       </w:r>
     </w:p>
     <w:p>
       <w:pPr>
         <w:numPr>
           <w:ilvl w:val="0"/>
-          <w:numId w:val="4"/>
+          <w:numId w:val="2"/>
         </w:numPr>
         <w:spacing w:line="240" w:lineRule="auto"/>
         <w:ind w:left="720" w:hanging="360"/>
         <w:rPr>
           <w:rFonts w:ascii="EB Garamond" w:cs="EB Garamond" w:eastAsia="EB Garamond" w:hAnsi="EB Garamond"/>
           <w:color w:val="434343"/>
-          <w:sz w:val="18"/>
-          <w:szCs w:val="18"/>
         </w:rPr>
       </w:pPr>
       <w:r>
@@ -1206,6 +1082,11 @@
           <w:rtl w:val="0"/>
         </w:rPr>
         <w:t xml:space="preserve"> for centralized secrets and modular coding abstractions.</w:t>
+      </w:r>
+      <w:r>
+        <w:rPr>
+          <w:rtl w:val="0"/>
+        </w:rPr>
       </w:r>
     </w:p>
     <w:p>
@@ -1269,15 +1150,13 @@
       <w:pPr>
         <w:numPr>
           <w:ilvl w:val="0"/>
-          <w:numId w:val="4"/>
+          <w:numId w:val="2"/>
         </w:numPr>
         <w:spacing w:line="240" w:lineRule="auto"/>
         <w:ind w:left="720" w:hanging="360"/>
         <w:rPr>
           <w:rFonts w:ascii="EB Garamond" w:cs="EB Garamond" w:eastAsia="EB Garamond" w:hAnsi="EB Garamond"/>
           <w:color w:val="434343"/>
-          <w:sz w:val="18"/>
-          <w:szCs w:val="18"/>
         </w:rPr>
       </w:pPr>
       <w:r>
@@ -1323,21 +1202,24 @@
           <w:rtl w:val="0"/>
         </w:rPr>
         <w:t xml:space="preserve">, automating the assessment of project proposals with a custom NLP pipeline.</w:t>
+      </w:r>
+      <w:r>
+        <w:rPr>
+          <w:rtl w:val="0"/>
+        </w:rPr>
       </w:r>
     </w:p>
     <w:p>
       <w:pPr>
         <w:numPr>
           <w:ilvl w:val="0"/>
-          <w:numId w:val="4"/>
+          <w:numId w:val="2"/>
         </w:numPr>
         <w:spacing w:line="240" w:lineRule="auto"/>
         <w:ind w:left="720" w:hanging="360"/>
         <w:rPr>
           <w:rFonts w:ascii="EB Garamond" w:cs="EB Garamond" w:eastAsia="EB Garamond" w:hAnsi="EB Garamond"/>
           <w:color w:val="434343"/>
-          <w:sz w:val="18"/>
-          <w:szCs w:val="18"/>
         </w:rPr>
       </w:pPr>
       <w:r>
@@ -1405,21 +1287,24 @@
           <w:rtl w:val="0"/>
         </w:rPr>
         <w:t xml:space="preserve"> for deep semantic similarity to match complex legal clauses with project requirements.</w:t>
+      </w:r>
+      <w:r>
+        <w:rPr>
+          <w:rtl w:val="0"/>
+        </w:rPr>
       </w:r>
     </w:p>
     <w:p>
       <w:pPr>
         <w:numPr>
           <w:ilvl w:val="0"/>
-          <w:numId w:val="4"/>
+          <w:numId w:val="2"/>
         </w:numPr>
         <w:spacing w:line="240" w:lineRule="auto"/>
         <w:ind w:left="720" w:hanging="360"/>
         <w:rPr>
           <w:rFonts w:ascii="EB Garamond" w:cs="EB Garamond" w:eastAsia="EB Garamond" w:hAnsi="EB Garamond"/>
           <w:color w:val="434343"/>
-          <w:sz w:val="18"/>
-          <w:szCs w:val="18"/>
         </w:rPr>
       </w:pPr>
       <w:r>
@@ -1465,21 +1350,24 @@
           <w:rtl w:val="0"/>
         </w:rPr>
         <w:t xml:space="preserve">, enabling encrypted, firewall-friendly remote access for the evaluation system.</w:t>
+      </w:r>
+      <w:r>
+        <w:rPr>
+          <w:rtl w:val="0"/>
+        </w:rPr>
       </w:r>
     </w:p>
     <w:p>
       <w:pPr>
         <w:numPr>
           <w:ilvl w:val="0"/>
-          <w:numId w:val="4"/>
+          <w:numId w:val="2"/>
         </w:numPr>
         <w:spacing w:line="240" w:lineRule="auto"/>
         <w:ind w:left="720" w:hanging="360"/>
         <w:rPr>
           <w:rFonts w:ascii="EB Garamond" w:cs="EB Garamond" w:eastAsia="EB Garamond" w:hAnsi="EB Garamond"/>
           <w:color w:val="434343"/>
-          <w:sz w:val="18"/>
-          <w:szCs w:val="18"/>
         </w:rPr>
       </w:pPr>
       <w:r>
@@ -1547,6 +1435,11 @@
           <w:rtl w:val="0"/>
         </w:rPr>
         <w:t xml:space="preserve"> during the prototyping phase.</w:t>
+      </w:r>
+      <w:r>
+        <w:rPr>
+          <w:rtl w:val="0"/>
+        </w:rPr>
       </w:r>
     </w:p>
     <w:p>
@@ -1607,16 +1500,16 @@
           <mc:Choice Requires="wpg">
             <w:drawing>
               <wp:inline distB="114300" distT="114300" distL="114300" distR="114300">
-                <wp:extent cx="6858000" cy="12700"/>
+                <wp:extent cx="6867525" cy="22225"/>
                 <wp:effectExtent b="0" l="0" r="0" t="0"/>
-                <wp:docPr id="4" name=""/>
+                <wp:docPr id="9" name=""/>
                 <a:graphic>
                   <a:graphicData uri="http://schemas.microsoft.com/office/word/2010/wordprocessingShape">
                     <wps:wsp>
                       <wps:cNvCnPr/>
                       <wps:spPr>
                         <a:xfrm>
-                          <a:off x="251000" y="1521925"/>
+                          <a:off x="1498200" y="3780000"/>
                           <a:ext cx="7695600" cy="0"/>
                         </a:xfrm>
                         <a:prstGeom prst="straightConnector1">
@@ -1629,8 +1522,8 @@
                           </a:solidFill>
                           <a:prstDash val="solid"/>
                           <a:round/>
-                          <a:headEnd len="med" w="med" type="none"/>
-                          <a:tailEnd len="med" w="med" type="none"/>
+                          <a:headEnd len="sm" w="sm" type="none"/>
+                          <a:tailEnd len="sm" w="sm" type="none"/>
                         </a:ln>
                       </wps:spPr>
                       <wps:bodyPr anchorCtr="0" anchor="ctr" bIns="91425" lIns="91425" spcFirstLastPara="1" rIns="91425" wrap="square" tIns="91425">
@@ -1645,9 +1538,9 @@
           <mc:Fallback>
             <w:drawing>
               <wp:inline distB="114300" distT="114300" distL="114300" distR="114300">
-                <wp:extent cx="6858000" cy="12700"/>
+                <wp:extent cx="6867525" cy="22225"/>
                 <wp:effectExtent b="0" l="0" r="0" t="0"/>
-                <wp:docPr id="4" name="image4.png"/>
+                <wp:docPr id="9" name="image4.png"/>
                 <a:graphic>
                   <a:graphicData uri="http://schemas.openxmlformats.org/drawingml/2006/picture">
                     <pic:pic>
@@ -1656,7 +1549,7 @@
                         <pic:cNvPicPr preferRelativeResize="0"/>
                       </pic:nvPicPr>
                       <pic:blipFill>
-                        <a:blip r:embed="rId6"/>
+                        <a:blip r:embed="rId7"/>
                         <a:srcRect/>
                         <a:stretch>
                           <a:fillRect/>
@@ -1665,7 +1558,7 @@
                       <pic:spPr>
                         <a:xfrm>
                           <a:off x="0" y="0"/>
-                          <a:ext cx="6858000" cy="12700"/>
+                          <a:ext cx="6867525" cy="22225"/>
                         </a:xfrm>
                         <a:prstGeom prst="rect"/>
                         <a:ln/>
@@ -1730,7 +1623,7 @@
           <w:szCs w:val="24"/>
           <w:rtl w:val="0"/>
         </w:rPr>
-        <w:t xml:space="preserve">Data Science, Full Stack Engineering, Quality Engineering, DevSecOps, Architecture, Design Patterns</w:t>
+        <w:t xml:space="preserve">Data Science, Full Stack Engineering, Quality Engineering, Architecture, Design Patterns</w:t>
       </w:r>
     </w:p>
     <w:p>
@@ -1763,7 +1656,7 @@
           <w:szCs w:val="24"/>
           <w:rtl w:val="0"/>
         </w:rPr>
-        <w:t xml:space="preserve"> Python, Javascript, TypeScript, PHP, Bash, SQL, Java, R, Dart, C#, Arduino</w:t>
+        <w:t xml:space="preserve"> TypeScript, Go, Python, PHP, Bash, SQL, Dart</w:t>
       </w:r>
     </w:p>
     <w:p>
@@ -1819,105 +1712,6 @@
           <w:szCs w:val="24"/>
           <w:rtl w:val="0"/>
         </w:rPr>
-        <w:t xml:space="preserve">Frameworks: </w:t>
-      </w:r>
-      <w:r>
-        <w:rPr>
-          <w:rFonts w:ascii="EB Garamond" w:cs="EB Garamond" w:eastAsia="EB Garamond" w:hAnsi="EB Garamond"/>
-          <w:color w:val="434343"/>
-          <w:sz w:val="24"/>
-          <w:szCs w:val="24"/>
-          <w:rtl w:val="0"/>
-        </w:rPr>
-        <w:t xml:space="preserve">React, Next.js, Nest.js, Flask, FastAPI, Laravel, Flutter, JavaFX, TailwindCSS, K6, Robot Framework</w:t>
-      </w:r>
-    </w:p>
-    <w:p>
-      <w:pPr>
-        <w:spacing w:line="240" w:lineRule="auto"/>
-        <w:rPr>
-          <w:rFonts w:ascii="EB Garamond" w:cs="EB Garamond" w:eastAsia="EB Garamond" w:hAnsi="EB Garamond"/>
-          <w:color w:val="434343"/>
-          <w:sz w:val="24"/>
-          <w:szCs w:val="24"/>
-        </w:rPr>
-      </w:pPr>
-      <w:r>
-        <w:rPr>
-          <w:rFonts w:ascii="EB Garamond" w:cs="EB Garamond" w:eastAsia="EB Garamond" w:hAnsi="EB Garamond"/>
-          <w:b w:val="1"/>
-          <w:bCs w:val="1"/>
-          <w:color w:val="434343"/>
-          <w:sz w:val="24"/>
-          <w:szCs w:val="24"/>
-          <w:rtl w:val="0"/>
-        </w:rPr>
-        <w:t xml:space="preserve">Databases:</w:t>
-      </w:r>
-      <w:r>
-        <w:rPr>
-          <w:rFonts w:ascii="EB Garamond" w:cs="EB Garamond" w:eastAsia="EB Garamond" w:hAnsi="EB Garamond"/>
-          <w:color w:val="434343"/>
-          <w:sz w:val="24"/>
-          <w:szCs w:val="24"/>
-          <w:rtl w:val="0"/>
-        </w:rPr>
-        <w:t xml:space="preserve"> PostgreSQL, MySQL, NoSQL, InfluxDB, Supabase, PocketBase, </w:t>
-      </w:r>
-    </w:p>
-    <w:p>
-      <w:pPr>
-        <w:spacing w:line="240" w:lineRule="auto"/>
-        <w:rPr>
-          <w:rFonts w:ascii="EB Garamond" w:cs="EB Garamond" w:eastAsia="EB Garamond" w:hAnsi="EB Garamond"/>
-          <w:color w:val="434343"/>
-          <w:sz w:val="24"/>
-          <w:szCs w:val="24"/>
-        </w:rPr>
-      </w:pPr>
-      <w:r>
-        <w:rPr>
-          <w:rFonts w:ascii="EB Garamond" w:cs="EB Garamond" w:eastAsia="EB Garamond" w:hAnsi="EB Garamond"/>
-          <w:b w:val="1"/>
-          <w:bCs w:val="1"/>
-          <w:color w:val="434343"/>
-          <w:sz w:val="24"/>
-          <w:szCs w:val="24"/>
-          <w:rtl w:val="0"/>
-        </w:rPr>
-        <w:t xml:space="preserve">Data Science &amp; AI:</w:t>
-      </w:r>
-      <w:r>
-        <w:rPr>
-          <w:rFonts w:ascii="EB Garamond" w:cs="EB Garamond" w:eastAsia="EB Garamond" w:hAnsi="EB Garamond"/>
-          <w:color w:val="434343"/>
-          <w:sz w:val="24"/>
-          <w:szCs w:val="24"/>
-          <w:rtl w:val="0"/>
-        </w:rPr>
-        <w:t xml:space="preserve"> Pandas, Seaborn, Scikit-learn, Streamlit,  Jupyter, PydanticAI, Ggplot, Plotly</w:t>
-      </w:r>
-    </w:p>
-    <w:p>
-      <w:pPr>
-        <w:spacing w:line="240" w:lineRule="auto"/>
-        <w:rPr>
-          <w:rFonts w:ascii="EB Garamond" w:cs="EB Garamond" w:eastAsia="EB Garamond" w:hAnsi="EB Garamond"/>
-          <w:color w:val="434343"/>
-          <w:sz w:val="24"/>
-          <w:szCs w:val="24"/>
-        </w:rPr>
-      </w:pPr>
-      <w:r>
-        <w:rPr>
-          <w:rFonts w:ascii="EB Garamond" w:cs="EB Garamond" w:eastAsia="EB Garamond" w:hAnsi="EB Garamond"/>
-          <w:b w:val="1"/>
-          <w:bCs w:val="1"/>
-          <w:color w:val="434343"/>
-          <w:sz w:val="24"/>
-          <w:szCs w:val="24"/>
-          <w:rtl w:val="0"/>
-        </w:rPr>
         <w:t xml:space="preserve">Systems &amp; Tools:</w:t>
       </w:r>
       <w:r>
@@ -1928,7 +1722,27 @@
           <w:szCs w:val="24"/>
           <w:rtl w:val="0"/>
         </w:rPr>
-        <w:t xml:space="preserve"> Linux (Arch/CachyOS/Ubuntu/Zorin), Tmux, Neovim, Adobe Ecosystem</w:t>
+        <w:t xml:space="preserve"> Linux, Arch, </w:t>
+      </w:r>
+      <w:r>
+        <w:rPr>
+          <w:rFonts w:ascii="EB Garamond" w:cs="EB Garamond" w:eastAsia="EB Garamond" w:hAnsi="EB Garamond"/>
+          <w:color w:val="434343"/>
+          <w:sz w:val="24"/>
+          <w:szCs w:val="24"/>
+          <w:rtl w:val="0"/>
+        </w:rPr>
+        <w:t xml:space="preserve">Hyprland</w:t>
+      </w:r>
+      <w:r>
+        <w:rPr>
+          <w:rFonts w:ascii="EB Garamond" w:cs="EB Garamond" w:eastAsia="EB Garamond" w:hAnsi="EB Garamond"/>
+          <w:color w:val="434343"/>
+          <w:sz w:val="24"/>
+          <w:szCs w:val="24"/>
+          <w:rtl w:val="0"/>
+        </w:rPr>
+        <w:t xml:space="preserve">, Tmux, Neovim</w:t>
       </w:r>
       <w:r>
         <w:br w:type="page"/>
@@ -1981,16 +1795,16 @@
           <mc:Choice Requires="wpg">
             <w:drawing>
               <wp:inline distB="114300" distT="114300" distL="114300" distR="114300">
-                <wp:extent cx="6858000" cy="12700"/>
+                <wp:extent cx="6867525" cy="22225"/>
                 <wp:effectExtent b="0" l="0" r="0" t="0"/>
-                <wp:docPr id="1" name=""/>
+                <wp:docPr id="8" name=""/>
                 <a:graphic>
                   <a:graphicData uri="http://schemas.microsoft.com/office/word/2010/wordprocessingShape">
                     <wps:wsp>
                       <wps:cNvCnPr/>
                       <wps:spPr>
                         <a:xfrm>
-                          <a:off x="251000" y="1521925"/>
+                          <a:off x="1498200" y="3780000"/>
                           <a:ext cx="7695600" cy="0"/>
                         </a:xfrm>
                         <a:prstGeom prst="straightConnector1">
@@ -2003,8 +1817,8 @@
                           </a:solidFill>
                           <a:prstDash val="solid"/>
                           <a:round/>
-                          <a:headEnd len="med" w="med" type="none"/>
-                          <a:tailEnd len="med" w="med" type="none"/>
+                          <a:headEnd len="sm" w="sm" type="none"/>
+                          <a:tailEnd len="sm" w="sm" type="none"/>
                         </a:ln>
                       </wps:spPr>
                       <wps:bodyPr anchorCtr="0" anchor="ctr" bIns="91425" lIns="91425" spcFirstLastPara="1" rIns="91425" wrap="square" tIns="91425">
@@ -2019,18 +1833,18 @@
           <mc:Fallback>
             <w:drawing>
               <wp:inline distB="114300" distT="114300" distL="114300" distR="114300">
-                <wp:extent cx="6858000" cy="12700"/>
+                <wp:extent cx="6867525" cy="22225"/>
                 <wp:effectExtent b="0" l="0" r="0" t="0"/>
-                <wp:docPr id="1" name="image1.png"/>
+                <wp:docPr id="8" name="image3.png"/>
                 <a:graphic>
                   <a:graphicData uri="http://schemas.openxmlformats.org/drawingml/2006/picture">
                     <pic:pic>
                       <pic:nvPicPr>
-                        <pic:cNvPr id="0" name="image1.png"/>
+                        <pic:cNvPr id="0" name="image3.png"/>
                         <pic:cNvPicPr preferRelativeResize="0"/>
                       </pic:nvPicPr>
                       <pic:blipFill>
-                        <a:blip r:embed="rId6"/>
+                        <a:blip r:embed="rId7"/>
                         <a:srcRect/>
                         <a:stretch>
                           <a:fillRect/>
@@ -2039,7 +1853,7 @@
                       <pic:spPr>
                         <a:xfrm>
                           <a:off x="0" y="0"/>
-                          <a:ext cx="6858000" cy="12700"/>
+                          <a:ext cx="6867525" cy="22225"/>
                         </a:xfrm>
                         <a:prstGeom prst="rect"/>
                         <a:ln/>
@@ -2079,893 +1893,1614 @@
         <w:spacing w:line="240" w:lineRule="auto"/>
         <w:rPr>
           <w:rFonts w:ascii="EB Garamond" w:cs="EB Garamond" w:eastAsia="EB Garamond" w:hAnsi="EB Garamond"/>
-          <w:color w:val="434343"/>
-          <w:sz w:val="24"/>
-          <w:szCs w:val="24"/>
-        </w:rPr>
-      </w:pPr>
-      <w:r>
-        <w:rPr>
-          <w:rFonts w:ascii="EB Garamond" w:cs="EB Garamond" w:eastAsia="EB Garamond" w:hAnsi="EB Garamond"/>
-          <w:b w:val="1"/>
-          <w:bCs w:val="1"/>
-          <w:color w:val="434343"/>
-          <w:sz w:val="24"/>
-          <w:szCs w:val="24"/>
-          <w:rtl w:val="0"/>
-        </w:rPr>
-        <w:t xml:space="preserve">Anonalyze: An AI and NLP-Enhanced Platform for Sentiment and Insight Extraction</w:t>
-        <w:tab/>
+          <w:b w:val="1"/>
+          <w:bCs w:val="1"/>
+          <w:color w:val="434343"/>
+          <w:sz w:val="20"/>
+          <w:szCs w:val="20"/>
+        </w:rPr>
+      </w:pPr>
+      <w:r>
+        <w:rPr>
+          <w:rFonts w:ascii="EB Garamond" w:cs="EB Garamond" w:eastAsia="EB Garamond" w:hAnsi="EB Garamond"/>
+          <w:b w:val="1"/>
+          <w:bCs w:val="1"/>
+          <w:color w:val="434343"/>
+          <w:sz w:val="24"/>
+          <w:szCs w:val="24"/>
+          <w:rtl w:val="0"/>
+        </w:rPr>
+        <w:t xml:space="preserve">Itala Personal Finance Platform</w:t>
         <w:tab/>
         <w:tab/>
         <w:t xml:space="preserve">    </w:t>
-      </w:r>
-      <w:r>
-        <w:rPr>
-          <w:rFonts w:ascii="EB Garamond" w:cs="EB Garamond" w:eastAsia="EB Garamond" w:hAnsi="EB Garamond"/>
-          <w:color w:val="434343"/>
-          <w:sz w:val="24"/>
-          <w:szCs w:val="24"/>
-          <w:rtl w:val="0"/>
-        </w:rPr>
-        <w:t xml:space="preserve">2024</w:t>
+        <w:tab/>
+        <w:tab/>
+        <w:tab/>
+        <w:tab/>
+        <w:tab/>
+        <w:t xml:space="preserve">    </w:t>
+        <w:tab/>
+        <w:tab/>
+        <w:tab/>
+        <w:t xml:space="preserve">    </w:t>
+      </w:r>
+      <w:r>
+        <w:rPr>
+          <w:rFonts w:ascii="EB Garamond" w:cs="EB Garamond" w:eastAsia="EB Garamond" w:hAnsi="EB Garamond"/>
+          <w:color w:val="434343"/>
+          <w:sz w:val="24"/>
+          <w:szCs w:val="24"/>
+          <w:rtl w:val="0"/>
+        </w:rPr>
+        <w:t xml:space="preserve">2026</w:t>
+      </w:r>
+      <w:r>
+        <w:rPr>
+          <w:rtl w:val="0"/>
+        </w:rPr>
       </w:r>
     </w:p>
     <w:p>
       <w:pPr>
         <w:numPr>
           <w:ilvl w:val="0"/>
-          <w:numId w:val="7"/>
+          <w:numId w:val="3"/>
         </w:numPr>
         <w:spacing w:line="240" w:lineRule="auto"/>
         <w:ind w:left="720" w:hanging="360"/>
         <w:rPr>
           <w:rFonts w:ascii="EB Garamond" w:cs="EB Garamond" w:eastAsia="EB Garamond" w:hAnsi="EB Garamond"/>
-          <w:b w:val="1"/>
-          <w:bCs w:val="1"/>
-          <w:color w:val="434343"/>
-          <w:sz w:val="20"/>
-          <w:szCs w:val="20"/>
-        </w:rPr>
-      </w:pPr>
-      <w:r>
-        <w:rPr>
-          <w:rFonts w:ascii="EB Garamond" w:cs="EB Garamond" w:eastAsia="EB Garamond" w:hAnsi="EB Garamond"/>
-          <w:b w:val="1"/>
-          <w:bCs w:val="1"/>
-          <w:color w:val="434343"/>
-          <w:sz w:val="24"/>
-          <w:szCs w:val="24"/>
-          <w:rtl w:val="0"/>
-        </w:rPr>
-        <w:t xml:space="preserve">Project repository: https://github.com/hyoaru/anonalyze</w:t>
+          <w:color w:val="434343"/>
+        </w:rPr>
+      </w:pPr>
+      <w:r>
+        <w:rPr>
+          <w:rFonts w:ascii="EB Garamond" w:cs="EB Garamond" w:eastAsia="EB Garamond" w:hAnsi="EB Garamond"/>
+          <w:b w:val="1"/>
+          <w:bCs w:val="1"/>
+          <w:color w:val="434343"/>
+          <w:sz w:val="24"/>
+          <w:szCs w:val="24"/>
+          <w:rtl w:val="0"/>
+        </w:rPr>
+        <w:t xml:space="preserve">Designed and built an end-to-end personal finance platform from the ground up</w:t>
+      </w:r>
+      <w:r>
+        <w:rPr>
+          <w:rFonts w:ascii="EB Garamond" w:cs="EB Garamond" w:eastAsia="EB Garamond" w:hAnsi="EB Garamond"/>
+          <w:color w:val="434343"/>
+          <w:sz w:val="24"/>
+          <w:szCs w:val="24"/>
+          <w:rtl w:val="0"/>
+        </w:rPr>
+        <w:t xml:space="preserve">, spanning a </w:t>
+      </w:r>
+      <w:r>
+        <w:rPr>
+          <w:rFonts w:ascii="EB Garamond" w:cs="EB Garamond" w:eastAsia="EB Garamond" w:hAnsi="EB Garamond"/>
+          <w:b w:val="1"/>
+          <w:bCs w:val="1"/>
+          <w:color w:val="434343"/>
+          <w:sz w:val="24"/>
+          <w:szCs w:val="24"/>
+          <w:rtl w:val="0"/>
+        </w:rPr>
+        <w:t xml:space="preserve">React 19 </w:t>
+      </w:r>
+      <w:r>
+        <w:rPr>
+          <w:rFonts w:ascii="EB Garamond" w:cs="EB Garamond" w:eastAsia="EB Garamond" w:hAnsi="EB Garamond"/>
+          <w:color w:val="434343"/>
+          <w:sz w:val="24"/>
+          <w:szCs w:val="24"/>
+          <w:rtl w:val="0"/>
+        </w:rPr>
+        <w:t xml:space="preserve">and </w:t>
+      </w:r>
+      <w:r>
+        <w:rPr>
+          <w:rFonts w:ascii="EB Garamond" w:cs="EB Garamond" w:eastAsia="EB Garamond" w:hAnsi="EB Garamond"/>
+          <w:b w:val="1"/>
+          <w:bCs w:val="1"/>
+          <w:color w:val="434343"/>
+          <w:sz w:val="24"/>
+          <w:szCs w:val="24"/>
+          <w:rtl w:val="0"/>
+        </w:rPr>
+        <w:t xml:space="preserve">TypeScript PWA frontend</w:t>
+      </w:r>
+      <w:r>
+        <w:rPr>
+          <w:rFonts w:ascii="EB Garamond" w:cs="EB Garamond" w:eastAsia="EB Garamond" w:hAnsi="EB Garamond"/>
+          <w:color w:val="434343"/>
+          <w:sz w:val="24"/>
+          <w:szCs w:val="24"/>
+          <w:rtl w:val="0"/>
+        </w:rPr>
+        <w:t xml:space="preserve">, a </w:t>
+      </w:r>
+      <w:r>
+        <w:rPr>
+          <w:rFonts w:ascii="EB Garamond" w:cs="EB Garamond" w:eastAsia="EB Garamond" w:hAnsi="EB Garamond"/>
+          <w:b w:val="1"/>
+          <w:bCs w:val="1"/>
+          <w:color w:val="434343"/>
+          <w:sz w:val="24"/>
+          <w:szCs w:val="24"/>
+          <w:rtl w:val="0"/>
+        </w:rPr>
+        <w:t xml:space="preserve">Go REST API on AWS Lambda behind API Gateway</w:t>
+      </w:r>
+      <w:r>
+        <w:rPr>
+          <w:rFonts w:ascii="EB Garamond" w:cs="EB Garamond" w:eastAsia="EB Garamond" w:hAnsi="EB Garamond"/>
+          <w:color w:val="434343"/>
+          <w:sz w:val="24"/>
+          <w:szCs w:val="24"/>
+          <w:rtl w:val="0"/>
+        </w:rPr>
+        <w:t xml:space="preserve">, event-driven </w:t>
+      </w:r>
+      <w:r>
+        <w:rPr>
+          <w:rFonts w:ascii="EB Garamond" w:cs="EB Garamond" w:eastAsia="EB Garamond" w:hAnsi="EB Garamond"/>
+          <w:b w:val="1"/>
+          <w:bCs w:val="1"/>
+          <w:color w:val="434343"/>
+          <w:sz w:val="24"/>
+          <w:szCs w:val="24"/>
+          <w:rtl w:val="0"/>
+        </w:rPr>
+        <w:t xml:space="preserve">Go workers</w:t>
+      </w:r>
+      <w:r>
+        <w:rPr>
+          <w:rFonts w:ascii="EB Garamond" w:cs="EB Garamond" w:eastAsia="EB Garamond" w:hAnsi="EB Garamond"/>
+          <w:color w:val="434343"/>
+          <w:sz w:val="24"/>
+          <w:szCs w:val="24"/>
+          <w:rtl w:val="0"/>
+        </w:rPr>
+        <w:t xml:space="preserve"> for Cognito sign-up flows, and </w:t>
+      </w:r>
+      <w:r>
+        <w:rPr>
+          <w:rFonts w:ascii="EB Garamond" w:cs="EB Garamond" w:eastAsia="EB Garamond" w:hAnsi="EB Garamond"/>
+          <w:b w:val="1"/>
+          <w:bCs w:val="1"/>
+          <w:color w:val="434343"/>
+          <w:sz w:val="24"/>
+          <w:szCs w:val="24"/>
+          <w:rtl w:val="0"/>
+        </w:rPr>
+        <w:t xml:space="preserve">AWS CDK infrastructure-as-code </w:t>
+      </w:r>
+      <w:r>
+        <w:rPr>
+          <w:rFonts w:ascii="EB Garamond" w:cs="EB Garamond" w:eastAsia="EB Garamond" w:hAnsi="EB Garamond"/>
+          <w:color w:val="434343"/>
+          <w:sz w:val="24"/>
+          <w:szCs w:val="24"/>
+          <w:rtl w:val="0"/>
+        </w:rPr>
+        <w:t xml:space="preserve">across staging and production.</w:t>
       </w:r>
     </w:p>
     <w:p>
       <w:pPr>
         <w:numPr>
           <w:ilvl w:val="0"/>
-          <w:numId w:val="6"/>
+          <w:numId w:val="3"/>
         </w:numPr>
         <w:spacing w:line="240" w:lineRule="auto"/>
         <w:ind w:left="720" w:hanging="360"/>
         <w:rPr>
           <w:rFonts w:ascii="EB Garamond" w:cs="EB Garamond" w:eastAsia="EB Garamond" w:hAnsi="EB Garamond"/>
           <w:color w:val="434343"/>
-          <w:sz w:val="20"/>
-          <w:szCs w:val="20"/>
-        </w:rPr>
-      </w:pPr>
-      <w:r>
-        <w:rPr>
-          <w:rFonts w:ascii="EB Garamond" w:cs="EB Garamond" w:eastAsia="EB Garamond" w:hAnsi="EB Garamond"/>
-          <w:color w:val="434343"/>
-          <w:sz w:val="24"/>
-          <w:szCs w:val="24"/>
-          <w:rtl w:val="0"/>
-        </w:rPr>
-        <w:t xml:space="preserve">Designed and implemented a </w:t>
-      </w:r>
-      <w:r>
-        <w:rPr>
-          <w:rFonts w:ascii="EB Garamond" w:cs="EB Garamond" w:eastAsia="EB Garamond" w:hAnsi="EB Garamond"/>
-          <w:b w:val="1"/>
-          <w:bCs w:val="1"/>
-          <w:color w:val="434343"/>
-          <w:sz w:val="24"/>
-          <w:szCs w:val="24"/>
-          <w:rtl w:val="0"/>
-        </w:rPr>
-        <w:t xml:space="preserve">supervised machine learning model</w:t>
-      </w:r>
-      <w:r>
-        <w:rPr>
-          <w:rFonts w:ascii="EB Garamond" w:cs="EB Garamond" w:eastAsia="EB Garamond" w:hAnsi="EB Garamond"/>
-          <w:color w:val="434343"/>
-          <w:sz w:val="24"/>
-          <w:szCs w:val="24"/>
-          <w:rtl w:val="0"/>
-        </w:rPr>
-        <w:t xml:space="preserve"> using </w:t>
-      </w:r>
-      <w:r>
-        <w:rPr>
-          <w:rFonts w:ascii="EB Garamond" w:cs="EB Garamond" w:eastAsia="EB Garamond" w:hAnsi="EB Garamond"/>
-          <w:b w:val="1"/>
-          <w:bCs w:val="1"/>
-          <w:color w:val="434343"/>
-          <w:sz w:val="24"/>
-          <w:szCs w:val="24"/>
-          <w:rtl w:val="0"/>
-        </w:rPr>
-        <w:t xml:space="preserve">Pandas</w:t>
-      </w:r>
-      <w:r>
-        <w:rPr>
-          <w:rFonts w:ascii="EB Garamond" w:cs="EB Garamond" w:eastAsia="EB Garamond" w:hAnsi="EB Garamond"/>
-          <w:color w:val="434343"/>
-          <w:sz w:val="24"/>
-          <w:szCs w:val="24"/>
-          <w:rtl w:val="0"/>
-        </w:rPr>
-        <w:t xml:space="preserve">, </w:t>
-      </w:r>
-      <w:r>
-        <w:rPr>
-          <w:rFonts w:ascii="EB Garamond" w:cs="EB Garamond" w:eastAsia="EB Garamond" w:hAnsi="EB Garamond"/>
-          <w:b w:val="1"/>
-          <w:bCs w:val="1"/>
-          <w:color w:val="434343"/>
-          <w:sz w:val="24"/>
-          <w:szCs w:val="24"/>
-          <w:rtl w:val="0"/>
-        </w:rPr>
-        <w:t xml:space="preserve">NumPy</w:t>
-      </w:r>
-      <w:r>
-        <w:rPr>
-          <w:rFonts w:ascii="EB Garamond" w:cs="EB Garamond" w:eastAsia="EB Garamond" w:hAnsi="EB Garamond"/>
-          <w:color w:val="434343"/>
-          <w:sz w:val="24"/>
-          <w:szCs w:val="24"/>
-          <w:rtl w:val="0"/>
-        </w:rPr>
-        <w:t xml:space="preserve">, </w:t>
-      </w:r>
-      <w:r>
-        <w:rPr>
-          <w:rFonts w:ascii="EB Garamond" w:cs="EB Garamond" w:eastAsia="EB Garamond" w:hAnsi="EB Garamond"/>
-          <w:b w:val="1"/>
-          <w:bCs w:val="1"/>
-          <w:color w:val="434343"/>
-          <w:sz w:val="24"/>
-          <w:szCs w:val="24"/>
-          <w:rtl w:val="0"/>
-        </w:rPr>
-        <w:t xml:space="preserve">Scikit-Learn</w:t>
-      </w:r>
-      <w:r>
-        <w:rPr>
-          <w:rFonts w:ascii="EB Garamond" w:cs="EB Garamond" w:eastAsia="EB Garamond" w:hAnsi="EB Garamond"/>
-          <w:color w:val="434343"/>
-          <w:sz w:val="24"/>
-          <w:szCs w:val="24"/>
-          <w:rtl w:val="0"/>
-        </w:rPr>
-        <w:t xml:space="preserve">, and </w:t>
-      </w:r>
-      <w:r>
-        <w:rPr>
-          <w:rFonts w:ascii="EB Garamond" w:cs="EB Garamond" w:eastAsia="EB Garamond" w:hAnsi="EB Garamond"/>
-          <w:b w:val="1"/>
-          <w:bCs w:val="1"/>
-          <w:color w:val="434343"/>
-          <w:sz w:val="24"/>
-          <w:szCs w:val="24"/>
-          <w:rtl w:val="0"/>
-        </w:rPr>
-        <w:t xml:space="preserve">Jupyter Notebook</w:t>
-      </w:r>
-      <w:r>
-        <w:rPr>
-          <w:rFonts w:ascii="EB Garamond" w:cs="EB Garamond" w:eastAsia="EB Garamond" w:hAnsi="EB Garamond"/>
-          <w:color w:val="434343"/>
-          <w:sz w:val="24"/>
-          <w:szCs w:val="24"/>
-          <w:rtl w:val="0"/>
-        </w:rPr>
-        <w:t xml:space="preserve"> with a </w:t>
-      </w:r>
-      <w:r>
-        <w:rPr>
-          <w:rFonts w:ascii="EB Garamond" w:cs="EB Garamond" w:eastAsia="EB Garamond" w:hAnsi="EB Garamond"/>
-          <w:b w:val="1"/>
-          <w:bCs w:val="1"/>
-          <w:color w:val="434343"/>
-          <w:sz w:val="24"/>
-          <w:szCs w:val="24"/>
-          <w:rtl w:val="0"/>
-        </w:rPr>
-        <w:t xml:space="preserve">Multinomial Naive Bayes</w:t>
-      </w:r>
-      <w:r>
-        <w:rPr>
-          <w:rFonts w:ascii="EB Garamond" w:cs="EB Garamond" w:eastAsia="EB Garamond" w:hAnsi="EB Garamond"/>
-          <w:color w:val="434343"/>
-          <w:sz w:val="24"/>
-          <w:szCs w:val="24"/>
-          <w:rtl w:val="0"/>
-        </w:rPr>
-        <w:t xml:space="preserve"> classifier. The model predicts the </w:t>
-      </w:r>
-      <w:r>
-        <w:rPr>
-          <w:rFonts w:ascii="EB Garamond" w:cs="EB Garamond" w:eastAsia="EB Garamond" w:hAnsi="EB Garamond"/>
-          <w:b w:val="1"/>
-          <w:bCs w:val="1"/>
-          <w:color w:val="434343"/>
-          <w:sz w:val="24"/>
-          <w:szCs w:val="24"/>
-          <w:rtl w:val="0"/>
-        </w:rPr>
-        <w:t xml:space="preserve">sentiment</w:t>
-      </w:r>
-      <w:r>
-        <w:rPr>
-          <w:rFonts w:ascii="EB Garamond" w:cs="EB Garamond" w:eastAsia="EB Garamond" w:hAnsi="EB Garamond"/>
-          <w:color w:val="434343"/>
-          <w:sz w:val="24"/>
-          <w:szCs w:val="24"/>
-          <w:rtl w:val="0"/>
-        </w:rPr>
-        <w:t xml:space="preserve"> and </w:t>
-      </w:r>
-      <w:r>
-        <w:rPr>
-          <w:rFonts w:ascii="EB Garamond" w:cs="EB Garamond" w:eastAsia="EB Garamond" w:hAnsi="EB Garamond"/>
-          <w:b w:val="1"/>
-          <w:bCs w:val="1"/>
-          <w:color w:val="434343"/>
-          <w:sz w:val="24"/>
-          <w:szCs w:val="24"/>
-          <w:rtl w:val="0"/>
-        </w:rPr>
-        <w:t xml:space="preserve">emotion</w:t>
-      </w:r>
-      <w:r>
-        <w:rPr>
-          <w:rFonts w:ascii="EB Garamond" w:cs="EB Garamond" w:eastAsia="EB Garamond" w:hAnsi="EB Garamond"/>
-          <w:color w:val="434343"/>
-          <w:sz w:val="24"/>
-          <w:szCs w:val="24"/>
-          <w:rtl w:val="0"/>
-        </w:rPr>
-        <w:t xml:space="preserve"> of sentences using an emotion dataset from Kaggle.</w:t>
+        </w:rPr>
+      </w:pPr>
+      <w:r>
+        <w:rPr>
+          <w:rFonts w:ascii="EB Garamond" w:cs="EB Garamond" w:eastAsia="EB Garamond" w:hAnsi="EB Garamond"/>
+          <w:b w:val="1"/>
+          <w:bCs w:val="1"/>
+          <w:color w:val="434343"/>
+          <w:sz w:val="24"/>
+          <w:szCs w:val="24"/>
+          <w:rtl w:val="0"/>
+        </w:rPr>
+        <w:t xml:space="preserve">Implemented hexagonal architecture across every service</w:t>
+      </w:r>
+      <w:r>
+        <w:rPr>
+          <w:rFonts w:ascii="EB Garamond" w:cs="EB Garamond" w:eastAsia="EB Garamond" w:hAnsi="EB Garamond"/>
+          <w:color w:val="434343"/>
+          <w:sz w:val="24"/>
+          <w:szCs w:val="24"/>
+          <w:rtl w:val="0"/>
+        </w:rPr>
+        <w:t xml:space="preserve">, with framework-free domain entities and use cases, decorator-based logging and error handling, and single-table </w:t>
+      </w:r>
+      <w:r>
+        <w:rPr>
+          <w:rFonts w:ascii="EB Garamond" w:cs="EB Garamond" w:eastAsia="EB Garamond" w:hAnsi="EB Garamond"/>
+          <w:b w:val="1"/>
+          <w:bCs w:val="1"/>
+          <w:color w:val="434343"/>
+          <w:sz w:val="24"/>
+          <w:szCs w:val="24"/>
+          <w:rtl w:val="0"/>
+        </w:rPr>
+        <w:t xml:space="preserve">DynamoDB storage with GSIs for transaction queries</w:t>
+      </w:r>
+      <w:r>
+        <w:rPr>
+          <w:rFonts w:ascii="EB Garamond" w:cs="EB Garamond" w:eastAsia="EB Garamond" w:hAnsi="EB Garamond"/>
+          <w:color w:val="434343"/>
+          <w:sz w:val="24"/>
+          <w:szCs w:val="24"/>
+          <w:rtl w:val="0"/>
+        </w:rPr>
+        <w:t xml:space="preserve">.</w:t>
       </w:r>
     </w:p>
     <w:p>
       <w:pPr>
         <w:numPr>
           <w:ilvl w:val="0"/>
-          <w:numId w:val="6"/>
+          <w:numId w:val="3"/>
         </w:numPr>
         <w:spacing w:line="240" w:lineRule="auto"/>
         <w:ind w:left="720" w:hanging="360"/>
         <w:rPr>
           <w:rFonts w:ascii="EB Garamond" w:cs="EB Garamond" w:eastAsia="EB Garamond" w:hAnsi="EB Garamond"/>
           <w:color w:val="434343"/>
-          <w:sz w:val="20"/>
-          <w:szCs w:val="20"/>
-        </w:rPr>
-      </w:pPr>
-      <w:r>
-        <w:rPr>
-          <w:rFonts w:ascii="EB Garamond" w:cs="EB Garamond" w:eastAsia="EB Garamond" w:hAnsi="EB Garamond"/>
-          <w:color w:val="434343"/>
-          <w:sz w:val="24"/>
-          <w:szCs w:val="24"/>
-          <w:rtl w:val="0"/>
-        </w:rPr>
-        <w:t xml:space="preserve">Developed an </w:t>
-      </w:r>
-      <w:r>
-        <w:rPr>
-          <w:rFonts w:ascii="EB Garamond" w:cs="EB Garamond" w:eastAsia="EB Garamond" w:hAnsi="EB Garamond"/>
-          <w:b w:val="1"/>
-          <w:bCs w:val="1"/>
-          <w:color w:val="434343"/>
-          <w:sz w:val="24"/>
-          <w:szCs w:val="24"/>
-          <w:rtl w:val="0"/>
-        </w:rPr>
-        <w:t xml:space="preserve">API</w:t>
-      </w:r>
-      <w:r>
-        <w:rPr>
-          <w:rFonts w:ascii="EB Garamond" w:cs="EB Garamond" w:eastAsia="EB Garamond" w:hAnsi="EB Garamond"/>
-          <w:color w:val="434343"/>
-          <w:sz w:val="24"/>
-          <w:szCs w:val="24"/>
-          <w:rtl w:val="0"/>
-        </w:rPr>
-        <w:t xml:space="preserve"> for the model using </w:t>
-      </w:r>
-      <w:r>
-        <w:rPr>
-          <w:rFonts w:ascii="EB Garamond" w:cs="EB Garamond" w:eastAsia="EB Garamond" w:hAnsi="EB Garamond"/>
-          <w:b w:val="1"/>
-          <w:bCs w:val="1"/>
-          <w:color w:val="434343"/>
-          <w:sz w:val="24"/>
-          <w:szCs w:val="24"/>
-          <w:rtl w:val="0"/>
-        </w:rPr>
-        <w:t xml:space="preserve">Flask</w:t>
-      </w:r>
-      <w:r>
-        <w:rPr>
-          <w:rFonts w:ascii="EB Garamond" w:cs="EB Garamond" w:eastAsia="EB Garamond" w:hAnsi="EB Garamond"/>
-          <w:color w:val="434343"/>
-          <w:sz w:val="24"/>
-          <w:szCs w:val="24"/>
-          <w:rtl w:val="0"/>
-        </w:rPr>
-        <w:t xml:space="preserve">, </w:t>
-      </w:r>
-      <w:r>
-        <w:rPr>
-          <w:rFonts w:ascii="EB Garamond" w:cs="EB Garamond" w:eastAsia="EB Garamond" w:hAnsi="EB Garamond"/>
-          <w:b w:val="1"/>
-          <w:bCs w:val="1"/>
-          <w:color w:val="434343"/>
-          <w:sz w:val="24"/>
-          <w:szCs w:val="24"/>
-          <w:rtl w:val="0"/>
-        </w:rPr>
-        <w:t xml:space="preserve">Flask-RESTX</w:t>
-      </w:r>
-      <w:r>
-        <w:rPr>
-          <w:rFonts w:ascii="EB Garamond" w:cs="EB Garamond" w:eastAsia="EB Garamond" w:hAnsi="EB Garamond"/>
-          <w:color w:val="434343"/>
-          <w:sz w:val="24"/>
-          <w:szCs w:val="24"/>
-          <w:rtl w:val="0"/>
-        </w:rPr>
-        <w:t xml:space="preserve">, </w:t>
-      </w:r>
-      <w:r>
-        <w:rPr>
-          <w:rFonts w:ascii="EB Garamond" w:cs="EB Garamond" w:eastAsia="EB Garamond" w:hAnsi="EB Garamond"/>
-          <w:b w:val="1"/>
-          <w:bCs w:val="1"/>
-          <w:color w:val="434343"/>
-          <w:sz w:val="24"/>
-          <w:szCs w:val="24"/>
-          <w:rtl w:val="0"/>
-        </w:rPr>
-        <w:t xml:space="preserve">Gunicorn</w:t>
-      </w:r>
-      <w:r>
-        <w:rPr>
-          <w:rFonts w:ascii="EB Garamond" w:cs="EB Garamond" w:eastAsia="EB Garamond" w:hAnsi="EB Garamond"/>
-          <w:color w:val="434343"/>
-          <w:sz w:val="24"/>
-          <w:szCs w:val="24"/>
-          <w:rtl w:val="0"/>
-        </w:rPr>
-        <w:t xml:space="preserve">, </w:t>
-      </w:r>
-      <w:r>
-        <w:rPr>
-          <w:rFonts w:ascii="EB Garamond" w:cs="EB Garamond" w:eastAsia="EB Garamond" w:hAnsi="EB Garamond"/>
-          <w:b w:val="1"/>
-          <w:bCs w:val="1"/>
-          <w:color w:val="434343"/>
-          <w:sz w:val="24"/>
-          <w:szCs w:val="24"/>
-          <w:rtl w:val="0"/>
-        </w:rPr>
-        <w:t xml:space="preserve">Docker</w:t>
-      </w:r>
-      <w:r>
-        <w:rPr>
-          <w:rFonts w:ascii="EB Garamond" w:cs="EB Garamond" w:eastAsia="EB Garamond" w:hAnsi="EB Garamond"/>
-          <w:color w:val="434343"/>
-          <w:sz w:val="24"/>
-          <w:szCs w:val="24"/>
-          <w:rtl w:val="0"/>
-        </w:rPr>
-        <w:t xml:space="preserve">, and documented it using </w:t>
-      </w:r>
-      <w:r>
-        <w:rPr>
-          <w:rFonts w:ascii="EB Garamond" w:cs="EB Garamond" w:eastAsia="EB Garamond" w:hAnsi="EB Garamond"/>
-          <w:b w:val="1"/>
-          <w:bCs w:val="1"/>
-          <w:color w:val="434343"/>
-          <w:sz w:val="24"/>
-          <w:szCs w:val="24"/>
-          <w:rtl w:val="0"/>
-        </w:rPr>
-        <w:t xml:space="preserve">OpenAPI/Swagger</w:t>
-      </w:r>
-      <w:r>
-        <w:rPr>
-          <w:rFonts w:ascii="EB Garamond" w:cs="EB Garamond" w:eastAsia="EB Garamond" w:hAnsi="EB Garamond"/>
-          <w:color w:val="434343"/>
-          <w:sz w:val="24"/>
-          <w:szCs w:val="24"/>
-          <w:rtl w:val="0"/>
-        </w:rPr>
-        <w:t xml:space="preserve">.</w:t>
+        </w:rPr>
+      </w:pPr>
+      <w:r>
+        <w:rPr>
+          <w:rFonts w:ascii="EB Garamond" w:cs="EB Garamond" w:eastAsia="EB Garamond" w:hAnsi="EB Garamond"/>
+          <w:color w:val="434343"/>
+          <w:sz w:val="24"/>
+          <w:szCs w:val="24"/>
+          <w:rtl w:val="0"/>
+        </w:rPr>
+        <w:t xml:space="preserve">Delivered </w:t>
+      </w:r>
+      <w:r>
+        <w:rPr>
+          <w:rFonts w:ascii="EB Garamond" w:cs="EB Garamond" w:eastAsia="EB Garamond" w:hAnsi="EB Garamond"/>
+          <w:b w:val="1"/>
+          <w:bCs w:val="1"/>
+          <w:color w:val="434343"/>
+          <w:sz w:val="24"/>
+          <w:szCs w:val="24"/>
+          <w:rtl w:val="0"/>
+        </w:rPr>
+        <w:t xml:space="preserve">secure authentication via Amazon Cognito</w:t>
+      </w:r>
+      <w:r>
+        <w:rPr>
+          <w:rFonts w:ascii="EB Garamond" w:cs="EB Garamond" w:eastAsia="EB Garamond" w:hAnsi="EB Garamond"/>
+          <w:color w:val="434343"/>
+          <w:sz w:val="24"/>
+          <w:szCs w:val="24"/>
+          <w:rtl w:val="0"/>
+        </w:rPr>
+        <w:t xml:space="preserve"> JWT validation, idempotent transaction writes, and automatic token refresh, with cursor-based pagination through TanStack Query.</w:t>
       </w:r>
     </w:p>
     <w:p>
       <w:pPr>
         <w:numPr>
           <w:ilvl w:val="0"/>
-          <w:numId w:val="6"/>
+          <w:numId w:val="3"/>
         </w:numPr>
         <w:spacing w:line="240" w:lineRule="auto"/>
         <w:ind w:left="720" w:hanging="360"/>
         <w:rPr>
           <w:rFonts w:ascii="EB Garamond" w:cs="EB Garamond" w:eastAsia="EB Garamond" w:hAnsi="EB Garamond"/>
           <w:color w:val="434343"/>
-          <w:sz w:val="20"/>
-          <w:szCs w:val="20"/>
-        </w:rPr>
-      </w:pPr>
-      <w:r>
-        <w:rPr>
-          <w:rFonts w:ascii="EB Garamond" w:cs="EB Garamond" w:eastAsia="EB Garamond" w:hAnsi="EB Garamond"/>
-          <w:color w:val="434343"/>
-          <w:sz w:val="24"/>
-          <w:szCs w:val="24"/>
-          <w:rtl w:val="0"/>
-        </w:rPr>
-        <w:t xml:space="preserve">Built the core </w:t>
-      </w:r>
-      <w:r>
-        <w:rPr>
-          <w:rFonts w:ascii="EB Garamond" w:cs="EB Garamond" w:eastAsia="EB Garamond" w:hAnsi="EB Garamond"/>
-          <w:b w:val="1"/>
-          <w:bCs w:val="1"/>
-          <w:color w:val="434343"/>
-          <w:sz w:val="24"/>
-          <w:szCs w:val="24"/>
-          <w:rtl w:val="0"/>
-        </w:rPr>
-        <w:t xml:space="preserve">backend API</w:t>
-      </w:r>
-      <w:r>
-        <w:rPr>
-          <w:rFonts w:ascii="EB Garamond" w:cs="EB Garamond" w:eastAsia="EB Garamond" w:hAnsi="EB Garamond"/>
-          <w:color w:val="434343"/>
-          <w:sz w:val="24"/>
-          <w:szCs w:val="24"/>
-          <w:rtl w:val="0"/>
-        </w:rPr>
-        <w:t xml:space="preserve"> using </w:t>
-      </w:r>
-      <w:r>
-        <w:rPr>
-          <w:rFonts w:ascii="EB Garamond" w:cs="EB Garamond" w:eastAsia="EB Garamond" w:hAnsi="EB Garamond"/>
-          <w:b w:val="1"/>
-          <w:bCs w:val="1"/>
-          <w:color w:val="434343"/>
-          <w:sz w:val="24"/>
-          <w:szCs w:val="24"/>
-          <w:rtl w:val="0"/>
-        </w:rPr>
-        <w:t xml:space="preserve">PHP Laravel</w:t>
-      </w:r>
-      <w:r>
-        <w:rPr>
-          <w:rFonts w:ascii="EB Garamond" w:cs="EB Garamond" w:eastAsia="EB Garamond" w:hAnsi="EB Garamond"/>
-          <w:color w:val="434343"/>
-          <w:sz w:val="24"/>
-          <w:szCs w:val="24"/>
-          <w:rtl w:val="0"/>
-        </w:rPr>
-        <w:t xml:space="preserve"> and </w:t>
-      </w:r>
-      <w:r>
-        <w:rPr>
-          <w:rFonts w:ascii="EB Garamond" w:cs="EB Garamond" w:eastAsia="EB Garamond" w:hAnsi="EB Garamond"/>
-          <w:b w:val="1"/>
-          <w:bCs w:val="1"/>
-          <w:color w:val="434343"/>
-          <w:sz w:val="24"/>
-          <w:szCs w:val="24"/>
-          <w:rtl w:val="0"/>
-        </w:rPr>
-        <w:t xml:space="preserve">OpenAPI/Swagger</w:t>
-      </w:r>
-      <w:r>
-        <w:rPr>
-          <w:rFonts w:ascii="EB Garamond" w:cs="EB Garamond" w:eastAsia="EB Garamond" w:hAnsi="EB Garamond"/>
-          <w:color w:val="434343"/>
-          <w:sz w:val="24"/>
-          <w:szCs w:val="24"/>
-          <w:rtl w:val="0"/>
-        </w:rPr>
-        <w:t xml:space="preserve"> for robust data handling and scalability.</w:t>
+        </w:rPr>
+      </w:pPr>
+      <w:r>
+        <w:rPr>
+          <w:rFonts w:ascii="EB Garamond" w:cs="EB Garamond" w:eastAsia="EB Garamond" w:hAnsi="EB Garamond"/>
+          <w:b w:val="1"/>
+          <w:bCs w:val="1"/>
+          <w:color w:val="434343"/>
+          <w:sz w:val="24"/>
+          <w:szCs w:val="24"/>
+          <w:rtl w:val="0"/>
+        </w:rPr>
+        <w:t xml:space="preserve">Automated delivery with GitHub Actions</w:t>
+      </w:r>
+      <w:r>
+        <w:rPr>
+          <w:rFonts w:ascii="EB Garamond" w:cs="EB Garamond" w:eastAsia="EB Garamond" w:hAnsi="EB Garamond"/>
+          <w:color w:val="434343"/>
+          <w:sz w:val="24"/>
+          <w:szCs w:val="24"/>
+          <w:rtl w:val="0"/>
+        </w:rPr>
+        <w:t xml:space="preserve"> pipelines using OIDC-based AWS authentication, </w:t>
+      </w:r>
+      <w:r>
+        <w:rPr>
+          <w:rFonts w:ascii="EB Garamond" w:cs="EB Garamond" w:eastAsia="EB Garamond" w:hAnsi="EB Garamond"/>
+          <w:b w:val="1"/>
+          <w:bCs w:val="1"/>
+          <w:color w:val="434343"/>
+          <w:sz w:val="24"/>
+          <w:szCs w:val="24"/>
+          <w:rtl w:val="0"/>
+        </w:rPr>
+        <w:t xml:space="preserve">semantic-release versioning</w:t>
+      </w:r>
+      <w:r>
+        <w:rPr>
+          <w:rFonts w:ascii="EB Garamond" w:cs="EB Garamond" w:eastAsia="EB Garamond" w:hAnsi="EB Garamond"/>
+          <w:color w:val="434343"/>
+          <w:sz w:val="24"/>
+          <w:szCs w:val="24"/>
+          <w:rtl w:val="0"/>
+        </w:rPr>
+        <w:t xml:space="preserve">, and </w:t>
+      </w:r>
+      <w:r>
+        <w:rPr>
+          <w:rFonts w:ascii="EB Garamond" w:cs="EB Garamond" w:eastAsia="EB Garamond" w:hAnsi="EB Garamond"/>
+          <w:b w:val="1"/>
+          <w:bCs w:val="1"/>
+          <w:color w:val="434343"/>
+          <w:sz w:val="24"/>
+          <w:szCs w:val="24"/>
+          <w:rtl w:val="0"/>
+        </w:rPr>
+        <w:t xml:space="preserve">staged promotion from staging to production</w:t>
+      </w:r>
+      <w:r>
+        <w:rPr>
+          <w:rFonts w:ascii="EB Garamond" w:cs="EB Garamond" w:eastAsia="EB Garamond" w:hAnsi="EB Garamond"/>
+          <w:color w:val="434343"/>
+          <w:sz w:val="24"/>
+          <w:szCs w:val="24"/>
+          <w:rtl w:val="0"/>
+        </w:rPr>
+        <w:t xml:space="preserve">.</w:t>
+      </w:r>
+    </w:p>
+    <w:p>
+      <w:pPr>
+        <w:spacing w:line="240" w:lineRule="auto"/>
+        <w:rPr>
+          <w:rFonts w:ascii="EB Garamond" w:cs="EB Garamond" w:eastAsia="EB Garamond" w:hAnsi="EB Garamond"/>
+          <w:color w:val="434343"/>
+          <w:sz w:val="24"/>
+          <w:szCs w:val="24"/>
+        </w:rPr>
+      </w:pPr>
+      <w:r>
+        <w:rPr>
+          <w:rtl w:val="0"/>
+        </w:rPr>
+      </w:r>
+    </w:p>
+    <w:p>
+      <w:pPr>
+        <w:spacing w:line="240" w:lineRule="auto"/>
+        <w:rPr>
+          <w:rFonts w:ascii="EB Garamond" w:cs="EB Garamond" w:eastAsia="EB Garamond" w:hAnsi="EB Garamond"/>
+          <w:b w:val="1"/>
+          <w:bCs w:val="1"/>
+          <w:color w:val="434343"/>
+          <w:sz w:val="20"/>
+          <w:szCs w:val="20"/>
+        </w:rPr>
+      </w:pPr>
+      <w:r>
+        <w:rPr>
+          <w:rFonts w:ascii="EB Garamond" w:cs="EB Garamond" w:eastAsia="EB Garamond" w:hAnsi="EB Garamond"/>
+          <w:b w:val="1"/>
+          <w:bCs w:val="1"/>
+          <w:color w:val="434343"/>
+          <w:sz w:val="24"/>
+          <w:szCs w:val="24"/>
+          <w:rtl w:val="0"/>
+        </w:rPr>
+        <w:t xml:space="preserve">Agentic K6 Performance Test Report Generation</w:t>
+        <w:tab/>
+        <w:tab/>
+        <w:tab/>
+        <w:t xml:space="preserve">    </w:t>
+        <w:tab/>
+        <w:tab/>
+        <w:tab/>
+        <w:tab/>
+        <w:tab/>
+        <w:t xml:space="preserve">    </w:t>
+      </w:r>
+      <w:r>
+        <w:rPr>
+          <w:rFonts w:ascii="EB Garamond" w:cs="EB Garamond" w:eastAsia="EB Garamond" w:hAnsi="EB Garamond"/>
+          <w:color w:val="434343"/>
+          <w:sz w:val="24"/>
+          <w:szCs w:val="24"/>
+          <w:rtl w:val="0"/>
+        </w:rPr>
+        <w:t xml:space="preserve">2025</w:t>
+      </w:r>
+      <w:r>
+        <w:rPr>
+          <w:rtl w:val="0"/>
+        </w:rPr>
       </w:r>
     </w:p>
     <w:p>
       <w:pPr>
         <w:numPr>
           <w:ilvl w:val="0"/>
-          <w:numId w:val="6"/>
+          <w:numId w:val="3"/>
         </w:numPr>
         <w:spacing w:line="240" w:lineRule="auto"/>
         <w:ind w:left="720" w:hanging="360"/>
         <w:rPr>
           <w:rFonts w:ascii="EB Garamond" w:cs="EB Garamond" w:eastAsia="EB Garamond" w:hAnsi="EB Garamond"/>
           <w:color w:val="434343"/>
-          <w:sz w:val="20"/>
-          <w:szCs w:val="20"/>
-        </w:rPr>
-      </w:pPr>
-      <w:r>
-        <w:rPr>
-          <w:rFonts w:ascii="EB Garamond" w:cs="EB Garamond" w:eastAsia="EB Garamond" w:hAnsi="EB Garamond"/>
-          <w:color w:val="434343"/>
-          <w:sz w:val="24"/>
-          <w:szCs w:val="24"/>
-          <w:rtl w:val="0"/>
-        </w:rPr>
-        <w:t xml:space="preserve">Developed a </w:t>
-      </w:r>
-      <w:r>
-        <w:rPr>
-          <w:rFonts w:ascii="EB Garamond" w:cs="EB Garamond" w:eastAsia="EB Garamond" w:hAnsi="EB Garamond"/>
-          <w:b w:val="1"/>
-          <w:bCs w:val="1"/>
-          <w:color w:val="434343"/>
-          <w:sz w:val="24"/>
-          <w:szCs w:val="24"/>
-          <w:rtl w:val="0"/>
-        </w:rPr>
-        <w:t xml:space="preserve">web client</w:t>
-      </w:r>
-      <w:r>
-        <w:rPr>
-          <w:rFonts w:ascii="EB Garamond" w:cs="EB Garamond" w:eastAsia="EB Garamond" w:hAnsi="EB Garamond"/>
-          <w:color w:val="434343"/>
-          <w:sz w:val="24"/>
-          <w:szCs w:val="24"/>
-          <w:rtl w:val="0"/>
-        </w:rPr>
-        <w:t xml:space="preserve"> using </w:t>
-      </w:r>
-      <w:r>
-        <w:rPr>
-          <w:rFonts w:ascii="EB Garamond" w:cs="EB Garamond" w:eastAsia="EB Garamond" w:hAnsi="EB Garamond"/>
-          <w:b w:val="1"/>
-          <w:bCs w:val="1"/>
-          <w:color w:val="434343"/>
-          <w:sz w:val="24"/>
-          <w:szCs w:val="24"/>
-          <w:rtl w:val="0"/>
-        </w:rPr>
-        <w:t xml:space="preserve">TypeScript</w:t>
-      </w:r>
-      <w:r>
-        <w:rPr>
-          <w:rFonts w:ascii="EB Garamond" w:cs="EB Garamond" w:eastAsia="EB Garamond" w:hAnsi="EB Garamond"/>
-          <w:color w:val="434343"/>
-          <w:sz w:val="24"/>
-          <w:szCs w:val="24"/>
-          <w:rtl w:val="0"/>
-        </w:rPr>
-        <w:t xml:space="preserve">, </w:t>
-      </w:r>
-      <w:r>
-        <w:rPr>
-          <w:rFonts w:ascii="EB Garamond" w:cs="EB Garamond" w:eastAsia="EB Garamond" w:hAnsi="EB Garamond"/>
-          <w:b w:val="1"/>
-          <w:bCs w:val="1"/>
-          <w:color w:val="434343"/>
-          <w:sz w:val="24"/>
-          <w:szCs w:val="24"/>
-          <w:rtl w:val="0"/>
-        </w:rPr>
-        <w:t xml:space="preserve">React</w:t>
-      </w:r>
-      <w:r>
-        <w:rPr>
-          <w:rFonts w:ascii="EB Garamond" w:cs="EB Garamond" w:eastAsia="EB Garamond" w:hAnsi="EB Garamond"/>
-          <w:color w:val="434343"/>
-          <w:sz w:val="24"/>
-          <w:szCs w:val="24"/>
-          <w:rtl w:val="0"/>
-        </w:rPr>
-        <w:t xml:space="preserve">, </w:t>
-      </w:r>
-      <w:r>
-        <w:rPr>
-          <w:rFonts w:ascii="EB Garamond" w:cs="EB Garamond" w:eastAsia="EB Garamond" w:hAnsi="EB Garamond"/>
-          <w:b w:val="1"/>
-          <w:bCs w:val="1"/>
-          <w:color w:val="434343"/>
-          <w:sz w:val="24"/>
-          <w:szCs w:val="24"/>
-          <w:rtl w:val="0"/>
-        </w:rPr>
-        <w:t xml:space="preserve">TanStack Router</w:t>
-      </w:r>
-      <w:r>
-        <w:rPr>
-          <w:rFonts w:ascii="EB Garamond" w:cs="EB Garamond" w:eastAsia="EB Garamond" w:hAnsi="EB Garamond"/>
-          <w:color w:val="434343"/>
-          <w:sz w:val="24"/>
-          <w:szCs w:val="24"/>
-          <w:rtl w:val="0"/>
-        </w:rPr>
-        <w:t xml:space="preserve">, </w:t>
-      </w:r>
-      <w:r>
-        <w:rPr>
-          <w:rFonts w:ascii="EB Garamond" w:cs="EB Garamond" w:eastAsia="EB Garamond" w:hAnsi="EB Garamond"/>
-          <w:b w:val="1"/>
-          <w:bCs w:val="1"/>
-          <w:color w:val="434343"/>
-          <w:sz w:val="24"/>
-          <w:szCs w:val="24"/>
-          <w:rtl w:val="0"/>
-        </w:rPr>
-        <w:t xml:space="preserve">TanStack Query</w:t>
-      </w:r>
-      <w:r>
-        <w:rPr>
-          <w:rFonts w:ascii="EB Garamond" w:cs="EB Garamond" w:eastAsia="EB Garamond" w:hAnsi="EB Garamond"/>
-          <w:color w:val="434343"/>
-          <w:sz w:val="24"/>
-          <w:szCs w:val="24"/>
-          <w:rtl w:val="0"/>
-        </w:rPr>
-        <w:t xml:space="preserve">, </w:t>
-      </w:r>
-      <w:r>
-        <w:rPr>
-          <w:rFonts w:ascii="EB Garamond" w:cs="EB Garamond" w:eastAsia="EB Garamond" w:hAnsi="EB Garamond"/>
-          <w:b w:val="1"/>
-          <w:bCs w:val="1"/>
-          <w:color w:val="434343"/>
-          <w:sz w:val="24"/>
-          <w:szCs w:val="24"/>
-          <w:rtl w:val="0"/>
-        </w:rPr>
-        <w:t xml:space="preserve">TailwindCSS</w:t>
-      </w:r>
-      <w:r>
-        <w:rPr>
-          <w:rFonts w:ascii="EB Garamond" w:cs="EB Garamond" w:eastAsia="EB Garamond" w:hAnsi="EB Garamond"/>
-          <w:color w:val="434343"/>
-          <w:sz w:val="24"/>
-          <w:szCs w:val="24"/>
-          <w:rtl w:val="0"/>
-        </w:rPr>
-        <w:t xml:space="preserve">, and </w:t>
-      </w:r>
-      <w:r>
-        <w:rPr>
-          <w:rFonts w:ascii="EB Garamond" w:cs="EB Garamond" w:eastAsia="EB Garamond" w:hAnsi="EB Garamond"/>
-          <w:b w:val="1"/>
-          <w:bCs w:val="1"/>
-          <w:color w:val="434343"/>
-          <w:sz w:val="24"/>
-          <w:szCs w:val="24"/>
-          <w:rtl w:val="0"/>
-        </w:rPr>
-        <w:t xml:space="preserve">ShadcnUI</w:t>
-      </w:r>
-      <w:r>
-        <w:rPr>
-          <w:rFonts w:ascii="EB Garamond" w:cs="EB Garamond" w:eastAsia="EB Garamond" w:hAnsi="EB Garamond"/>
-          <w:color w:val="434343"/>
-          <w:sz w:val="24"/>
-          <w:szCs w:val="24"/>
-          <w:rtl w:val="0"/>
-        </w:rPr>
-        <w:t xml:space="preserve"> for a dynamic, responsive user interface.</w:t>
+        </w:rPr>
+      </w:pPr>
+      <w:r>
+        <w:rPr>
+          <w:rFonts w:ascii="EB Garamond" w:cs="EB Garamond" w:eastAsia="EB Garamond" w:hAnsi="EB Garamond"/>
+          <w:color w:val="434343"/>
+          <w:sz w:val="24"/>
+          <w:szCs w:val="24"/>
+          <w:rtl w:val="0"/>
+        </w:rPr>
+        <w:t xml:space="preserve">Built an agentic, </w:t>
+      </w:r>
+      <w:r>
+        <w:rPr>
+          <w:rFonts w:ascii="EB Garamond" w:cs="EB Garamond" w:eastAsia="EB Garamond" w:hAnsi="EB Garamond"/>
+          <w:b w:val="1"/>
+          <w:bCs w:val="1"/>
+          <w:color w:val="434343"/>
+          <w:sz w:val="24"/>
+          <w:szCs w:val="24"/>
+          <w:rtl w:val="0"/>
+        </w:rPr>
+        <w:t xml:space="preserve">multi-agent performance reporting system</w:t>
+      </w:r>
+      <w:r>
+        <w:rPr>
+          <w:rFonts w:ascii="EB Garamond" w:cs="EB Garamond" w:eastAsia="EB Garamond" w:hAnsi="EB Garamond"/>
+          <w:color w:val="434343"/>
+          <w:sz w:val="24"/>
+          <w:szCs w:val="24"/>
+          <w:rtl w:val="0"/>
+        </w:rPr>
+        <w:t xml:space="preserve"> that </w:t>
+      </w:r>
+      <w:r>
+        <w:rPr>
+          <w:rFonts w:ascii="EB Garamond" w:cs="EB Garamond" w:eastAsia="EB Garamond" w:hAnsi="EB Garamond"/>
+          <w:b w:val="1"/>
+          <w:bCs w:val="1"/>
+          <w:color w:val="434343"/>
+          <w:sz w:val="24"/>
+          <w:szCs w:val="24"/>
+          <w:rtl w:val="0"/>
+        </w:rPr>
+        <w:t xml:space="preserve">automates analysis of K6 load tests</w:t>
+      </w:r>
+      <w:r>
+        <w:rPr>
+          <w:rFonts w:ascii="EB Garamond" w:cs="EB Garamond" w:eastAsia="EB Garamond" w:hAnsi="EB Garamond"/>
+          <w:color w:val="434343"/>
+          <w:sz w:val="24"/>
+          <w:szCs w:val="24"/>
+          <w:rtl w:val="0"/>
+        </w:rPr>
+        <w:t xml:space="preserve"> and g</w:t>
+      </w:r>
+      <w:r>
+        <w:rPr>
+          <w:rFonts w:ascii="EB Garamond" w:cs="EB Garamond" w:eastAsia="EB Garamond" w:hAnsi="EB Garamond"/>
+          <w:b w:val="1"/>
+          <w:bCs w:val="1"/>
+          <w:color w:val="434343"/>
+          <w:sz w:val="24"/>
+          <w:szCs w:val="24"/>
+          <w:rtl w:val="0"/>
+        </w:rPr>
+        <w:t xml:space="preserve">enerates comprehensive, actionable PDF reports.</w:t>
       </w:r>
     </w:p>
     <w:p>
       <w:pPr>
         <w:numPr>
           <w:ilvl w:val="0"/>
-          <w:numId w:val="6"/>
+          <w:numId w:val="3"/>
         </w:numPr>
         <w:spacing w:line="240" w:lineRule="auto"/>
         <w:ind w:left="720" w:hanging="360"/>
         <w:rPr>
           <w:rFonts w:ascii="EB Garamond" w:cs="EB Garamond" w:eastAsia="EB Garamond" w:hAnsi="EB Garamond"/>
           <w:color w:val="434343"/>
-          <w:sz w:val="20"/>
-          <w:szCs w:val="20"/>
-        </w:rPr>
-      </w:pPr>
-      <w:r>
-        <w:rPr>
-          <w:rFonts w:ascii="EB Garamond" w:cs="EB Garamond" w:eastAsia="EB Garamond" w:hAnsi="EB Garamond"/>
-          <w:color w:val="434343"/>
-          <w:sz w:val="24"/>
-          <w:szCs w:val="24"/>
-          <w:rtl w:val="0"/>
-        </w:rPr>
-        <w:t xml:space="preserve">Designed the platform to enable </w:t>
-      </w:r>
-      <w:r>
-        <w:rPr>
-          <w:rFonts w:ascii="EB Garamond" w:cs="EB Garamond" w:eastAsia="EB Garamond" w:hAnsi="EB Garamond"/>
-          <w:b w:val="1"/>
-          <w:bCs w:val="1"/>
-          <w:color w:val="434343"/>
-          <w:sz w:val="24"/>
-          <w:szCs w:val="24"/>
-          <w:rtl w:val="0"/>
-        </w:rPr>
-        <w:t xml:space="preserve">executives</w:t>
-      </w:r>
-      <w:r>
-        <w:rPr>
-          <w:rFonts w:ascii="EB Garamond" w:cs="EB Garamond" w:eastAsia="EB Garamond" w:hAnsi="EB Garamond"/>
-          <w:color w:val="434343"/>
-          <w:sz w:val="24"/>
-          <w:szCs w:val="24"/>
-          <w:rtl w:val="0"/>
-        </w:rPr>
-        <w:t xml:space="preserve"> to post questions and allow their </w:t>
-      </w:r>
-      <w:r>
-        <w:rPr>
-          <w:rFonts w:ascii="EB Garamond" w:cs="EB Garamond" w:eastAsia="EB Garamond" w:hAnsi="EB Garamond"/>
-          <w:b w:val="1"/>
-          <w:bCs w:val="1"/>
-          <w:color w:val="434343"/>
-          <w:sz w:val="24"/>
-          <w:szCs w:val="24"/>
-          <w:rtl w:val="0"/>
-        </w:rPr>
-        <w:t xml:space="preserve">subjects</w:t>
-      </w:r>
-      <w:r>
-        <w:rPr>
-          <w:rFonts w:ascii="EB Garamond" w:cs="EB Garamond" w:eastAsia="EB Garamond" w:hAnsi="EB Garamond"/>
-          <w:color w:val="434343"/>
-          <w:sz w:val="24"/>
-          <w:szCs w:val="24"/>
-          <w:rtl w:val="0"/>
-        </w:rPr>
-        <w:t xml:space="preserve"> to respond. The platform predicts the </w:t>
-      </w:r>
-      <w:r>
-        <w:rPr>
-          <w:rFonts w:ascii="EB Garamond" w:cs="EB Garamond" w:eastAsia="EB Garamond" w:hAnsi="EB Garamond"/>
-          <w:b w:val="1"/>
-          <w:bCs w:val="1"/>
-          <w:color w:val="434343"/>
-          <w:sz w:val="24"/>
-          <w:szCs w:val="24"/>
-          <w:rtl w:val="0"/>
-        </w:rPr>
-        <w:t xml:space="preserve">sentiment</w:t>
-      </w:r>
-      <w:r>
-        <w:rPr>
-          <w:rFonts w:ascii="EB Garamond" w:cs="EB Garamond" w:eastAsia="EB Garamond" w:hAnsi="EB Garamond"/>
-          <w:color w:val="434343"/>
-          <w:sz w:val="24"/>
-          <w:szCs w:val="24"/>
-          <w:rtl w:val="0"/>
-        </w:rPr>
-        <w:t xml:space="preserve"> and </w:t>
-      </w:r>
-      <w:r>
-        <w:rPr>
-          <w:rFonts w:ascii="EB Garamond" w:cs="EB Garamond" w:eastAsia="EB Garamond" w:hAnsi="EB Garamond"/>
-          <w:b w:val="1"/>
-          <w:bCs w:val="1"/>
-          <w:color w:val="434343"/>
-          <w:sz w:val="24"/>
-          <w:szCs w:val="24"/>
-          <w:rtl w:val="0"/>
-        </w:rPr>
-        <w:t xml:space="preserve">emotion</w:t>
-      </w:r>
-      <w:r>
-        <w:rPr>
-          <w:rFonts w:ascii="EB Garamond" w:cs="EB Garamond" w:eastAsia="EB Garamond" w:hAnsi="EB Garamond"/>
-          <w:color w:val="434343"/>
-          <w:sz w:val="24"/>
-          <w:szCs w:val="24"/>
-          <w:rtl w:val="0"/>
-        </w:rPr>
-        <w:t xml:space="preserve"> of the responses, extracts </w:t>
-      </w:r>
-      <w:r>
-        <w:rPr>
-          <w:rFonts w:ascii="EB Garamond" w:cs="EB Garamond" w:eastAsia="EB Garamond" w:hAnsi="EB Garamond"/>
-          <w:b w:val="1"/>
-          <w:bCs w:val="1"/>
-          <w:color w:val="434343"/>
-          <w:sz w:val="24"/>
-          <w:szCs w:val="24"/>
-          <w:rtl w:val="0"/>
-        </w:rPr>
-        <w:t xml:space="preserve">key concepts</w:t>
-      </w:r>
-      <w:r>
-        <w:rPr>
-          <w:rFonts w:ascii="EB Garamond" w:cs="EB Garamond" w:eastAsia="EB Garamond" w:hAnsi="EB Garamond"/>
-          <w:color w:val="434343"/>
-          <w:sz w:val="24"/>
-          <w:szCs w:val="24"/>
-          <w:rtl w:val="0"/>
-        </w:rPr>
-        <w:t xml:space="preserve">, and generates </w:t>
-      </w:r>
-      <w:r>
-        <w:rPr>
-          <w:rFonts w:ascii="EB Garamond" w:cs="EB Garamond" w:eastAsia="EB Garamond" w:hAnsi="EB Garamond"/>
-          <w:b w:val="1"/>
-          <w:bCs w:val="1"/>
-          <w:color w:val="434343"/>
-          <w:sz w:val="24"/>
-          <w:szCs w:val="24"/>
-          <w:rtl w:val="0"/>
-        </w:rPr>
-        <w:t xml:space="preserve">keywords</w:t>
-      </w:r>
-      <w:r>
-        <w:rPr>
-          <w:rFonts w:ascii="EB Garamond" w:cs="EB Garamond" w:eastAsia="EB Garamond" w:hAnsi="EB Garamond"/>
-          <w:color w:val="434343"/>
-          <w:sz w:val="24"/>
-          <w:szCs w:val="24"/>
-          <w:rtl w:val="0"/>
-        </w:rPr>
-        <w:t xml:space="preserve"> and </w:t>
-      </w:r>
-      <w:r>
-        <w:rPr>
-          <w:rFonts w:ascii="EB Garamond" w:cs="EB Garamond" w:eastAsia="EB Garamond" w:hAnsi="EB Garamond"/>
-          <w:b w:val="1"/>
-          <w:bCs w:val="1"/>
-          <w:color w:val="434343"/>
-          <w:sz w:val="24"/>
-          <w:szCs w:val="24"/>
-          <w:rtl w:val="0"/>
-        </w:rPr>
-        <w:t xml:space="preserve">keyphrases</w:t>
-      </w:r>
-      <w:r>
-        <w:rPr>
-          <w:rFonts w:ascii="EB Garamond" w:cs="EB Garamond" w:eastAsia="EB Garamond" w:hAnsi="EB Garamond"/>
-          <w:color w:val="434343"/>
-          <w:sz w:val="24"/>
-          <w:szCs w:val="24"/>
-          <w:rtl w:val="0"/>
-        </w:rPr>
-        <w:t xml:space="preserve">.</w:t>
+        </w:rPr>
+      </w:pPr>
+      <w:r>
+        <w:rPr>
+          <w:rFonts w:ascii="EB Garamond" w:cs="EB Garamond" w:eastAsia="EB Garamond" w:hAnsi="EB Garamond"/>
+          <w:b w:val="1"/>
+          <w:bCs w:val="1"/>
+          <w:color w:val="434343"/>
+          <w:sz w:val="24"/>
+          <w:szCs w:val="24"/>
+          <w:rtl w:val="0"/>
+        </w:rPr>
+        <w:t xml:space="preserve">Integrated the system into QA pipelines</w:t>
+      </w:r>
+      <w:r>
+        <w:rPr>
+          <w:rFonts w:ascii="EB Garamond" w:cs="EB Garamond" w:eastAsia="EB Garamond" w:hAnsi="EB Garamond"/>
+          <w:color w:val="434343"/>
+          <w:sz w:val="24"/>
+          <w:szCs w:val="24"/>
+          <w:rtl w:val="0"/>
+        </w:rPr>
+        <w:t xml:space="preserve"> as a containerized Docker action, enabling performance bottlenecks to be surfaced immediately through standardized, objective insights.</w:t>
       </w:r>
     </w:p>
     <w:p>
       <w:pPr>
         <w:numPr>
           <w:ilvl w:val="0"/>
-          <w:numId w:val="6"/>
+          <w:numId w:val="3"/>
         </w:numPr>
         <w:spacing w:line="240" w:lineRule="auto"/>
         <w:ind w:left="720" w:hanging="360"/>
         <w:rPr>
           <w:rFonts w:ascii="EB Garamond" w:cs="EB Garamond" w:eastAsia="EB Garamond" w:hAnsi="EB Garamond"/>
           <w:color w:val="434343"/>
-          <w:sz w:val="20"/>
-          <w:szCs w:val="20"/>
+        </w:rPr>
+      </w:pPr>
+      <w:r>
+        <w:rPr>
+          <w:rFonts w:ascii="EB Garamond" w:cs="EB Garamond" w:eastAsia="EB Garamond" w:hAnsi="EB Garamond"/>
+          <w:b w:val="1"/>
+          <w:bCs w:val="1"/>
+          <w:color w:val="434343"/>
+          <w:sz w:val="24"/>
+          <w:szCs w:val="24"/>
+          <w:rtl w:val="0"/>
+        </w:rPr>
+        <w:t xml:space="preserve">Designed a processing pipeline </w:t>
+      </w:r>
+      <w:r>
+        <w:rPr>
+          <w:rFonts w:ascii="EB Garamond" w:cs="EB Garamond" w:eastAsia="EB Garamond" w:hAnsi="EB Garamond"/>
+          <w:color w:val="434343"/>
+          <w:sz w:val="24"/>
+          <w:szCs w:val="24"/>
+          <w:rtl w:val="0"/>
+        </w:rPr>
+        <w:t xml:space="preserve">that ingests raw K6 CSV output, cleans and aggregates performance data, and transforms it into a structured knowledge base.</w:t>
+      </w:r>
+    </w:p>
+    <w:p>
+      <w:pPr>
+        <w:numPr>
+          <w:ilvl w:val="0"/>
+          <w:numId w:val="3"/>
+        </w:numPr>
+        <w:spacing w:line="240" w:lineRule="auto"/>
+        <w:ind w:left="720" w:hanging="360"/>
+        <w:rPr>
+          <w:rFonts w:ascii="EB Garamond" w:cs="EB Garamond" w:eastAsia="EB Garamond" w:hAnsi="EB Garamond"/>
+          <w:color w:val="434343"/>
+        </w:rPr>
+      </w:pPr>
+      <w:r>
+        <w:rPr>
+          <w:rFonts w:ascii="EB Garamond" w:cs="EB Garamond" w:eastAsia="EB Garamond" w:hAnsi="EB Garamond"/>
+          <w:color w:val="434343"/>
+          <w:sz w:val="24"/>
+          <w:szCs w:val="24"/>
+          <w:rtl w:val="0"/>
+        </w:rPr>
+        <w:t xml:space="preserve">Developed three specialized agents: a </w:t>
+      </w:r>
+      <w:r>
+        <w:rPr>
+          <w:rFonts w:ascii="EB Garamond" w:cs="EB Garamond" w:eastAsia="EB Garamond" w:hAnsi="EB Garamond"/>
+          <w:b w:val="1"/>
+          <w:bCs w:val="1"/>
+          <w:color w:val="434343"/>
+          <w:sz w:val="24"/>
+          <w:szCs w:val="24"/>
+          <w:rtl w:val="0"/>
+        </w:rPr>
+        <w:t xml:space="preserve">Performance Analyzer</w:t>
+      </w:r>
+      <w:r>
+        <w:rPr>
+          <w:rFonts w:ascii="EB Garamond" w:cs="EB Garamond" w:eastAsia="EB Garamond" w:hAnsi="EB Garamond"/>
+          <w:color w:val="434343"/>
+          <w:sz w:val="24"/>
+          <w:szCs w:val="24"/>
+          <w:rtl w:val="0"/>
+        </w:rPr>
+        <w:t xml:space="preserve"> for anomaly detection and threshold violations, a </w:t>
+      </w:r>
+      <w:r>
+        <w:rPr>
+          <w:rFonts w:ascii="EB Garamond" w:cs="EB Garamond" w:eastAsia="EB Garamond" w:hAnsi="EB Garamond"/>
+          <w:b w:val="1"/>
+          <w:bCs w:val="1"/>
+          <w:color w:val="434343"/>
+          <w:sz w:val="24"/>
+          <w:szCs w:val="24"/>
+          <w:rtl w:val="0"/>
+        </w:rPr>
+        <w:t xml:space="preserve">Visualization Planner</w:t>
+      </w:r>
+      <w:r>
+        <w:rPr>
+          <w:rFonts w:ascii="EB Garamond" w:cs="EB Garamond" w:eastAsia="EB Garamond" w:hAnsi="EB Garamond"/>
+          <w:color w:val="434343"/>
+          <w:sz w:val="24"/>
+          <w:szCs w:val="24"/>
+          <w:rtl w:val="0"/>
+        </w:rPr>
+        <w:t xml:space="preserve"> for standardized color-coded charts, and a </w:t>
+      </w:r>
+      <w:r>
+        <w:rPr>
+          <w:rFonts w:ascii="EB Garamond" w:cs="EB Garamond" w:eastAsia="EB Garamond" w:hAnsi="EB Garamond"/>
+          <w:b w:val="1"/>
+          <w:bCs w:val="1"/>
+          <w:color w:val="434343"/>
+          <w:sz w:val="24"/>
+          <w:szCs w:val="24"/>
+          <w:rtl w:val="0"/>
+        </w:rPr>
+        <w:t xml:space="preserve">Report Builder</w:t>
+      </w:r>
+      <w:r>
+        <w:rPr>
+          <w:rFonts w:ascii="EB Garamond" w:cs="EB Garamond" w:eastAsia="EB Garamond" w:hAnsi="EB Garamond"/>
+          <w:color w:val="434343"/>
+          <w:sz w:val="24"/>
+          <w:szCs w:val="24"/>
+          <w:rtl w:val="0"/>
+        </w:rPr>
+        <w:t xml:space="preserve"> for combining findings with visualizations.</w:t>
+      </w:r>
+    </w:p>
+    <w:p>
+      <w:pPr>
+        <w:numPr>
+          <w:ilvl w:val="0"/>
+          <w:numId w:val="3"/>
+        </w:numPr>
+        <w:spacing w:line="240" w:lineRule="auto"/>
+        <w:ind w:left="720" w:hanging="360"/>
+        <w:rPr>
+          <w:rFonts w:ascii="EB Garamond" w:cs="EB Garamond" w:eastAsia="EB Garamond" w:hAnsi="EB Garamond"/>
+          <w:color w:val="434343"/>
+        </w:rPr>
+      </w:pPr>
+      <w:r>
+        <w:rPr>
+          <w:rFonts w:ascii="EB Garamond" w:cs="EB Garamond" w:eastAsia="EB Garamond" w:hAnsi="EB Garamond"/>
+          <w:color w:val="434343"/>
+          <w:sz w:val="24"/>
+          <w:szCs w:val="24"/>
+          <w:rtl w:val="0"/>
+        </w:rPr>
+        <w:t xml:space="preserve">Developed for PDAX as an internal engineering solution.</w:t>
+      </w:r>
+    </w:p>
+    <w:p>
+      <w:pPr>
+        <w:spacing w:line="240" w:lineRule="auto"/>
+        <w:rPr>
+          <w:rFonts w:ascii="EB Garamond" w:cs="EB Garamond" w:eastAsia="EB Garamond" w:hAnsi="EB Garamond"/>
+          <w:color w:val="434343"/>
+          <w:sz w:val="24"/>
+          <w:szCs w:val="24"/>
+        </w:rPr>
+      </w:pPr>
+      <w:r>
+        <w:rPr>
+          <w:rtl w:val="0"/>
+        </w:rPr>
+      </w:r>
+    </w:p>
+    <w:p>
+      <w:pPr>
+        <w:spacing w:line="240" w:lineRule="auto"/>
+        <w:rPr>
+          <w:rFonts w:ascii="EB Garamond" w:cs="EB Garamond" w:eastAsia="EB Garamond" w:hAnsi="EB Garamond"/>
+          <w:b w:val="1"/>
+          <w:bCs w:val="1"/>
+          <w:color w:val="434343"/>
+          <w:sz w:val="20"/>
+          <w:szCs w:val="20"/>
+        </w:rPr>
+      </w:pPr>
+      <w:r>
+        <w:rPr>
+          <w:rFonts w:ascii="EB Garamond" w:cs="EB Garamond" w:eastAsia="EB Garamond" w:hAnsi="EB Garamond"/>
+          <w:b w:val="1"/>
+          <w:bCs w:val="1"/>
+          <w:color w:val="434343"/>
+          <w:sz w:val="24"/>
+          <w:szCs w:val="24"/>
+          <w:rtl w:val="0"/>
+        </w:rPr>
+        <w:t xml:space="preserve">Anonalyze: An AI and NLP-Enhanced Platform for Sentiment and Insight Extraction</w:t>
+        <w:tab/>
+        <w:tab/>
+        <w:tab/>
+        <w:t xml:space="preserve">    </w:t>
+      </w:r>
+      <w:r>
+        <w:rPr>
+          <w:rFonts w:ascii="EB Garamond" w:cs="EB Garamond" w:eastAsia="EB Garamond" w:hAnsi="EB Garamond"/>
+          <w:color w:val="434343"/>
+          <w:sz w:val="24"/>
+          <w:szCs w:val="24"/>
+          <w:rtl w:val="0"/>
+        </w:rPr>
+        <w:t xml:space="preserve">2024</w:t>
+      </w:r>
+      <w:r>
+        <w:rPr>
+          <w:rtl w:val="0"/>
+        </w:rPr>
+      </w:r>
+    </w:p>
+    <w:p>
+      <w:pPr>
+        <w:numPr>
+          <w:ilvl w:val="0"/>
+          <w:numId w:val="3"/>
+        </w:numPr>
+        <w:spacing w:line="240" w:lineRule="auto"/>
+        <w:ind w:left="720" w:hanging="360"/>
+        <w:rPr>
+          <w:rFonts w:ascii="EB Garamond" w:cs="EB Garamond" w:eastAsia="EB Garamond" w:hAnsi="EB Garamond"/>
+          <w:color w:val="434343"/>
+        </w:rPr>
+      </w:pPr>
+      <w:r>
+        <w:rPr>
+          <w:rFonts w:ascii="EB Garamond" w:cs="EB Garamond" w:eastAsia="EB Garamond" w:hAnsi="EB Garamond"/>
+          <w:color w:val="434343"/>
+          <w:sz w:val="24"/>
+          <w:szCs w:val="24"/>
+          <w:rtl w:val="0"/>
+        </w:rPr>
+        <w:t xml:space="preserve">Designed and implemented a </w:t>
+      </w:r>
+      <w:r>
+        <w:rPr>
+          <w:rFonts w:ascii="EB Garamond" w:cs="EB Garamond" w:eastAsia="EB Garamond" w:hAnsi="EB Garamond"/>
+          <w:b w:val="1"/>
+          <w:bCs w:val="1"/>
+          <w:color w:val="434343"/>
+          <w:sz w:val="24"/>
+          <w:szCs w:val="24"/>
+          <w:rtl w:val="0"/>
+        </w:rPr>
+        <w:t xml:space="preserve">supervised machine learning model</w:t>
+      </w:r>
+      <w:r>
+        <w:rPr>
+          <w:rFonts w:ascii="EB Garamond" w:cs="EB Garamond" w:eastAsia="EB Garamond" w:hAnsi="EB Garamond"/>
+          <w:color w:val="434343"/>
+          <w:sz w:val="24"/>
+          <w:szCs w:val="24"/>
+          <w:rtl w:val="0"/>
+        </w:rPr>
+        <w:t xml:space="preserve"> using </w:t>
+      </w:r>
+      <w:r>
+        <w:rPr>
+          <w:rFonts w:ascii="EB Garamond" w:cs="EB Garamond" w:eastAsia="EB Garamond" w:hAnsi="EB Garamond"/>
+          <w:b w:val="1"/>
+          <w:bCs w:val="1"/>
+          <w:color w:val="434343"/>
+          <w:sz w:val="24"/>
+          <w:szCs w:val="24"/>
+          <w:rtl w:val="0"/>
+        </w:rPr>
+        <w:t xml:space="preserve">Pandas</w:t>
+      </w:r>
+      <w:r>
+        <w:rPr>
+          <w:rFonts w:ascii="EB Garamond" w:cs="EB Garamond" w:eastAsia="EB Garamond" w:hAnsi="EB Garamond"/>
+          <w:color w:val="434343"/>
+          <w:sz w:val="24"/>
+          <w:szCs w:val="24"/>
+          <w:rtl w:val="0"/>
+        </w:rPr>
+        <w:t xml:space="preserve">, </w:t>
+      </w:r>
+      <w:r>
+        <w:rPr>
+          <w:rFonts w:ascii="EB Garamond" w:cs="EB Garamond" w:eastAsia="EB Garamond" w:hAnsi="EB Garamond"/>
+          <w:b w:val="1"/>
+          <w:bCs w:val="1"/>
+          <w:color w:val="434343"/>
+          <w:sz w:val="24"/>
+          <w:szCs w:val="24"/>
+          <w:rtl w:val="0"/>
+        </w:rPr>
+        <w:t xml:space="preserve">NumPy</w:t>
+      </w:r>
+      <w:r>
+        <w:rPr>
+          <w:rFonts w:ascii="EB Garamond" w:cs="EB Garamond" w:eastAsia="EB Garamond" w:hAnsi="EB Garamond"/>
+          <w:color w:val="434343"/>
+          <w:sz w:val="24"/>
+          <w:szCs w:val="24"/>
+          <w:rtl w:val="0"/>
+        </w:rPr>
+        <w:t xml:space="preserve">, </w:t>
+      </w:r>
+      <w:r>
+        <w:rPr>
+          <w:rFonts w:ascii="EB Garamond" w:cs="EB Garamond" w:eastAsia="EB Garamond" w:hAnsi="EB Garamond"/>
+          <w:b w:val="1"/>
+          <w:bCs w:val="1"/>
+          <w:color w:val="434343"/>
+          <w:sz w:val="24"/>
+          <w:szCs w:val="24"/>
+          <w:rtl w:val="0"/>
+        </w:rPr>
+        <w:t xml:space="preserve">Scikit-Learn</w:t>
+      </w:r>
+      <w:r>
+        <w:rPr>
+          <w:rFonts w:ascii="EB Garamond" w:cs="EB Garamond" w:eastAsia="EB Garamond" w:hAnsi="EB Garamond"/>
+          <w:color w:val="434343"/>
+          <w:sz w:val="24"/>
+          <w:szCs w:val="24"/>
+          <w:rtl w:val="0"/>
+        </w:rPr>
+        <w:t xml:space="preserve">, and </w:t>
+      </w:r>
+      <w:r>
+        <w:rPr>
+          <w:rFonts w:ascii="EB Garamond" w:cs="EB Garamond" w:eastAsia="EB Garamond" w:hAnsi="EB Garamond"/>
+          <w:b w:val="1"/>
+          <w:bCs w:val="1"/>
+          <w:color w:val="434343"/>
+          <w:sz w:val="24"/>
+          <w:szCs w:val="24"/>
+          <w:rtl w:val="0"/>
+        </w:rPr>
+        <w:t xml:space="preserve">Jupyter Notebook</w:t>
+      </w:r>
+      <w:r>
+        <w:rPr>
+          <w:rFonts w:ascii="EB Garamond" w:cs="EB Garamond" w:eastAsia="EB Garamond" w:hAnsi="EB Garamond"/>
+          <w:color w:val="434343"/>
+          <w:sz w:val="24"/>
+          <w:szCs w:val="24"/>
+          <w:rtl w:val="0"/>
+        </w:rPr>
+        <w:t xml:space="preserve"> with a </w:t>
+      </w:r>
+      <w:r>
+        <w:rPr>
+          <w:rFonts w:ascii="EB Garamond" w:cs="EB Garamond" w:eastAsia="EB Garamond" w:hAnsi="EB Garamond"/>
+          <w:b w:val="1"/>
+          <w:bCs w:val="1"/>
+          <w:color w:val="434343"/>
+          <w:sz w:val="24"/>
+          <w:szCs w:val="24"/>
+          <w:rtl w:val="0"/>
+        </w:rPr>
+        <w:t xml:space="preserve">Multinomial Naive Bayes</w:t>
+      </w:r>
+      <w:r>
+        <w:rPr>
+          <w:rFonts w:ascii="EB Garamond" w:cs="EB Garamond" w:eastAsia="EB Garamond" w:hAnsi="EB Garamond"/>
+          <w:color w:val="434343"/>
+          <w:sz w:val="24"/>
+          <w:szCs w:val="24"/>
+          <w:rtl w:val="0"/>
+        </w:rPr>
+        <w:t xml:space="preserve"> classifier. The model predicts the </w:t>
+      </w:r>
+      <w:r>
+        <w:rPr>
+          <w:rFonts w:ascii="EB Garamond" w:cs="EB Garamond" w:eastAsia="EB Garamond" w:hAnsi="EB Garamond"/>
+          <w:b w:val="1"/>
+          <w:bCs w:val="1"/>
+          <w:color w:val="434343"/>
+          <w:sz w:val="24"/>
+          <w:szCs w:val="24"/>
+          <w:rtl w:val="0"/>
+        </w:rPr>
+        <w:t xml:space="preserve">sentiment</w:t>
+      </w:r>
+      <w:r>
+        <w:rPr>
+          <w:rFonts w:ascii="EB Garamond" w:cs="EB Garamond" w:eastAsia="EB Garamond" w:hAnsi="EB Garamond"/>
+          <w:color w:val="434343"/>
+          <w:sz w:val="24"/>
+          <w:szCs w:val="24"/>
+          <w:rtl w:val="0"/>
+        </w:rPr>
+        <w:t xml:space="preserve"> and </w:t>
+      </w:r>
+      <w:r>
+        <w:rPr>
+          <w:rFonts w:ascii="EB Garamond" w:cs="EB Garamond" w:eastAsia="EB Garamond" w:hAnsi="EB Garamond"/>
+          <w:b w:val="1"/>
+          <w:bCs w:val="1"/>
+          <w:color w:val="434343"/>
+          <w:sz w:val="24"/>
+          <w:szCs w:val="24"/>
+          <w:rtl w:val="0"/>
+        </w:rPr>
+        <w:t xml:space="preserve">emotion</w:t>
+      </w:r>
+      <w:r>
+        <w:rPr>
+          <w:rFonts w:ascii="EB Garamond" w:cs="EB Garamond" w:eastAsia="EB Garamond" w:hAnsi="EB Garamond"/>
+          <w:color w:val="434343"/>
+          <w:sz w:val="24"/>
+          <w:szCs w:val="24"/>
+          <w:rtl w:val="0"/>
+        </w:rPr>
+        <w:t xml:space="preserve"> of sentences using an emotion dataset from Kaggle.</w:t>
+      </w:r>
+      <w:r>
+        <w:rPr>
+          <w:rtl w:val="0"/>
+        </w:rPr>
+      </w:r>
+    </w:p>
+    <w:p>
+      <w:pPr>
+        <w:numPr>
+          <w:ilvl w:val="0"/>
+          <w:numId w:val="3"/>
+        </w:numPr>
+        <w:spacing w:line="240" w:lineRule="auto"/>
+        <w:ind w:left="720" w:hanging="360"/>
+        <w:rPr>
+          <w:rFonts w:ascii="EB Garamond" w:cs="EB Garamond" w:eastAsia="EB Garamond" w:hAnsi="EB Garamond"/>
+          <w:color w:val="434343"/>
+        </w:rPr>
+      </w:pPr>
+      <w:r>
+        <w:rPr>
+          <w:rFonts w:ascii="EB Garamond" w:cs="EB Garamond" w:eastAsia="EB Garamond" w:hAnsi="EB Garamond"/>
+          <w:color w:val="434343"/>
+          <w:sz w:val="24"/>
+          <w:szCs w:val="24"/>
+          <w:rtl w:val="0"/>
+        </w:rPr>
+        <w:t xml:space="preserve">Developed an </w:t>
+      </w:r>
+      <w:r>
+        <w:rPr>
+          <w:rFonts w:ascii="EB Garamond" w:cs="EB Garamond" w:eastAsia="EB Garamond" w:hAnsi="EB Garamond"/>
+          <w:b w:val="1"/>
+          <w:bCs w:val="1"/>
+          <w:color w:val="434343"/>
+          <w:sz w:val="24"/>
+          <w:szCs w:val="24"/>
+          <w:rtl w:val="0"/>
+        </w:rPr>
+        <w:t xml:space="preserve">API</w:t>
+      </w:r>
+      <w:r>
+        <w:rPr>
+          <w:rFonts w:ascii="EB Garamond" w:cs="EB Garamond" w:eastAsia="EB Garamond" w:hAnsi="EB Garamond"/>
+          <w:color w:val="434343"/>
+          <w:sz w:val="24"/>
+          <w:szCs w:val="24"/>
+          <w:rtl w:val="0"/>
+        </w:rPr>
+        <w:t xml:space="preserve"> for the model using </w:t>
+      </w:r>
+      <w:r>
+        <w:rPr>
+          <w:rFonts w:ascii="EB Garamond" w:cs="EB Garamond" w:eastAsia="EB Garamond" w:hAnsi="EB Garamond"/>
+          <w:b w:val="1"/>
+          <w:bCs w:val="1"/>
+          <w:color w:val="434343"/>
+          <w:sz w:val="24"/>
+          <w:szCs w:val="24"/>
+          <w:rtl w:val="0"/>
+        </w:rPr>
+        <w:t xml:space="preserve">Flask</w:t>
+      </w:r>
+      <w:r>
+        <w:rPr>
+          <w:rFonts w:ascii="EB Garamond" w:cs="EB Garamond" w:eastAsia="EB Garamond" w:hAnsi="EB Garamond"/>
+          <w:color w:val="434343"/>
+          <w:sz w:val="24"/>
+          <w:szCs w:val="24"/>
+          <w:rtl w:val="0"/>
+        </w:rPr>
+        <w:t xml:space="preserve">, </w:t>
+      </w:r>
+      <w:r>
+        <w:rPr>
+          <w:rFonts w:ascii="EB Garamond" w:cs="EB Garamond" w:eastAsia="EB Garamond" w:hAnsi="EB Garamond"/>
+          <w:b w:val="1"/>
+          <w:bCs w:val="1"/>
+          <w:color w:val="434343"/>
+          <w:sz w:val="24"/>
+          <w:szCs w:val="24"/>
+          <w:rtl w:val="0"/>
+        </w:rPr>
+        <w:t xml:space="preserve">Flask-RESTX</w:t>
+      </w:r>
+      <w:r>
+        <w:rPr>
+          <w:rFonts w:ascii="EB Garamond" w:cs="EB Garamond" w:eastAsia="EB Garamond" w:hAnsi="EB Garamond"/>
+          <w:color w:val="434343"/>
+          <w:sz w:val="24"/>
+          <w:szCs w:val="24"/>
+          <w:rtl w:val="0"/>
+        </w:rPr>
+        <w:t xml:space="preserve">, </w:t>
+      </w:r>
+      <w:r>
+        <w:rPr>
+          <w:rFonts w:ascii="EB Garamond" w:cs="EB Garamond" w:eastAsia="EB Garamond" w:hAnsi="EB Garamond"/>
+          <w:b w:val="1"/>
+          <w:bCs w:val="1"/>
+          <w:color w:val="434343"/>
+          <w:sz w:val="24"/>
+          <w:szCs w:val="24"/>
+          <w:rtl w:val="0"/>
+        </w:rPr>
+        <w:t xml:space="preserve">Gunicorn</w:t>
+      </w:r>
+      <w:r>
+        <w:rPr>
+          <w:rFonts w:ascii="EB Garamond" w:cs="EB Garamond" w:eastAsia="EB Garamond" w:hAnsi="EB Garamond"/>
+          <w:color w:val="434343"/>
+          <w:sz w:val="24"/>
+          <w:szCs w:val="24"/>
+          <w:rtl w:val="0"/>
+        </w:rPr>
+        <w:t xml:space="preserve">, </w:t>
+      </w:r>
+      <w:r>
+        <w:rPr>
+          <w:rFonts w:ascii="EB Garamond" w:cs="EB Garamond" w:eastAsia="EB Garamond" w:hAnsi="EB Garamond"/>
+          <w:b w:val="1"/>
+          <w:bCs w:val="1"/>
+          <w:color w:val="434343"/>
+          <w:sz w:val="24"/>
+          <w:szCs w:val="24"/>
+          <w:rtl w:val="0"/>
+        </w:rPr>
+        <w:t xml:space="preserve">Docker</w:t>
+      </w:r>
+      <w:r>
+        <w:rPr>
+          <w:rFonts w:ascii="EB Garamond" w:cs="EB Garamond" w:eastAsia="EB Garamond" w:hAnsi="EB Garamond"/>
+          <w:color w:val="434343"/>
+          <w:sz w:val="24"/>
+          <w:szCs w:val="24"/>
+          <w:rtl w:val="0"/>
+        </w:rPr>
+        <w:t xml:space="preserve">, and documented it using </w:t>
+      </w:r>
+      <w:r>
+        <w:rPr>
+          <w:rFonts w:ascii="EB Garamond" w:cs="EB Garamond" w:eastAsia="EB Garamond" w:hAnsi="EB Garamond"/>
+          <w:b w:val="1"/>
+          <w:bCs w:val="1"/>
+          <w:color w:val="434343"/>
+          <w:sz w:val="24"/>
+          <w:szCs w:val="24"/>
+          <w:rtl w:val="0"/>
+        </w:rPr>
+        <w:t xml:space="preserve">OpenAPI/Swagger</w:t>
+      </w:r>
+      <w:r>
+        <w:rPr>
+          <w:rFonts w:ascii="EB Garamond" w:cs="EB Garamond" w:eastAsia="EB Garamond" w:hAnsi="EB Garamond"/>
+          <w:color w:val="434343"/>
+          <w:sz w:val="24"/>
+          <w:szCs w:val="24"/>
+          <w:rtl w:val="0"/>
+        </w:rPr>
+        <w:t xml:space="preserve">.</w:t>
+      </w:r>
+      <w:r>
+        <w:rPr>
+          <w:rtl w:val="0"/>
+        </w:rPr>
+      </w:r>
+    </w:p>
+    <w:p>
+      <w:pPr>
+        <w:numPr>
+          <w:ilvl w:val="0"/>
+          <w:numId w:val="3"/>
+        </w:numPr>
+        <w:spacing w:line="240" w:lineRule="auto"/>
+        <w:ind w:left="720" w:hanging="360"/>
+        <w:rPr>
+          <w:rFonts w:ascii="EB Garamond" w:cs="EB Garamond" w:eastAsia="EB Garamond" w:hAnsi="EB Garamond"/>
+          <w:color w:val="434343"/>
+        </w:rPr>
+      </w:pPr>
+      <w:r>
+        <w:rPr>
+          <w:rFonts w:ascii="EB Garamond" w:cs="EB Garamond" w:eastAsia="EB Garamond" w:hAnsi="EB Garamond"/>
+          <w:color w:val="434343"/>
+          <w:sz w:val="24"/>
+          <w:szCs w:val="24"/>
+          <w:rtl w:val="0"/>
+        </w:rPr>
+        <w:t xml:space="preserve">Built the core </w:t>
+      </w:r>
+      <w:r>
+        <w:rPr>
+          <w:rFonts w:ascii="EB Garamond" w:cs="EB Garamond" w:eastAsia="EB Garamond" w:hAnsi="EB Garamond"/>
+          <w:b w:val="1"/>
+          <w:bCs w:val="1"/>
+          <w:color w:val="434343"/>
+          <w:sz w:val="24"/>
+          <w:szCs w:val="24"/>
+          <w:rtl w:val="0"/>
+        </w:rPr>
+        <w:t xml:space="preserve">backend API</w:t>
+      </w:r>
+      <w:r>
+        <w:rPr>
+          <w:rFonts w:ascii="EB Garamond" w:cs="EB Garamond" w:eastAsia="EB Garamond" w:hAnsi="EB Garamond"/>
+          <w:color w:val="434343"/>
+          <w:sz w:val="24"/>
+          <w:szCs w:val="24"/>
+          <w:rtl w:val="0"/>
+        </w:rPr>
+        <w:t xml:space="preserve"> using </w:t>
+      </w:r>
+      <w:r>
+        <w:rPr>
+          <w:rFonts w:ascii="EB Garamond" w:cs="EB Garamond" w:eastAsia="EB Garamond" w:hAnsi="EB Garamond"/>
+          <w:b w:val="1"/>
+          <w:bCs w:val="1"/>
+          <w:color w:val="434343"/>
+          <w:sz w:val="24"/>
+          <w:szCs w:val="24"/>
+          <w:rtl w:val="0"/>
+        </w:rPr>
+        <w:t xml:space="preserve">PHP Laravel</w:t>
+      </w:r>
+      <w:r>
+        <w:rPr>
+          <w:rFonts w:ascii="EB Garamond" w:cs="EB Garamond" w:eastAsia="EB Garamond" w:hAnsi="EB Garamond"/>
+          <w:color w:val="434343"/>
+          <w:sz w:val="24"/>
+          <w:szCs w:val="24"/>
+          <w:rtl w:val="0"/>
+        </w:rPr>
+        <w:t xml:space="preserve"> and </w:t>
+      </w:r>
+      <w:r>
+        <w:rPr>
+          <w:rFonts w:ascii="EB Garamond" w:cs="EB Garamond" w:eastAsia="EB Garamond" w:hAnsi="EB Garamond"/>
+          <w:b w:val="1"/>
+          <w:bCs w:val="1"/>
+          <w:color w:val="434343"/>
+          <w:sz w:val="24"/>
+          <w:szCs w:val="24"/>
+          <w:rtl w:val="0"/>
+        </w:rPr>
+        <w:t xml:space="preserve">OpenAPI/Swagger</w:t>
+      </w:r>
+      <w:r>
+        <w:rPr>
+          <w:rFonts w:ascii="EB Garamond" w:cs="EB Garamond" w:eastAsia="EB Garamond" w:hAnsi="EB Garamond"/>
+          <w:color w:val="434343"/>
+          <w:sz w:val="24"/>
+          <w:szCs w:val="24"/>
+          <w:rtl w:val="0"/>
+        </w:rPr>
+        <w:t xml:space="preserve"> for robust data handling and scalability.</w:t>
+      </w:r>
+      <w:r>
+        <w:rPr>
+          <w:rtl w:val="0"/>
+        </w:rPr>
+      </w:r>
+    </w:p>
+    <w:p>
+      <w:pPr>
+        <w:numPr>
+          <w:ilvl w:val="0"/>
+          <w:numId w:val="3"/>
+        </w:numPr>
+        <w:spacing w:line="240" w:lineRule="auto"/>
+        <w:ind w:left="720" w:hanging="360"/>
+        <w:rPr>
+          <w:rFonts w:ascii="EB Garamond" w:cs="EB Garamond" w:eastAsia="EB Garamond" w:hAnsi="EB Garamond"/>
+          <w:color w:val="434343"/>
+        </w:rPr>
+      </w:pPr>
+      <w:r>
+        <w:rPr>
+          <w:rFonts w:ascii="EB Garamond" w:cs="EB Garamond" w:eastAsia="EB Garamond" w:hAnsi="EB Garamond"/>
+          <w:color w:val="434343"/>
+          <w:sz w:val="24"/>
+          <w:szCs w:val="24"/>
+          <w:rtl w:val="0"/>
+        </w:rPr>
+        <w:t xml:space="preserve">Developed a </w:t>
+      </w:r>
+      <w:r>
+        <w:rPr>
+          <w:rFonts w:ascii="EB Garamond" w:cs="EB Garamond" w:eastAsia="EB Garamond" w:hAnsi="EB Garamond"/>
+          <w:b w:val="1"/>
+          <w:bCs w:val="1"/>
+          <w:color w:val="434343"/>
+          <w:sz w:val="24"/>
+          <w:szCs w:val="24"/>
+          <w:rtl w:val="0"/>
+        </w:rPr>
+        <w:t xml:space="preserve">web client</w:t>
+      </w:r>
+      <w:r>
+        <w:rPr>
+          <w:rFonts w:ascii="EB Garamond" w:cs="EB Garamond" w:eastAsia="EB Garamond" w:hAnsi="EB Garamond"/>
+          <w:color w:val="434343"/>
+          <w:sz w:val="24"/>
+          <w:szCs w:val="24"/>
+          <w:rtl w:val="0"/>
+        </w:rPr>
+        <w:t xml:space="preserve"> using </w:t>
+      </w:r>
+      <w:r>
+        <w:rPr>
+          <w:rFonts w:ascii="EB Garamond" w:cs="EB Garamond" w:eastAsia="EB Garamond" w:hAnsi="EB Garamond"/>
+          <w:b w:val="1"/>
+          <w:bCs w:val="1"/>
+          <w:color w:val="434343"/>
+          <w:sz w:val="24"/>
+          <w:szCs w:val="24"/>
+          <w:rtl w:val="0"/>
+        </w:rPr>
+        <w:t xml:space="preserve">TypeScript</w:t>
+      </w:r>
+      <w:r>
+        <w:rPr>
+          <w:rFonts w:ascii="EB Garamond" w:cs="EB Garamond" w:eastAsia="EB Garamond" w:hAnsi="EB Garamond"/>
+          <w:color w:val="434343"/>
+          <w:sz w:val="24"/>
+          <w:szCs w:val="24"/>
+          <w:rtl w:val="0"/>
+        </w:rPr>
+        <w:t xml:space="preserve">, </w:t>
+      </w:r>
+      <w:r>
+        <w:rPr>
+          <w:rFonts w:ascii="EB Garamond" w:cs="EB Garamond" w:eastAsia="EB Garamond" w:hAnsi="EB Garamond"/>
+          <w:b w:val="1"/>
+          <w:bCs w:val="1"/>
+          <w:color w:val="434343"/>
+          <w:sz w:val="24"/>
+          <w:szCs w:val="24"/>
+          <w:rtl w:val="0"/>
+        </w:rPr>
+        <w:t xml:space="preserve">React</w:t>
+      </w:r>
+      <w:r>
+        <w:rPr>
+          <w:rFonts w:ascii="EB Garamond" w:cs="EB Garamond" w:eastAsia="EB Garamond" w:hAnsi="EB Garamond"/>
+          <w:color w:val="434343"/>
+          <w:sz w:val="24"/>
+          <w:szCs w:val="24"/>
+          <w:rtl w:val="0"/>
+        </w:rPr>
+        <w:t xml:space="preserve">, </w:t>
+      </w:r>
+      <w:r>
+        <w:rPr>
+          <w:rFonts w:ascii="EB Garamond" w:cs="EB Garamond" w:eastAsia="EB Garamond" w:hAnsi="EB Garamond"/>
+          <w:b w:val="1"/>
+          <w:bCs w:val="1"/>
+          <w:color w:val="434343"/>
+          <w:sz w:val="24"/>
+          <w:szCs w:val="24"/>
+          <w:rtl w:val="0"/>
+        </w:rPr>
+        <w:t xml:space="preserve">TanStack Router</w:t>
+      </w:r>
+      <w:r>
+        <w:rPr>
+          <w:rFonts w:ascii="EB Garamond" w:cs="EB Garamond" w:eastAsia="EB Garamond" w:hAnsi="EB Garamond"/>
+          <w:color w:val="434343"/>
+          <w:sz w:val="24"/>
+          <w:szCs w:val="24"/>
+          <w:rtl w:val="0"/>
+        </w:rPr>
+        <w:t xml:space="preserve">, </w:t>
+      </w:r>
+      <w:r>
+        <w:rPr>
+          <w:rFonts w:ascii="EB Garamond" w:cs="EB Garamond" w:eastAsia="EB Garamond" w:hAnsi="EB Garamond"/>
+          <w:b w:val="1"/>
+          <w:bCs w:val="1"/>
+          <w:color w:val="434343"/>
+          <w:sz w:val="24"/>
+          <w:szCs w:val="24"/>
+          <w:rtl w:val="0"/>
+        </w:rPr>
+        <w:t xml:space="preserve">TanStack Query</w:t>
+      </w:r>
+      <w:r>
+        <w:rPr>
+          <w:rFonts w:ascii="EB Garamond" w:cs="EB Garamond" w:eastAsia="EB Garamond" w:hAnsi="EB Garamond"/>
+          <w:color w:val="434343"/>
+          <w:sz w:val="24"/>
+          <w:szCs w:val="24"/>
+          <w:rtl w:val="0"/>
+        </w:rPr>
+        <w:t xml:space="preserve">, </w:t>
+      </w:r>
+      <w:r>
+        <w:rPr>
+          <w:rFonts w:ascii="EB Garamond" w:cs="EB Garamond" w:eastAsia="EB Garamond" w:hAnsi="EB Garamond"/>
+          <w:b w:val="1"/>
+          <w:bCs w:val="1"/>
+          <w:color w:val="434343"/>
+          <w:sz w:val="24"/>
+          <w:szCs w:val="24"/>
+          <w:rtl w:val="0"/>
+        </w:rPr>
+        <w:t xml:space="preserve">TailwindCSS</w:t>
+      </w:r>
+      <w:r>
+        <w:rPr>
+          <w:rFonts w:ascii="EB Garamond" w:cs="EB Garamond" w:eastAsia="EB Garamond" w:hAnsi="EB Garamond"/>
+          <w:color w:val="434343"/>
+          <w:sz w:val="24"/>
+          <w:szCs w:val="24"/>
+          <w:rtl w:val="0"/>
+        </w:rPr>
+        <w:t xml:space="preserve">, and </w:t>
+      </w:r>
+      <w:r>
+        <w:rPr>
+          <w:rFonts w:ascii="EB Garamond" w:cs="EB Garamond" w:eastAsia="EB Garamond" w:hAnsi="EB Garamond"/>
+          <w:b w:val="1"/>
+          <w:bCs w:val="1"/>
+          <w:color w:val="434343"/>
+          <w:sz w:val="24"/>
+          <w:szCs w:val="24"/>
+          <w:rtl w:val="0"/>
+        </w:rPr>
+        <w:t xml:space="preserve">ShadcnUI</w:t>
+      </w:r>
+      <w:r>
+        <w:rPr>
+          <w:rFonts w:ascii="EB Garamond" w:cs="EB Garamond" w:eastAsia="EB Garamond" w:hAnsi="EB Garamond"/>
+          <w:color w:val="434343"/>
+          <w:sz w:val="24"/>
+          <w:szCs w:val="24"/>
+          <w:rtl w:val="0"/>
+        </w:rPr>
+        <w:t xml:space="preserve"> for a dynamic, responsive user interface.</w:t>
+      </w:r>
+      <w:r>
+        <w:rPr>
+          <w:rtl w:val="0"/>
+        </w:rPr>
+      </w:r>
+    </w:p>
+    <w:p>
+      <w:pPr>
+        <w:numPr>
+          <w:ilvl w:val="0"/>
+          <w:numId w:val="3"/>
+        </w:numPr>
+        <w:spacing w:line="240" w:lineRule="auto"/>
+        <w:ind w:left="720" w:hanging="360"/>
+        <w:rPr>
+          <w:rFonts w:ascii="EB Garamond" w:cs="EB Garamond" w:eastAsia="EB Garamond" w:hAnsi="EB Garamond"/>
+          <w:color w:val="434343"/>
+        </w:rPr>
+      </w:pPr>
+      <w:r>
+        <w:rPr>
+          <w:rFonts w:ascii="EB Garamond" w:cs="EB Garamond" w:eastAsia="EB Garamond" w:hAnsi="EB Garamond"/>
+          <w:color w:val="434343"/>
+          <w:sz w:val="24"/>
+          <w:szCs w:val="24"/>
+          <w:rtl w:val="0"/>
+        </w:rPr>
+        <w:t xml:space="preserve">Designed the platform to enable </w:t>
+      </w:r>
+      <w:r>
+        <w:rPr>
+          <w:rFonts w:ascii="EB Garamond" w:cs="EB Garamond" w:eastAsia="EB Garamond" w:hAnsi="EB Garamond"/>
+          <w:b w:val="1"/>
+          <w:bCs w:val="1"/>
+          <w:color w:val="434343"/>
+          <w:sz w:val="24"/>
+          <w:szCs w:val="24"/>
+          <w:rtl w:val="0"/>
+        </w:rPr>
+        <w:t xml:space="preserve">executives</w:t>
+      </w:r>
+      <w:r>
+        <w:rPr>
+          <w:rFonts w:ascii="EB Garamond" w:cs="EB Garamond" w:eastAsia="EB Garamond" w:hAnsi="EB Garamond"/>
+          <w:color w:val="434343"/>
+          <w:sz w:val="24"/>
+          <w:szCs w:val="24"/>
+          <w:rtl w:val="0"/>
+        </w:rPr>
+        <w:t xml:space="preserve"> to post questions and allow their </w:t>
+      </w:r>
+      <w:r>
+        <w:rPr>
+          <w:rFonts w:ascii="EB Garamond" w:cs="EB Garamond" w:eastAsia="EB Garamond" w:hAnsi="EB Garamond"/>
+          <w:b w:val="1"/>
+          <w:bCs w:val="1"/>
+          <w:color w:val="434343"/>
+          <w:sz w:val="24"/>
+          <w:szCs w:val="24"/>
+          <w:rtl w:val="0"/>
+        </w:rPr>
+        <w:t xml:space="preserve">subjects</w:t>
+      </w:r>
+      <w:r>
+        <w:rPr>
+          <w:rFonts w:ascii="EB Garamond" w:cs="EB Garamond" w:eastAsia="EB Garamond" w:hAnsi="EB Garamond"/>
+          <w:color w:val="434343"/>
+          <w:sz w:val="24"/>
+          <w:szCs w:val="24"/>
+          <w:rtl w:val="0"/>
+        </w:rPr>
+        <w:t xml:space="preserve"> to respond. The platform predicts the </w:t>
+      </w:r>
+      <w:r>
+        <w:rPr>
+          <w:rFonts w:ascii="EB Garamond" w:cs="EB Garamond" w:eastAsia="EB Garamond" w:hAnsi="EB Garamond"/>
+          <w:b w:val="1"/>
+          <w:bCs w:val="1"/>
+          <w:color w:val="434343"/>
+          <w:sz w:val="24"/>
+          <w:szCs w:val="24"/>
+          <w:rtl w:val="0"/>
+        </w:rPr>
+        <w:t xml:space="preserve">sentiment</w:t>
+      </w:r>
+      <w:r>
+        <w:rPr>
+          <w:rFonts w:ascii="EB Garamond" w:cs="EB Garamond" w:eastAsia="EB Garamond" w:hAnsi="EB Garamond"/>
+          <w:color w:val="434343"/>
+          <w:sz w:val="24"/>
+          <w:szCs w:val="24"/>
+          <w:rtl w:val="0"/>
+        </w:rPr>
+        <w:t xml:space="preserve"> and </w:t>
+      </w:r>
+      <w:r>
+        <w:rPr>
+          <w:rFonts w:ascii="EB Garamond" w:cs="EB Garamond" w:eastAsia="EB Garamond" w:hAnsi="EB Garamond"/>
+          <w:b w:val="1"/>
+          <w:bCs w:val="1"/>
+          <w:color w:val="434343"/>
+          <w:sz w:val="24"/>
+          <w:szCs w:val="24"/>
+          <w:rtl w:val="0"/>
+        </w:rPr>
+        <w:t xml:space="preserve">emotion</w:t>
+      </w:r>
+      <w:r>
+        <w:rPr>
+          <w:rFonts w:ascii="EB Garamond" w:cs="EB Garamond" w:eastAsia="EB Garamond" w:hAnsi="EB Garamond"/>
+          <w:color w:val="434343"/>
+          <w:sz w:val="24"/>
+          <w:szCs w:val="24"/>
+          <w:rtl w:val="0"/>
+        </w:rPr>
+        <w:t xml:space="preserve"> of the responses, extracts </w:t>
+      </w:r>
+      <w:r>
+        <w:rPr>
+          <w:rFonts w:ascii="EB Garamond" w:cs="EB Garamond" w:eastAsia="EB Garamond" w:hAnsi="EB Garamond"/>
+          <w:b w:val="1"/>
+          <w:bCs w:val="1"/>
+          <w:color w:val="434343"/>
+          <w:sz w:val="24"/>
+          <w:szCs w:val="24"/>
+          <w:rtl w:val="0"/>
+        </w:rPr>
+        <w:t xml:space="preserve">key concepts</w:t>
+      </w:r>
+      <w:r>
+        <w:rPr>
+          <w:rFonts w:ascii="EB Garamond" w:cs="EB Garamond" w:eastAsia="EB Garamond" w:hAnsi="EB Garamond"/>
+          <w:color w:val="434343"/>
+          <w:sz w:val="24"/>
+          <w:szCs w:val="24"/>
+          <w:rtl w:val="0"/>
+        </w:rPr>
+        <w:t xml:space="preserve">, and generates </w:t>
+      </w:r>
+      <w:r>
+        <w:rPr>
+          <w:rFonts w:ascii="EB Garamond" w:cs="EB Garamond" w:eastAsia="EB Garamond" w:hAnsi="EB Garamond"/>
+          <w:b w:val="1"/>
+          <w:bCs w:val="1"/>
+          <w:color w:val="434343"/>
+          <w:sz w:val="24"/>
+          <w:szCs w:val="24"/>
+          <w:rtl w:val="0"/>
+        </w:rPr>
+        <w:t xml:space="preserve">keywords</w:t>
+      </w:r>
+      <w:r>
+        <w:rPr>
+          <w:rFonts w:ascii="EB Garamond" w:cs="EB Garamond" w:eastAsia="EB Garamond" w:hAnsi="EB Garamond"/>
+          <w:color w:val="434343"/>
+          <w:sz w:val="24"/>
+          <w:szCs w:val="24"/>
+          <w:rtl w:val="0"/>
+        </w:rPr>
+        <w:t xml:space="preserve"> and </w:t>
+      </w:r>
+      <w:r>
+        <w:rPr>
+          <w:rFonts w:ascii="EB Garamond" w:cs="EB Garamond" w:eastAsia="EB Garamond" w:hAnsi="EB Garamond"/>
+          <w:b w:val="1"/>
+          <w:bCs w:val="1"/>
+          <w:color w:val="434343"/>
+          <w:sz w:val="24"/>
+          <w:szCs w:val="24"/>
+          <w:rtl w:val="0"/>
+        </w:rPr>
+        <w:t xml:space="preserve">keyphrases</w:t>
+      </w:r>
+      <w:r>
+        <w:rPr>
+          <w:rFonts w:ascii="EB Garamond" w:cs="EB Garamond" w:eastAsia="EB Garamond" w:hAnsi="EB Garamond"/>
+          <w:color w:val="434343"/>
+          <w:sz w:val="24"/>
+          <w:szCs w:val="24"/>
+          <w:rtl w:val="0"/>
+        </w:rPr>
+        <w:t xml:space="preserve">.</w:t>
+      </w:r>
+      <w:r>
+        <w:rPr>
+          <w:rtl w:val="0"/>
+        </w:rPr>
+      </w:r>
+    </w:p>
+    <w:p>
+      <w:pPr>
+        <w:numPr>
+          <w:ilvl w:val="0"/>
+          <w:numId w:val="3"/>
+        </w:numPr>
+        <w:spacing w:line="240" w:lineRule="auto"/>
+        <w:ind w:left="720" w:hanging="360"/>
+        <w:rPr>
+          <w:rFonts w:ascii="EB Garamond" w:cs="EB Garamond" w:eastAsia="EB Garamond" w:hAnsi="EB Garamond"/>
+          <w:color w:val="434343"/>
         </w:rPr>
       </w:pPr>
       <w:r>
@@ -3022,46 +3557,52 @@
         </w:rPr>
         <w:t xml:space="preserve"> from OpenAI to generate summaries of the entire thread.</w:t>
       </w:r>
-    </w:p>
-    <w:p>
-      <w:pPr>
-        <w:spacing w:line="240" w:lineRule="auto"/>
-        <w:ind w:left="0" w:firstLine="0"/>
-        <w:rPr>
-          <w:rFonts w:ascii="EB Garamond" w:cs="EB Garamond" w:eastAsia="EB Garamond" w:hAnsi="EB Garamond"/>
-          <w:color w:val="434343"/>
-          <w:sz w:val="24"/>
-          <w:szCs w:val="24"/>
-        </w:rPr>
-      </w:pPr>
-      <w:r>
-        <w:rPr>
-          <w:rtl w:val="0"/>
-        </w:rPr>
-      </w:r>
-    </w:p>
-    <w:p>
-      <w:pPr>
-        <w:spacing w:line="240" w:lineRule="auto"/>
-        <w:ind w:left="0" w:firstLine="0"/>
-        <w:rPr>
-          <w:rFonts w:ascii="EB Garamond" w:cs="EB Garamond" w:eastAsia="EB Garamond" w:hAnsi="EB Garamond"/>
-          <w:color w:val="434343"/>
-          <w:sz w:val="24"/>
-          <w:szCs w:val="24"/>
-        </w:rPr>
-      </w:pPr>
-      <w:r>
-        <w:rPr>
-          <w:rFonts w:ascii="EB Garamond" w:cs="EB Garamond" w:eastAsia="EB Garamond" w:hAnsi="EB Garamond"/>
-          <w:b w:val="1"/>
-          <w:bCs w:val="1"/>
-          <w:color w:val="434343"/>
-          <w:sz w:val="24"/>
-          <w:szCs w:val="24"/>
-          <w:rtl w:val="0"/>
-        </w:rPr>
-        <w:t xml:space="preserve">Beyond Decor: A Portfolio and Inquiry Website System</w:t>
+      <w:r>
+        <w:rPr>
+          <w:rtl w:val="0"/>
+        </w:rPr>
+      </w:r>
+    </w:p>
+    <w:p>
+      <w:pPr>
+        <w:spacing w:line="240" w:lineRule="auto"/>
+        <w:rPr>
+          <w:rFonts w:ascii="EB Garamond" w:cs="EB Garamond" w:eastAsia="EB Garamond" w:hAnsi="EB Garamond"/>
+          <w:color w:val="434343"/>
+          <w:sz w:val="24"/>
+          <w:szCs w:val="24"/>
+        </w:rPr>
+      </w:pPr>
+      <w:r>
+        <w:rPr>
+          <w:rtl w:val="0"/>
+        </w:rPr>
+      </w:r>
+    </w:p>
+    <w:p>
+      <w:pPr>
+        <w:spacing w:line="240" w:lineRule="auto"/>
+        <w:rPr>
+          <w:rFonts w:ascii="EB Garamond" w:cs="EB Garamond" w:eastAsia="EB Garamond" w:hAnsi="EB Garamond"/>
+          <w:b w:val="1"/>
+          <w:bCs w:val="1"/>
+          <w:color w:val="434343"/>
+          <w:sz w:val="20"/>
+          <w:szCs w:val="20"/>
+        </w:rPr>
+      </w:pPr>
+      <w:r>
+        <w:rPr>
+          <w:rFonts w:ascii="EB Garamond" w:cs="EB Garamond" w:eastAsia="EB Garamond" w:hAnsi="EB Garamond"/>
+          <w:b w:val="1"/>
+          <w:bCs w:val="1"/>
+          <w:color w:val="434343"/>
+          <w:sz w:val="24"/>
+          <w:szCs w:val="24"/>
+          <w:rtl w:val="0"/>
+        </w:rPr>
+        <w:t xml:space="preserve">Philippine Poverty Area Estimates Choropleth</w:t>
+        <w:tab/>
         <w:tab/>
         <w:tab/>
         <w:tab/>
@@ -3080,6 +3621,11 @@
           <w:rtl w:val="0"/>
         </w:rPr>
         <w:t xml:space="preserve">2023</w:t>
+      </w:r>
+      <w:r>
+        <w:rPr>
+          <w:rtl w:val="0"/>
+        </w:rPr>
       </w:r>
     </w:p>
     <w:p>
@@ -3092,39 +3638,7 @@
         <w:ind w:left="720" w:hanging="360"/>
         <w:rPr>
           <w:rFonts w:ascii="EB Garamond" w:cs="EB Garamond" w:eastAsia="EB Garamond" w:hAnsi="EB Garamond"/>
-          <w:b w:val="1"/>
-          <w:bCs w:val="1"/>
-          <w:color w:val="434343"/>
-          <w:sz w:val="20"/>
-          <w:szCs w:val="20"/>
-        </w:rPr>
-      </w:pPr>
-      <w:r>
-        <w:rPr>
-          <w:rFonts w:ascii="EB Garamond" w:cs="EB Garamond" w:eastAsia="EB Garamond" w:hAnsi="EB Garamond"/>
-          <w:b w:val="1"/>
-          <w:bCs w:val="1"/>
-          <w:color w:val="434343"/>
-          <w:sz w:val="24"/>
-          <w:szCs w:val="24"/>
-          <w:rtl w:val="0"/>
-        </w:rPr>
-        <w:t xml:space="preserve">Project repository: https://github.com/hyoaru/beyond-decor</w:t>
-      </w:r>
-    </w:p>
-    <w:p>
-      <w:pPr>
-        <w:numPr>
-          <w:ilvl w:val="0"/>
-          <w:numId w:val="5"/>
-        </w:numPr>
-        <w:spacing w:line="240" w:lineRule="auto"/>
-        <w:ind w:left="720" w:hanging="360"/>
-        <w:rPr>
-          <w:rFonts w:ascii="EB Garamond" w:cs="EB Garamond" w:eastAsia="EB Garamond" w:hAnsi="EB Garamond"/>
-          <w:color w:val="434343"/>
-          <w:sz w:val="20"/>
-          <w:szCs w:val="20"/>
+          <w:color w:val="434343"/>
         </w:rPr>
       </w:pPr>
       <w:r>
@@ -3147,139 +3661,29 @@
           <w:szCs w:val="24"/>
           <w:rtl w:val="0"/>
         </w:rPr>
-        <w:t xml:space="preserve">portfolio and inquiry website system</w:t>
-      </w:r>
-      <w:r>
-        <w:rPr>
-          <w:rFonts w:ascii="EB Garamond" w:cs="EB Garamond" w:eastAsia="EB Garamond" w:hAnsi="EB Garamond"/>
-          <w:color w:val="434343"/>
-          <w:sz w:val="24"/>
-          <w:szCs w:val="24"/>
-          <w:rtl w:val="0"/>
-        </w:rPr>
-        <w:t xml:space="preserve"> for </w:t>
-      </w:r>
-      <w:r>
-        <w:rPr>
-          <w:rFonts w:ascii="EB Garamond" w:cs="EB Garamond" w:eastAsia="EB Garamond" w:hAnsi="EB Garamond"/>
-          <w:b w:val="1"/>
-          <w:bCs w:val="1"/>
-          <w:color w:val="434343"/>
-          <w:sz w:val="24"/>
-          <w:szCs w:val="24"/>
-          <w:rtl w:val="0"/>
-        </w:rPr>
-        <w:t xml:space="preserve">Beyond Decor</w:t>
-      </w:r>
-      <w:r>
-        <w:rPr>
-          <w:rFonts w:ascii="EB Garamond" w:cs="EB Garamond" w:eastAsia="EB Garamond" w:hAnsi="EB Garamond"/>
-          <w:color w:val="434343"/>
-          <w:sz w:val="24"/>
-          <w:szCs w:val="24"/>
-          <w:rtl w:val="0"/>
-        </w:rPr>
-        <w:t xml:space="preserve">, a party and entertainment service, using </w:t>
-      </w:r>
-      <w:r>
-        <w:rPr>
-          <w:rFonts w:ascii="EB Garamond" w:cs="EB Garamond" w:eastAsia="EB Garamond" w:hAnsi="EB Garamond"/>
-          <w:b w:val="1"/>
-          <w:bCs w:val="1"/>
-          <w:color w:val="434343"/>
-          <w:sz w:val="24"/>
-          <w:szCs w:val="24"/>
-          <w:rtl w:val="0"/>
-        </w:rPr>
-        <w:t xml:space="preserve">ReactJS</w:t>
-      </w:r>
-      <w:r>
-        <w:rPr>
-          <w:rFonts w:ascii="EB Garamond" w:cs="EB Garamond" w:eastAsia="EB Garamond" w:hAnsi="EB Garamond"/>
-          <w:color w:val="434343"/>
-          <w:sz w:val="24"/>
-          <w:szCs w:val="24"/>
-          <w:rtl w:val="0"/>
-        </w:rPr>
-        <w:t xml:space="preserve">, </w:t>
-      </w:r>
-      <w:r>
-        <w:rPr>
-          <w:rFonts w:ascii="EB Garamond" w:cs="EB Garamond" w:eastAsia="EB Garamond" w:hAnsi="EB Garamond"/>
-          <w:b w:val="1"/>
-          <w:bCs w:val="1"/>
-          <w:color w:val="434343"/>
-          <w:sz w:val="24"/>
-          <w:szCs w:val="24"/>
-          <w:rtl w:val="0"/>
-        </w:rPr>
-        <w:t xml:space="preserve">Next.js</w:t>
-      </w:r>
-      <w:r>
-        <w:rPr>
-          <w:rFonts w:ascii="EB Garamond" w:cs="EB Garamond" w:eastAsia="EB Garamond" w:hAnsi="EB Garamond"/>
-          <w:color w:val="434343"/>
-          <w:sz w:val="24"/>
-          <w:szCs w:val="24"/>
-          <w:rtl w:val="0"/>
-        </w:rPr>
-        <w:t xml:space="preserve">, </w:t>
-      </w:r>
-      <w:r>
-        <w:rPr>
-          <w:rFonts w:ascii="EB Garamond" w:cs="EB Garamond" w:eastAsia="EB Garamond" w:hAnsi="EB Garamond"/>
-          <w:b w:val="1"/>
-          <w:bCs w:val="1"/>
-          <w:color w:val="434343"/>
-          <w:sz w:val="24"/>
-          <w:szCs w:val="24"/>
-          <w:rtl w:val="0"/>
-        </w:rPr>
-        <w:t xml:space="preserve">DaisyUI</w:t>
-      </w:r>
-      <w:r>
-        <w:rPr>
-          <w:rFonts w:ascii="EB Garamond" w:cs="EB Garamond" w:eastAsia="EB Garamond" w:hAnsi="EB Garamond"/>
-          <w:color w:val="434343"/>
-          <w:sz w:val="24"/>
-          <w:szCs w:val="24"/>
-          <w:rtl w:val="0"/>
-        </w:rPr>
-        <w:t xml:space="preserve">, </w:t>
-      </w:r>
-      <w:r>
-        <w:rPr>
-          <w:rFonts w:ascii="EB Garamond" w:cs="EB Garamond" w:eastAsia="EB Garamond" w:hAnsi="EB Garamond"/>
-          <w:b w:val="1"/>
-          <w:bCs w:val="1"/>
-          <w:color w:val="434343"/>
-          <w:sz w:val="24"/>
-          <w:szCs w:val="24"/>
-          <w:rtl w:val="0"/>
-        </w:rPr>
-        <w:t xml:space="preserve">TailwindCSS</w:t>
-      </w:r>
-      <w:r>
-        <w:rPr>
-          <w:rFonts w:ascii="EB Garamond" w:cs="EB Garamond" w:eastAsia="EB Garamond" w:hAnsi="EB Garamond"/>
-          <w:color w:val="434343"/>
-          <w:sz w:val="24"/>
-          <w:szCs w:val="24"/>
-          <w:rtl w:val="0"/>
-        </w:rPr>
-        <w:t xml:space="preserve">, and </w:t>
-      </w:r>
-      <w:r>
-        <w:rPr>
-          <w:rFonts w:ascii="EB Garamond" w:cs="EB Garamond" w:eastAsia="EB Garamond" w:hAnsi="EB Garamond"/>
-          <w:b w:val="1"/>
-          <w:bCs w:val="1"/>
-          <w:color w:val="434343"/>
-          <w:sz w:val="24"/>
-          <w:szCs w:val="24"/>
-          <w:rtl w:val="0"/>
-        </w:rPr>
-        <w:t xml:space="preserve">PocketBase</w:t>
+        <w:t xml:space="preserve">web application</w:t>
+      </w:r>
+      <w:r>
+        <w:rPr>
+          <w:rFonts w:ascii="EB Garamond" w:cs="EB Garamond" w:eastAsia="EB Garamond" w:hAnsi="EB Garamond"/>
+          <w:color w:val="434343"/>
+          <w:sz w:val="24"/>
+          <w:szCs w:val="24"/>
+          <w:rtl w:val="0"/>
+        </w:rPr>
+        <w:t xml:space="preserve"> providing a visual representation of the estimated magnitude of poor families in the Philippines using a </w:t>
+      </w:r>
+      <w:r>
+        <w:rPr>
+          <w:rFonts w:ascii="EB Garamond" w:cs="EB Garamond" w:eastAsia="EB Garamond" w:hAnsi="EB Garamond"/>
+          <w:b w:val="1"/>
+          <w:bCs w:val="1"/>
+          <w:color w:val="434343"/>
+          <w:sz w:val="24"/>
+          <w:szCs w:val="24"/>
+          <w:rtl w:val="0"/>
+        </w:rPr>
+        <w:t xml:space="preserve">choropleth map</w:t>
       </w:r>
       <w:r>
         <w:rPr>
@@ -3291,203 +3695,10 @@
         </w:rPr>
         <w:t xml:space="preserve">.</w:t>
       </w:r>
-    </w:p>
-    <w:p>
-      <w:pPr>
-        <w:numPr>
-          <w:ilvl w:val="0"/>
-          <w:numId w:val="5"/>
-        </w:numPr>
-        <w:spacing w:line="240" w:lineRule="auto"/>
-        <w:ind w:left="720" w:hanging="360"/>
-        <w:rPr>
-          <w:rFonts w:ascii="EB Garamond" w:cs="EB Garamond" w:eastAsia="EB Garamond" w:hAnsi="EB Garamond"/>
-          <w:color w:val="434343"/>
-          <w:sz w:val="20"/>
-          <w:szCs w:val="20"/>
-        </w:rPr>
-      </w:pPr>
-      <w:r>
-        <w:rPr>
-          <w:rFonts w:ascii="EB Garamond" w:cs="EB Garamond" w:eastAsia="EB Garamond" w:hAnsi="EB Garamond"/>
-          <w:color w:val="434343"/>
-          <w:sz w:val="24"/>
-          <w:szCs w:val="24"/>
-          <w:rtl w:val="0"/>
-        </w:rPr>
-        <w:t xml:space="preserve">This project served as an eye-opener to the </w:t>
-      </w:r>
-      <w:r>
-        <w:rPr>
-          <w:rFonts w:ascii="EB Garamond" w:cs="EB Garamond" w:eastAsia="EB Garamond" w:hAnsi="EB Garamond"/>
-          <w:b w:val="1"/>
-          <w:bCs w:val="1"/>
-          <w:color w:val="434343"/>
-          <w:sz w:val="24"/>
-          <w:szCs w:val="24"/>
-          <w:rtl w:val="0"/>
-        </w:rPr>
-        <w:t xml:space="preserve">composability design principle</w:t>
-      </w:r>
-      <w:r>
-        <w:rPr>
-          <w:rFonts w:ascii="EB Garamond" w:cs="EB Garamond" w:eastAsia="EB Garamond" w:hAnsi="EB Garamond"/>
-          <w:color w:val="434343"/>
-          <w:sz w:val="24"/>
-          <w:szCs w:val="24"/>
-          <w:rtl w:val="0"/>
-        </w:rPr>
-        <w:t xml:space="preserve"> in </w:t>
-      </w:r>
-      <w:r>
-        <w:rPr>
-          <w:rFonts w:ascii="EB Garamond" w:cs="EB Garamond" w:eastAsia="EB Garamond" w:hAnsi="EB Garamond"/>
-          <w:b w:val="1"/>
-          <w:bCs w:val="1"/>
-          <w:color w:val="434343"/>
-          <w:sz w:val="24"/>
-          <w:szCs w:val="24"/>
-          <w:rtl w:val="0"/>
-        </w:rPr>
-        <w:t xml:space="preserve">React</w:t>
-      </w:r>
-      <w:r>
-        <w:rPr>
-          <w:rFonts w:ascii="EB Garamond" w:cs="EB Garamond" w:eastAsia="EB Garamond" w:hAnsi="EB Garamond"/>
-          <w:color w:val="434343"/>
-          <w:sz w:val="24"/>
-          <w:szCs w:val="24"/>
-          <w:rtl w:val="0"/>
-        </w:rPr>
-        <w:t xml:space="preserve"> and deepened my understanding of </w:t>
-      </w:r>
-      <w:r>
-        <w:rPr>
-          <w:rFonts w:ascii="EB Garamond" w:cs="EB Garamond" w:eastAsia="EB Garamond" w:hAnsi="EB Garamond"/>
-          <w:b w:val="1"/>
-          <w:bCs w:val="1"/>
-          <w:color w:val="434343"/>
-          <w:sz w:val="24"/>
-          <w:szCs w:val="24"/>
-          <w:rtl w:val="0"/>
-        </w:rPr>
-        <w:t xml:space="preserve">Next.js</w:t>
-      </w:r>
-      <w:r>
-        <w:rPr>
-          <w:rFonts w:ascii="EB Garamond" w:cs="EB Garamond" w:eastAsia="EB Garamond" w:hAnsi="EB Garamond"/>
-          <w:color w:val="434343"/>
-          <w:sz w:val="24"/>
-          <w:szCs w:val="24"/>
-          <w:rtl w:val="0"/>
-        </w:rPr>
-        <w:t xml:space="preserve"> philosophies for building optimized, scalable web applications.</w:t>
-      </w:r>
-    </w:p>
-    <w:p>
-      <w:pPr>
-        <w:numPr>
-          <w:ilvl w:val="0"/>
-          <w:numId w:val="5"/>
-        </w:numPr>
-        <w:spacing w:line="240" w:lineRule="auto"/>
-        <w:ind w:left="720" w:hanging="360"/>
-        <w:rPr>
-          <w:rFonts w:ascii="EB Garamond" w:cs="EB Garamond" w:eastAsia="EB Garamond" w:hAnsi="EB Garamond"/>
-          <w:color w:val="434343"/>
-          <w:sz w:val="20"/>
-          <w:szCs w:val="20"/>
-        </w:rPr>
-      </w:pPr>
-      <w:r>
-        <w:rPr>
-          <w:rFonts w:ascii="EB Garamond" w:cs="EB Garamond" w:eastAsia="EB Garamond" w:hAnsi="EB Garamond"/>
-          <w:color w:val="434343"/>
-          <w:sz w:val="24"/>
-          <w:szCs w:val="24"/>
-          <w:rtl w:val="0"/>
-        </w:rPr>
-        <w:t xml:space="preserve">The website showcases </w:t>
-      </w:r>
-      <w:r>
-        <w:rPr>
-          <w:rFonts w:ascii="EB Garamond" w:cs="EB Garamond" w:eastAsia="EB Garamond" w:hAnsi="EB Garamond"/>
-          <w:b w:val="1"/>
-          <w:bCs w:val="1"/>
-          <w:color w:val="434343"/>
-          <w:sz w:val="24"/>
-          <w:szCs w:val="24"/>
-          <w:rtl w:val="0"/>
-        </w:rPr>
-        <w:t xml:space="preserve">Beyond Decor’s services</w:t>
-      </w:r>
-      <w:r>
-        <w:rPr>
-          <w:rFonts w:ascii="EB Garamond" w:cs="EB Garamond" w:eastAsia="EB Garamond" w:hAnsi="EB Garamond"/>
-          <w:color w:val="434343"/>
-          <w:sz w:val="24"/>
-          <w:szCs w:val="24"/>
-          <w:rtl w:val="0"/>
-        </w:rPr>
-        <w:t xml:space="preserve">, allowing users to explore party and entertainment options, inquire about services, and get in touch with the company.</w:t>
-      </w:r>
-    </w:p>
-    <w:p>
-      <w:pPr>
-        <w:spacing w:line="240" w:lineRule="auto"/>
-        <w:rPr>
-          <w:rFonts w:ascii="EB Garamond" w:cs="EB Garamond" w:eastAsia="EB Garamond" w:hAnsi="EB Garamond"/>
-          <w:color w:val="434343"/>
-          <w:sz w:val="24"/>
-          <w:szCs w:val="24"/>
-        </w:rPr>
-      </w:pPr>
-      <w:r>
-        <w:rPr>
-          <w:rtl w:val="0"/>
-        </w:rPr>
-      </w:r>
-    </w:p>
-    <w:p>
-      <w:pPr>
-        <w:spacing w:line="240" w:lineRule="auto"/>
-        <w:rPr>
-          <w:rFonts w:ascii="EB Garamond" w:cs="EB Garamond" w:eastAsia="EB Garamond" w:hAnsi="EB Garamond"/>
-          <w:color w:val="434343"/>
-          <w:sz w:val="24"/>
-          <w:szCs w:val="24"/>
-        </w:rPr>
-      </w:pPr>
-      <w:r>
-        <w:rPr>
-          <w:rFonts w:ascii="EB Garamond" w:cs="EB Garamond" w:eastAsia="EB Garamond" w:hAnsi="EB Garamond"/>
-          <w:b w:val="1"/>
-          <w:bCs w:val="1"/>
-          <w:color w:val="434343"/>
-          <w:sz w:val="24"/>
-          <w:szCs w:val="24"/>
-          <w:rtl w:val="0"/>
-        </w:rPr>
-        <w:t xml:space="preserve">Philippine Poverty Area Estimates Choropleth</w:t>
-        <w:tab/>
-        <w:tab/>
-        <w:tab/>
-        <w:tab/>
-        <w:tab/>
-        <w:tab/>
-        <w:tab/>
-        <w:tab/>
-        <w:t xml:space="preserve">    </w:t>
-      </w:r>
-      <w:r>
-        <w:rPr>
-          <w:rFonts w:ascii="EB Garamond" w:cs="EB Garamond" w:eastAsia="EB Garamond" w:hAnsi="EB Garamond"/>
-          <w:color w:val="434343"/>
-          <w:sz w:val="24"/>
-          <w:szCs w:val="24"/>
-          <w:rtl w:val="0"/>
-        </w:rPr>
-        <w:t xml:space="preserve">2023</w:t>
+      <w:r>
+        <w:rPr>
+          <w:rtl w:val="0"/>
+        </w:rPr>
       </w:r>
     </w:p>
     <w:p>
@@ -3500,114 +3711,7 @@
         <w:ind w:left="720" w:hanging="360"/>
         <w:rPr>
           <w:rFonts w:ascii="EB Garamond" w:cs="EB Garamond" w:eastAsia="EB Garamond" w:hAnsi="EB Garamond"/>
-          <w:b w:val="1"/>
-          <w:bCs w:val="1"/>
-          <w:color w:val="434343"/>
-          <w:sz w:val="20"/>
-          <w:szCs w:val="20"/>
-        </w:rPr>
-      </w:pPr>
-      <w:r>
-        <w:rPr>
-          <w:rFonts w:ascii="EB Garamond" w:cs="EB Garamond" w:eastAsia="EB Garamond" w:hAnsi="EB Garamond"/>
-          <w:b w:val="1"/>
-          <w:bCs w:val="1"/>
-          <w:color w:val="434343"/>
-          <w:sz w:val="24"/>
-          <w:szCs w:val="24"/>
-          <w:rtl w:val="0"/>
-        </w:rPr>
-        <w:t xml:space="preserve">Project repository: https://github.com/hyoaru/philippine-poverty-area-estimates-choropleth</w:t>
-      </w:r>
-      <w:r>
-        <w:rPr>
-          <w:rtl w:val="0"/>
-        </w:rPr>
-      </w:r>
-    </w:p>
-    <w:p>
-      <w:pPr>
-        <w:numPr>
-          <w:ilvl w:val="0"/>
-          <w:numId w:val="2"/>
-        </w:numPr>
-        <w:spacing w:line="240" w:lineRule="auto"/>
-        <w:ind w:left="720" w:hanging="360"/>
-        <w:rPr>
-          <w:rFonts w:ascii="EB Garamond" w:cs="EB Garamond" w:eastAsia="EB Garamond" w:hAnsi="EB Garamond"/>
-          <w:color w:val="434343"/>
-          <w:sz w:val="20"/>
-          <w:szCs w:val="20"/>
-        </w:rPr>
-      </w:pPr>
-      <w:r>
-        <w:rPr>
-          <w:rFonts w:ascii="EB Garamond" w:cs="EB Garamond" w:eastAsia="EB Garamond" w:hAnsi="EB Garamond"/>
-          <w:color w:val="434343"/>
-          <w:sz w:val="24"/>
-          <w:szCs w:val="24"/>
-          <w:rtl w:val="0"/>
-        </w:rPr>
-        <w:t xml:space="preserve">Developed a </w:t>
-      </w:r>
-      <w:r>
-        <w:rPr>
-          <w:rFonts w:ascii="EB Garamond" w:cs="EB Garamond" w:eastAsia="EB Garamond" w:hAnsi="EB Garamond"/>
-          <w:b w:val="1"/>
-          <w:bCs w:val="1"/>
-          <w:color w:val="434343"/>
-          <w:sz w:val="24"/>
-          <w:szCs w:val="24"/>
-          <w:rtl w:val="0"/>
-        </w:rPr>
-        <w:t xml:space="preserve">web application</w:t>
-      </w:r>
-      <w:r>
-        <w:rPr>
-          <w:rFonts w:ascii="EB Garamond" w:cs="EB Garamond" w:eastAsia="EB Garamond" w:hAnsi="EB Garamond"/>
-          <w:color w:val="434343"/>
-          <w:sz w:val="24"/>
-          <w:szCs w:val="24"/>
-          <w:rtl w:val="0"/>
-        </w:rPr>
-        <w:t xml:space="preserve"> providing a visual representation of the estimated magnitude of poor families in the Philippines using a </w:t>
-      </w:r>
-      <w:r>
-        <w:rPr>
-          <w:rFonts w:ascii="EB Garamond" w:cs="EB Garamond" w:eastAsia="EB Garamond" w:hAnsi="EB Garamond"/>
-          <w:b w:val="1"/>
-          <w:bCs w:val="1"/>
-          <w:color w:val="434343"/>
-          <w:sz w:val="24"/>
-          <w:szCs w:val="24"/>
-          <w:rtl w:val="0"/>
-        </w:rPr>
-        <w:t xml:space="preserve">choropleth map</w:t>
-      </w:r>
-      <w:r>
-        <w:rPr>
-          <w:rFonts w:ascii="EB Garamond" w:cs="EB Garamond" w:eastAsia="EB Garamond" w:hAnsi="EB Garamond"/>
-          <w:color w:val="434343"/>
-          <w:sz w:val="24"/>
-          <w:szCs w:val="24"/>
-          <w:rtl w:val="0"/>
-        </w:rPr>
-        <w:t xml:space="preserve">.</w:t>
-      </w:r>
-    </w:p>
-    <w:p>
-      <w:pPr>
-        <w:numPr>
-          <w:ilvl w:val="0"/>
-          <w:numId w:val="2"/>
-        </w:numPr>
-        <w:spacing w:line="240" w:lineRule="auto"/>
-        <w:ind w:left="720" w:hanging="360"/>
-        <w:rPr>
-          <w:rFonts w:ascii="EB Garamond" w:cs="EB Garamond" w:eastAsia="EB Garamond" w:hAnsi="EB Garamond"/>
-          <w:color w:val="434343"/>
-          <w:sz w:val="20"/>
-          <w:szCs w:val="20"/>
+          <w:color w:val="434343"/>
         </w:rPr>
       </w:pPr>
       <w:r>
@@ -3708,281 +3812,10 @@
         </w:rPr>
         <w:t xml:space="preserve"> to give users insights into the poverty distribution across regions.</w:t>
       </w:r>
-    </w:p>
-    <w:p>
-      <w:pPr>
-        <w:numPr>
-          <w:ilvl w:val="0"/>
-          <w:numId w:val="2"/>
-        </w:numPr>
-        <w:spacing w:line="240" w:lineRule="auto"/>
-        <w:ind w:left="720" w:hanging="360"/>
-        <w:rPr>
-          <w:rFonts w:ascii="EB Garamond" w:cs="EB Garamond" w:eastAsia="EB Garamond" w:hAnsi="EB Garamond"/>
-          <w:color w:val="434343"/>
-          <w:sz w:val="20"/>
-          <w:szCs w:val="20"/>
-        </w:rPr>
-      </w:pPr>
-      <w:r>
-        <w:rPr>
-          <w:rFonts w:ascii="EB Garamond" w:cs="EB Garamond" w:eastAsia="EB Garamond" w:hAnsi="EB Garamond"/>
-          <w:b w:val="1"/>
-          <w:bCs w:val="1"/>
-          <w:color w:val="434343"/>
-          <w:sz w:val="24"/>
-          <w:szCs w:val="24"/>
-          <w:rtl w:val="0"/>
-        </w:rPr>
-        <w:t xml:space="preserve">Data source:</w:t>
-      </w:r>
-      <w:r>
-        <w:rPr>
-          <w:rFonts w:ascii="EB Garamond" w:cs="EB Garamond" w:eastAsia="EB Garamond" w:hAnsi="EB Garamond"/>
-          <w:color w:val="434343"/>
-          <w:sz w:val="24"/>
-          <w:szCs w:val="24"/>
-          <w:rtl w:val="0"/>
-        </w:rPr>
-        <w:t xml:space="preserve"> United Nations Office for the Coordination of Humanitarian Affairs (</w:t>
-      </w:r>
-      <w:r>
-        <w:rPr>
-          <w:rFonts w:ascii="EB Garamond" w:cs="EB Garamond" w:eastAsia="EB Garamond" w:hAnsi="EB Garamond"/>
-          <w:b w:val="1"/>
-          <w:bCs w:val="1"/>
-          <w:color w:val="434343"/>
-          <w:sz w:val="24"/>
-          <w:szCs w:val="24"/>
-          <w:rtl w:val="0"/>
-        </w:rPr>
-        <w:t xml:space="preserve">UN OHCA</w:t>
-      </w:r>
-      <w:r>
-        <w:rPr>
-          <w:rFonts w:ascii="EB Garamond" w:cs="EB Garamond" w:eastAsia="EB Garamond" w:hAnsi="EB Garamond"/>
-          <w:color w:val="434343"/>
-          <w:sz w:val="24"/>
-          <w:szCs w:val="24"/>
-          <w:rtl w:val="0"/>
-        </w:rPr>
-        <w:t xml:space="preserve">) and </w:t>
-      </w:r>
-      <w:r>
-        <w:rPr>
-          <w:rFonts w:ascii="EB Garamond" w:cs="EB Garamond" w:eastAsia="EB Garamond" w:hAnsi="EB Garamond"/>
-          <w:b w:val="1"/>
-          <w:bCs w:val="1"/>
-          <w:color w:val="434343"/>
-          <w:sz w:val="24"/>
-          <w:szCs w:val="24"/>
-          <w:rtl w:val="0"/>
-        </w:rPr>
-        <w:t xml:space="preserve">Philippine Statistics Authority (PSA)</w:t>
-      </w:r>
-      <w:r>
-        <w:rPr>
-          <w:rFonts w:ascii="EB Garamond" w:cs="EB Garamond" w:eastAsia="EB Garamond" w:hAnsi="EB Garamond"/>
-          <w:color w:val="434343"/>
-          <w:sz w:val="24"/>
-          <w:szCs w:val="24"/>
-          <w:rtl w:val="0"/>
-        </w:rPr>
-        <w:t xml:space="preserve">.</w:t>
-      </w:r>
-    </w:p>
-    <w:p>
-      <w:pPr>
-        <w:numPr>
-          <w:ilvl w:val="0"/>
-          <w:numId w:val="2"/>
-        </w:numPr>
-        <w:spacing w:line="240" w:lineRule="auto"/>
-        <w:ind w:left="720" w:hanging="360"/>
-        <w:rPr>
-          <w:rFonts w:ascii="EB Garamond" w:cs="EB Garamond" w:eastAsia="EB Garamond" w:hAnsi="EB Garamond"/>
-          <w:color w:val="434343"/>
-          <w:sz w:val="20"/>
-          <w:szCs w:val="20"/>
-        </w:rPr>
-      </w:pPr>
-      <w:r>
-        <w:rPr>
-          <w:rFonts w:ascii="EB Garamond" w:cs="EB Garamond" w:eastAsia="EB Garamond" w:hAnsi="EB Garamond"/>
-          <w:color w:val="434343"/>
-          <w:sz w:val="24"/>
-          <w:szCs w:val="24"/>
-          <w:rtl w:val="0"/>
-        </w:rPr>
-        <w:t xml:space="preserve">The project was built using </w:t>
-      </w:r>
-      <w:r>
-        <w:rPr>
-          <w:rFonts w:ascii="EB Garamond" w:cs="EB Garamond" w:eastAsia="EB Garamond" w:hAnsi="EB Garamond"/>
-          <w:b w:val="1"/>
-          <w:bCs w:val="1"/>
-          <w:color w:val="434343"/>
-          <w:sz w:val="24"/>
-          <w:szCs w:val="24"/>
-          <w:rtl w:val="0"/>
-        </w:rPr>
-        <w:t xml:space="preserve">Python</w:t>
-      </w:r>
-      <w:r>
-        <w:rPr>
-          <w:rFonts w:ascii="EB Garamond" w:cs="EB Garamond" w:eastAsia="EB Garamond" w:hAnsi="EB Garamond"/>
-          <w:color w:val="434343"/>
-          <w:sz w:val="24"/>
-          <w:szCs w:val="24"/>
-          <w:rtl w:val="0"/>
-        </w:rPr>
-        <w:t xml:space="preserve">, </w:t>
-      </w:r>
-      <w:r>
-        <w:rPr>
-          <w:rFonts w:ascii="EB Garamond" w:cs="EB Garamond" w:eastAsia="EB Garamond" w:hAnsi="EB Garamond"/>
-          <w:b w:val="1"/>
-          <w:bCs w:val="1"/>
-          <w:color w:val="434343"/>
-          <w:sz w:val="24"/>
-          <w:szCs w:val="24"/>
-          <w:rtl w:val="0"/>
-        </w:rPr>
-        <w:t xml:space="preserve">Jupyter Notebook</w:t>
-      </w:r>
-      <w:r>
-        <w:rPr>
-          <w:rFonts w:ascii="EB Garamond" w:cs="EB Garamond" w:eastAsia="EB Garamond" w:hAnsi="EB Garamond"/>
-          <w:color w:val="434343"/>
-          <w:sz w:val="24"/>
-          <w:szCs w:val="24"/>
-          <w:rtl w:val="0"/>
-        </w:rPr>
-        <w:t xml:space="preserve">, </w:t>
-      </w:r>
-      <w:r>
-        <w:rPr>
-          <w:rFonts w:ascii="EB Garamond" w:cs="EB Garamond" w:eastAsia="EB Garamond" w:hAnsi="EB Garamond"/>
-          <w:b w:val="1"/>
-          <w:bCs w:val="1"/>
-          <w:color w:val="434343"/>
-          <w:sz w:val="24"/>
-          <w:szCs w:val="24"/>
-          <w:rtl w:val="0"/>
-        </w:rPr>
-        <w:t xml:space="preserve">NumPy</w:t>
-      </w:r>
-      <w:r>
-        <w:rPr>
-          <w:rFonts w:ascii="EB Garamond" w:cs="EB Garamond" w:eastAsia="EB Garamond" w:hAnsi="EB Garamond"/>
-          <w:color w:val="434343"/>
-          <w:sz w:val="24"/>
-          <w:szCs w:val="24"/>
-          <w:rtl w:val="0"/>
-        </w:rPr>
-        <w:t xml:space="preserve">, </w:t>
-      </w:r>
-      <w:r>
-        <w:rPr>
-          <w:rFonts w:ascii="EB Garamond" w:cs="EB Garamond" w:eastAsia="EB Garamond" w:hAnsi="EB Garamond"/>
-          <w:b w:val="1"/>
-          <w:bCs w:val="1"/>
-          <w:color w:val="434343"/>
-          <w:sz w:val="24"/>
-          <w:szCs w:val="24"/>
-          <w:rtl w:val="0"/>
-        </w:rPr>
-        <w:t xml:space="preserve">Pandas</w:t>
-      </w:r>
-      <w:r>
-        <w:rPr>
-          <w:rFonts w:ascii="EB Garamond" w:cs="EB Garamond" w:eastAsia="EB Garamond" w:hAnsi="EB Garamond"/>
-          <w:color w:val="434343"/>
-          <w:sz w:val="24"/>
-          <w:szCs w:val="24"/>
-          <w:rtl w:val="0"/>
-        </w:rPr>
-        <w:t xml:space="preserve">, and </w:t>
-      </w:r>
-      <w:r>
-        <w:rPr>
-          <w:rFonts w:ascii="EB Garamond" w:cs="EB Garamond" w:eastAsia="EB Garamond" w:hAnsi="EB Garamond"/>
-          <w:b w:val="1"/>
-          <w:bCs w:val="1"/>
-          <w:color w:val="434343"/>
-          <w:sz w:val="24"/>
-          <w:szCs w:val="24"/>
-          <w:rtl w:val="0"/>
-        </w:rPr>
-        <w:t xml:space="preserve">Streamlit</w:t>
-      </w:r>
-      <w:r>
-        <w:rPr>
-          <w:rFonts w:ascii="EB Garamond" w:cs="EB Garamond" w:eastAsia="EB Garamond" w:hAnsi="EB Garamond"/>
-          <w:color w:val="434343"/>
-          <w:sz w:val="24"/>
-          <w:szCs w:val="24"/>
-          <w:rtl w:val="0"/>
-        </w:rPr>
-        <w:t xml:space="preserve">.</w:t>
-      </w:r>
-    </w:p>
-    <w:p>
-      <w:pPr>
-        <w:spacing w:line="240" w:lineRule="auto"/>
-        <w:rPr>
-          <w:rFonts w:ascii="EB Garamond" w:cs="EB Garamond" w:eastAsia="EB Garamond" w:hAnsi="EB Garamond"/>
-          <w:b w:val="1"/>
-          <w:bCs w:val="1"/>
-          <w:color w:val="434343"/>
-          <w:sz w:val="24"/>
-          <w:szCs w:val="24"/>
-        </w:rPr>
-      </w:pPr>
-      <w:r>
-        <w:rPr>
-          <w:rtl w:val="0"/>
-        </w:rPr>
-      </w:r>
-    </w:p>
-    <w:p>
-      <w:pPr>
-        <w:spacing w:line="240" w:lineRule="auto"/>
-        <w:rPr>
-          <w:rFonts w:ascii="EB Garamond" w:cs="EB Garamond" w:eastAsia="EB Garamond" w:hAnsi="EB Garamond"/>
-          <w:color w:val="434343"/>
-          <w:sz w:val="24"/>
-          <w:szCs w:val="24"/>
-        </w:rPr>
-      </w:pPr>
-      <w:r>
-        <w:rPr>
-          <w:rFonts w:ascii="EB Garamond" w:cs="EB Garamond" w:eastAsia="EB Garamond" w:hAnsi="EB Garamond"/>
-          <w:b w:val="1"/>
-          <w:bCs w:val="1"/>
-          <w:color w:val="434343"/>
-          <w:sz w:val="24"/>
-          <w:szCs w:val="24"/>
-          <w:rtl w:val="0"/>
-        </w:rPr>
-        <w:t xml:space="preserve">Breast Cancer Classification: Supervised Machine Learning</w:t>
-        <w:tab/>
-        <w:tab/>
-        <w:tab/>
-        <w:tab/>
-        <w:tab/>
-        <w:tab/>
-        <w:t xml:space="preserve">    </w:t>
-      </w:r>
-      <w:r>
-        <w:rPr>
-          <w:rFonts w:ascii="EB Garamond" w:cs="EB Garamond" w:eastAsia="EB Garamond" w:hAnsi="EB Garamond"/>
-          <w:color w:val="434343"/>
-          <w:sz w:val="24"/>
-          <w:szCs w:val="24"/>
-          <w:rtl w:val="0"/>
-        </w:rPr>
-        <w:t xml:space="preserve">2022</w:t>
+      <w:r>
+        <w:rPr>
+          <w:rtl w:val="0"/>
+        </w:rPr>
       </w:r>
     </w:p>
     <w:p>
@@ -3995,24 +3828,74 @@
         <w:ind w:left="720" w:hanging="360"/>
         <w:rPr>
           <w:rFonts w:ascii="EB Garamond" w:cs="EB Garamond" w:eastAsia="EB Garamond" w:hAnsi="EB Garamond"/>
-          <w:b w:val="1"/>
-          <w:bCs w:val="1"/>
-          <w:color w:val="434343"/>
-          <w:sz w:val="20"/>
-          <w:szCs w:val="20"/>
-        </w:rPr>
-      </w:pPr>
-      <w:r>
-        <w:rPr>
-          <w:rFonts w:ascii="EB Garamond" w:cs="EB Garamond" w:eastAsia="EB Garamond" w:hAnsi="EB Garamond"/>
-          <w:b w:val="1"/>
-          <w:bCs w:val="1"/>
-          <w:color w:val="434343"/>
-          <w:sz w:val="24"/>
-          <w:szCs w:val="24"/>
-          <w:rtl w:val="0"/>
-        </w:rPr>
-        <w:t xml:space="preserve">Project repository: https://github.com/hyoaru/sparta-supervisedml-binary-classification</w:t>
+          <w:color w:val="434343"/>
+        </w:rPr>
+      </w:pPr>
+      <w:r>
+        <w:rPr>
+          <w:rFonts w:ascii="EB Garamond" w:cs="EB Garamond" w:eastAsia="EB Garamond" w:hAnsi="EB Garamond"/>
+          <w:b w:val="1"/>
+          <w:bCs w:val="1"/>
+          <w:color w:val="434343"/>
+          <w:sz w:val="24"/>
+          <w:szCs w:val="24"/>
+          <w:rtl w:val="0"/>
+        </w:rPr>
+        <w:t xml:space="preserve">Data source:</w:t>
+      </w:r>
+      <w:r>
+        <w:rPr>
+          <w:rFonts w:ascii="EB Garamond" w:cs="EB Garamond" w:eastAsia="EB Garamond" w:hAnsi="EB Garamond"/>
+          <w:color w:val="434343"/>
+          <w:sz w:val="24"/>
+          <w:szCs w:val="24"/>
+          <w:rtl w:val="0"/>
+        </w:rPr>
+        <w:t xml:space="preserve"> United Nations Office for the Coordination of Humanitarian Affairs (</w:t>
+      </w:r>
+      <w:r>
+        <w:rPr>
+          <w:rFonts w:ascii="EB Garamond" w:cs="EB Garamond" w:eastAsia="EB Garamond" w:hAnsi="EB Garamond"/>
+          <w:b w:val="1"/>
+          <w:bCs w:val="1"/>
+          <w:color w:val="434343"/>
+          <w:sz w:val="24"/>
+          <w:szCs w:val="24"/>
+          <w:rtl w:val="0"/>
+        </w:rPr>
+        <w:t xml:space="preserve">UN OHCA</w:t>
+      </w:r>
+      <w:r>
+        <w:rPr>
+          <w:rFonts w:ascii="EB Garamond" w:cs="EB Garamond" w:eastAsia="EB Garamond" w:hAnsi="EB Garamond"/>
+          <w:color w:val="434343"/>
+          <w:sz w:val="24"/>
+          <w:szCs w:val="24"/>
+          <w:rtl w:val="0"/>
+        </w:rPr>
+        <w:t xml:space="preserve">) and </w:t>
+      </w:r>
+      <w:r>
+        <w:rPr>
+          <w:rFonts w:ascii="EB Garamond" w:cs="EB Garamond" w:eastAsia="EB Garamond" w:hAnsi="EB Garamond"/>
+          <w:b w:val="1"/>
+          <w:bCs w:val="1"/>
+          <w:color w:val="434343"/>
+          <w:sz w:val="24"/>
+          <w:szCs w:val="24"/>
+          <w:rtl w:val="0"/>
+        </w:rPr>
+        <w:t xml:space="preserve">Philippine Statistics Authority (PSA)</w:t>
+      </w:r>
+      <w:r>
+        <w:rPr>
+          <w:rFonts w:ascii="EB Garamond" w:cs="EB Garamond" w:eastAsia="EB Garamond" w:hAnsi="EB Garamond"/>
+          <w:color w:val="434343"/>
+          <w:sz w:val="24"/>
+          <w:szCs w:val="24"/>
+          <w:rtl w:val="0"/>
+        </w:rPr>
+        <w:t xml:space="preserve">.</w:t>
       </w:r>
       <w:r>
         <w:rPr>
@@ -4024,82 +3907,124 @@
       <w:pPr>
         <w:numPr>
           <w:ilvl w:val="0"/>
-          <w:numId w:val="3"/>
+          <w:numId w:val="1"/>
         </w:numPr>
         <w:spacing w:line="240" w:lineRule="auto"/>
         <w:ind w:left="720" w:hanging="360"/>
         <w:rPr>
           <w:rFonts w:ascii="EB Garamond" w:cs="EB Garamond" w:eastAsia="EB Garamond" w:hAnsi="EB Garamond"/>
           <w:color w:val="434343"/>
-          <w:sz w:val="20"/>
-          <w:szCs w:val="20"/>
-        </w:rPr>
-      </w:pPr>
-      <w:r>
-        <w:rPr>
-          <w:rFonts w:ascii="EB Garamond" w:cs="EB Garamond" w:eastAsia="EB Garamond" w:hAnsi="EB Garamond"/>
-          <w:color w:val="434343"/>
-          <w:sz w:val="24"/>
-          <w:szCs w:val="24"/>
-          <w:rtl w:val="0"/>
-        </w:rPr>
-        <w:t xml:space="preserve">Completed a </w:t>
-      </w:r>
-      <w:r>
-        <w:rPr>
-          <w:rFonts w:ascii="EB Garamond" w:cs="EB Garamond" w:eastAsia="EB Garamond" w:hAnsi="EB Garamond"/>
-          <w:b w:val="1"/>
-          <w:bCs w:val="1"/>
-          <w:color w:val="434343"/>
-          <w:sz w:val="24"/>
-          <w:szCs w:val="24"/>
-          <w:rtl w:val="0"/>
-        </w:rPr>
-        <w:t xml:space="preserve">peer-reviewed machine learning task </w:t>
-      </w:r>
-      <w:r>
-        <w:rPr>
-          <w:rFonts w:ascii="EB Garamond" w:cs="EB Garamond" w:eastAsia="EB Garamond" w:hAnsi="EB Garamond"/>
-          <w:color w:val="434343"/>
-          <w:sz w:val="24"/>
-          <w:szCs w:val="24"/>
-          <w:rtl w:val="0"/>
-        </w:rPr>
-        <w:t xml:space="preserve">as part of the </w:t>
-      </w:r>
-      <w:r>
-        <w:rPr>
-          <w:rFonts w:ascii="EB Garamond" w:cs="EB Garamond" w:eastAsia="EB Garamond" w:hAnsi="EB Garamond"/>
-          <w:b w:val="1"/>
-          <w:bCs w:val="1"/>
-          <w:color w:val="434343"/>
-          <w:sz w:val="24"/>
-          <w:szCs w:val="24"/>
-          <w:rtl w:val="0"/>
-        </w:rPr>
-        <w:t xml:space="preserve">Smarter Philippines through Data Analytics R&amp;D, Training and Adoption (SPARTA)</w:t>
-      </w:r>
-      <w:r>
-        <w:rPr>
-          <w:rFonts w:ascii="EB Garamond" w:cs="EB Garamond" w:eastAsia="EB Garamond" w:hAnsi="EB Garamond"/>
-          <w:color w:val="434343"/>
-          <w:sz w:val="24"/>
-          <w:szCs w:val="24"/>
-          <w:rtl w:val="0"/>
-        </w:rPr>
-        <w:t xml:space="preserve"> program on the course </w:t>
-      </w:r>
-      <w:r>
-        <w:rPr>
-          <w:rFonts w:ascii="EB Garamond" w:cs="EB Garamond" w:eastAsia="EB Garamond" w:hAnsi="EB Garamond"/>
-          <w:b w:val="1"/>
-          <w:bCs w:val="1"/>
-          <w:color w:val="434343"/>
-          <w:sz w:val="24"/>
-          <w:szCs w:val="24"/>
-          <w:rtl w:val="0"/>
-        </w:rPr>
-        <w:t xml:space="preserve">Data Science and Machine Learning with Python</w:t>
+        </w:rPr>
+      </w:pPr>
+      <w:r>
+        <w:rPr>
+          <w:rFonts w:ascii="EB Garamond" w:cs="EB Garamond" w:eastAsia="EB Garamond" w:hAnsi="EB Garamond"/>
+          <w:color w:val="434343"/>
+          <w:sz w:val="24"/>
+          <w:szCs w:val="24"/>
+          <w:rtl w:val="0"/>
+        </w:rPr>
+        <w:t xml:space="preserve">The project was built using </w:t>
+      </w:r>
+      <w:r>
+        <w:rPr>
+          <w:rFonts w:ascii="EB Garamond" w:cs="EB Garamond" w:eastAsia="EB Garamond" w:hAnsi="EB Garamond"/>
+          <w:b w:val="1"/>
+          <w:bCs w:val="1"/>
+          <w:color w:val="434343"/>
+          <w:sz w:val="24"/>
+          <w:szCs w:val="24"/>
+          <w:rtl w:val="0"/>
+        </w:rPr>
+        <w:t xml:space="preserve">Python</w:t>
+      </w:r>
+      <w:r>
+        <w:rPr>
+          <w:rFonts w:ascii="EB Garamond" w:cs="EB Garamond" w:eastAsia="EB Garamond" w:hAnsi="EB Garamond"/>
+          <w:color w:val="434343"/>
+          <w:sz w:val="24"/>
+          <w:szCs w:val="24"/>
+          <w:rtl w:val="0"/>
+        </w:rPr>
+        <w:t xml:space="preserve">, </w:t>
+      </w:r>
+      <w:r>
+        <w:rPr>
+          <w:rFonts w:ascii="EB Garamond" w:cs="EB Garamond" w:eastAsia="EB Garamond" w:hAnsi="EB Garamond"/>
+          <w:b w:val="1"/>
+          <w:bCs w:val="1"/>
+          <w:color w:val="434343"/>
+          <w:sz w:val="24"/>
+          <w:szCs w:val="24"/>
+          <w:rtl w:val="0"/>
+        </w:rPr>
+        <w:t xml:space="preserve">Jupyter Notebook</w:t>
+      </w:r>
+      <w:r>
+        <w:rPr>
+          <w:rFonts w:ascii="EB Garamond" w:cs="EB Garamond" w:eastAsia="EB Garamond" w:hAnsi="EB Garamond"/>
+          <w:color w:val="434343"/>
+          <w:sz w:val="24"/>
+          <w:szCs w:val="24"/>
+          <w:rtl w:val="0"/>
+        </w:rPr>
+        <w:t xml:space="preserve">, </w:t>
+      </w:r>
+      <w:r>
+        <w:rPr>
+          <w:rFonts w:ascii="EB Garamond" w:cs="EB Garamond" w:eastAsia="EB Garamond" w:hAnsi="EB Garamond"/>
+          <w:b w:val="1"/>
+          <w:bCs w:val="1"/>
+          <w:color w:val="434343"/>
+          <w:sz w:val="24"/>
+          <w:szCs w:val="24"/>
+          <w:rtl w:val="0"/>
+        </w:rPr>
+        <w:t xml:space="preserve">NumPy</w:t>
+      </w:r>
+      <w:r>
+        <w:rPr>
+          <w:rFonts w:ascii="EB Garamond" w:cs="EB Garamond" w:eastAsia="EB Garamond" w:hAnsi="EB Garamond"/>
+          <w:color w:val="434343"/>
+          <w:sz w:val="24"/>
+          <w:szCs w:val="24"/>
+          <w:rtl w:val="0"/>
+        </w:rPr>
+        <w:t xml:space="preserve">, </w:t>
+      </w:r>
+      <w:r>
+        <w:rPr>
+          <w:rFonts w:ascii="EB Garamond" w:cs="EB Garamond" w:eastAsia="EB Garamond" w:hAnsi="EB Garamond"/>
+          <w:b w:val="1"/>
+          <w:bCs w:val="1"/>
+          <w:color w:val="434343"/>
+          <w:sz w:val="24"/>
+          <w:szCs w:val="24"/>
+          <w:rtl w:val="0"/>
+        </w:rPr>
+        <w:t xml:space="preserve">Pandas</w:t>
+      </w:r>
+      <w:r>
+        <w:rPr>
+          <w:rFonts w:ascii="EB Garamond" w:cs="EB Garamond" w:eastAsia="EB Garamond" w:hAnsi="EB Garamond"/>
+          <w:color w:val="434343"/>
+          <w:sz w:val="24"/>
+          <w:szCs w:val="24"/>
+          <w:rtl w:val="0"/>
+        </w:rPr>
+        <w:t xml:space="preserve">, and </w:t>
+      </w:r>
+      <w:r>
+        <w:rPr>
+          <w:rFonts w:ascii="EB Garamond" w:cs="EB Garamond" w:eastAsia="EB Garamond" w:hAnsi="EB Garamond"/>
+          <w:b w:val="1"/>
+          <w:bCs w:val="1"/>
+          <w:color w:val="434343"/>
+          <w:sz w:val="24"/>
+          <w:szCs w:val="24"/>
+          <w:rtl w:val="0"/>
+        </w:rPr>
+        <w:t xml:space="preserve">Streamlit</w:t>
       </w:r>
       <w:r>
         <w:rPr>
@@ -4110,165 +4035,6 @@
           <w:rtl w:val="0"/>
         </w:rPr>
         <w:t xml:space="preserve">.</w:t>
-      </w:r>
-    </w:p>
-    <w:p>
-      <w:pPr>
-        <w:numPr>
-          <w:ilvl w:val="0"/>
-          <w:numId w:val="3"/>
-        </w:numPr>
-        <w:spacing w:line="240" w:lineRule="auto"/>
-        <w:ind w:left="720" w:hanging="360"/>
-        <w:rPr>
-          <w:rFonts w:ascii="EB Garamond" w:cs="EB Garamond" w:eastAsia="EB Garamond" w:hAnsi="EB Garamond"/>
-          <w:color w:val="434343"/>
-          <w:sz w:val="20"/>
-          <w:szCs w:val="20"/>
-        </w:rPr>
-      </w:pPr>
-      <w:r>
-        <w:rPr>
-          <w:rFonts w:ascii="EB Garamond" w:cs="EB Garamond" w:eastAsia="EB Garamond" w:hAnsi="EB Garamond"/>
-          <w:color w:val="434343"/>
-          <w:sz w:val="24"/>
-          <w:szCs w:val="24"/>
-          <w:rtl w:val="0"/>
-        </w:rPr>
-        <w:t xml:space="preserve">Implemented </w:t>
-      </w:r>
-      <w:r>
-        <w:rPr>
-          <w:rFonts w:ascii="EB Garamond" w:cs="EB Garamond" w:eastAsia="EB Garamond" w:hAnsi="EB Garamond"/>
-          <w:b w:val="1"/>
-          <w:bCs w:val="1"/>
-          <w:color w:val="434343"/>
-          <w:sz w:val="24"/>
-          <w:szCs w:val="24"/>
-          <w:rtl w:val="0"/>
-        </w:rPr>
-        <w:t xml:space="preserve">binary classification</w:t>
-      </w:r>
-      <w:r>
-        <w:rPr>
-          <w:rFonts w:ascii="EB Garamond" w:cs="EB Garamond" w:eastAsia="EB Garamond" w:hAnsi="EB Garamond"/>
-          <w:color w:val="434343"/>
-          <w:sz w:val="24"/>
-          <w:szCs w:val="24"/>
-          <w:rtl w:val="0"/>
-        </w:rPr>
-        <w:t xml:space="preserve"> using the </w:t>
-      </w:r>
-      <w:r>
-        <w:rPr>
-          <w:rFonts w:ascii="EB Garamond" w:cs="EB Garamond" w:eastAsia="EB Garamond" w:hAnsi="EB Garamond"/>
-          <w:b w:val="1"/>
-          <w:bCs w:val="1"/>
-          <w:color w:val="434343"/>
-          <w:sz w:val="24"/>
-          <w:szCs w:val="24"/>
-          <w:rtl w:val="0"/>
-        </w:rPr>
-        <w:t xml:space="preserve">Breast Cancer Wisconsin Diagnostic Dataset</w:t>
-      </w:r>
-      <w:r>
-        <w:rPr>
-          <w:rFonts w:ascii="EB Garamond" w:cs="EB Garamond" w:eastAsia="EB Garamond" w:hAnsi="EB Garamond"/>
-          <w:color w:val="434343"/>
-          <w:sz w:val="24"/>
-          <w:szCs w:val="24"/>
-          <w:rtl w:val="0"/>
-        </w:rPr>
-        <w:t xml:space="preserve">, employing machine learning techniques to predict the presence of cancer based on feature data.</w:t>
-      </w:r>
-    </w:p>
-    <w:p>
-      <w:pPr>
-        <w:numPr>
-          <w:ilvl w:val="0"/>
-          <w:numId w:val="3"/>
-        </w:numPr>
-        <w:spacing w:line="240" w:lineRule="auto"/>
-        <w:ind w:left="720" w:hanging="360"/>
-        <w:rPr>
-          <w:rFonts w:ascii="EB Garamond" w:cs="EB Garamond" w:eastAsia="EB Garamond" w:hAnsi="EB Garamond"/>
-          <w:color w:val="434343"/>
-          <w:sz w:val="20"/>
-          <w:szCs w:val="20"/>
-        </w:rPr>
-      </w:pPr>
-      <w:r>
-        <w:rPr>
-          <w:rFonts w:ascii="EB Garamond" w:cs="EB Garamond" w:eastAsia="EB Garamond" w:hAnsi="EB Garamond"/>
-          <w:color w:val="434343"/>
-          <w:sz w:val="24"/>
-          <w:szCs w:val="24"/>
-          <w:rtl w:val="0"/>
-        </w:rPr>
-        <w:t xml:space="preserve">This project sparked my interest in </w:t>
-      </w:r>
-      <w:r>
-        <w:rPr>
-          <w:rFonts w:ascii="EB Garamond" w:cs="EB Garamond" w:eastAsia="EB Garamond" w:hAnsi="EB Garamond"/>
-          <w:b w:val="1"/>
-          <w:bCs w:val="1"/>
-          <w:color w:val="434343"/>
-          <w:sz w:val="24"/>
-          <w:szCs w:val="24"/>
-          <w:rtl w:val="0"/>
-        </w:rPr>
-        <w:t xml:space="preserve">machine learning</w:t>
-      </w:r>
-      <w:r>
-        <w:rPr>
-          <w:rFonts w:ascii="EB Garamond" w:cs="EB Garamond" w:eastAsia="EB Garamond" w:hAnsi="EB Garamond"/>
-          <w:color w:val="434343"/>
-          <w:sz w:val="24"/>
-          <w:szCs w:val="24"/>
-          <w:rtl w:val="0"/>
-        </w:rPr>
-        <w:t xml:space="preserve"> and helped me discover my passion for the field. As a </w:t>
-      </w:r>
-      <w:r>
-        <w:rPr>
-          <w:rFonts w:ascii="EB Garamond" w:cs="EB Garamond" w:eastAsia="EB Garamond" w:hAnsi="EB Garamond"/>
-          <w:b w:val="1"/>
-          <w:bCs w:val="1"/>
-          <w:color w:val="434343"/>
-          <w:sz w:val="24"/>
-          <w:szCs w:val="24"/>
-          <w:rtl w:val="0"/>
-        </w:rPr>
-        <w:t xml:space="preserve">first-year scholar</w:t>
-      </w:r>
-      <w:r>
-        <w:rPr>
-          <w:rFonts w:ascii="EB Garamond" w:cs="EB Garamond" w:eastAsia="EB Garamond" w:hAnsi="EB Garamond"/>
-          <w:color w:val="434343"/>
-          <w:sz w:val="24"/>
-          <w:szCs w:val="24"/>
-          <w:rtl w:val="0"/>
-        </w:rPr>
-        <w:t xml:space="preserve"> in the SPARTA program, I had the opportunity to collaborate with peers who were already working professionals, which enriched my learning experience and broadened my perspective.</w:t>
-      </w:r>
-    </w:p>
-    <w:p>
-      <w:pPr>
-        <w:spacing w:line="240" w:lineRule="auto"/>
-        <w:rPr>
-          <w:rFonts w:ascii="EB Garamond" w:cs="EB Garamond" w:eastAsia="EB Garamond" w:hAnsi="EB Garamond"/>
-          <w:color w:val="434343"/>
-          <w:sz w:val="24"/>
-          <w:szCs w:val="24"/>
-        </w:rPr>
-      </w:pPr>
-      <w:r>
-        <w:br w:type="page"/>
-      </w:r>
-      <w:r>
-        <w:rPr>
-          <w:rtl w:val="0"/>
-        </w:rPr>
       </w:r>
     </w:p>
     <w:p>
@@ -4313,16 +4079,16 @@
           <mc:Choice Requires="wpg">
             <w:drawing>
               <wp:inline distB="114300" distT="114300" distL="114300" distR="114300">
-                <wp:extent cx="6858000" cy="12700"/>
+                <wp:extent cx="6867525" cy="22225"/>
                 <wp:effectExtent b="0" l="0" r="0" t="0"/>
-                <wp:docPr id="2" name=""/>
+                <wp:docPr id="10" name=""/>
                 <a:graphic>
                   <a:graphicData uri="http://schemas.microsoft.com/office/word/2010/wordprocessingShape">
                     <wps:wsp>
                       <wps:cNvCnPr/>
                       <wps:spPr>
                         <a:xfrm>
-                          <a:off x="251000" y="1521925"/>
+                          <a:off x="1498200" y="3780000"/>
                           <a:ext cx="7695600" cy="0"/>
                         </a:xfrm>
                         <a:prstGeom prst="straightConnector1">
@@ -4335,8 +4101,8 @@
                           </a:solidFill>
                           <a:prstDash val="solid"/>
                           <a:round/>
-                          <a:headEnd len="med" w="med" type="none"/>
-                          <a:tailEnd len="med" w="med" type="none"/>
+                          <a:headEnd len="sm" w="sm" type="none"/>
+                          <a:tailEnd len="sm" w="sm" type="none"/>
                         </a:ln>
                       </wps:spPr>
                       <wps:bodyPr anchorCtr="0" anchor="ctr" bIns="91425" lIns="91425" spcFirstLastPara="1" rIns="91425" wrap="square" tIns="91425">
@@ -4351,18 +4117,18 @@
           <mc:Fallback>
             <w:drawing>
               <wp:inline distB="114300" distT="114300" distL="114300" distR="114300">
-                <wp:extent cx="6858000" cy="12700"/>
+                <wp:extent cx="6867525" cy="22225"/>
                 <wp:effectExtent b="0" l="0" r="0" t="0"/>
-                <wp:docPr id="2" name="image2.png"/>
+                <wp:docPr id="10" name="image5.png"/>
                 <a:graphic>
                   <a:graphicData uri="http://schemas.openxmlformats.org/drawingml/2006/picture">
                     <pic:pic>
                       <pic:nvPicPr>
-                        <pic:cNvPr id="0" name="image2.png"/>
+                        <pic:cNvPr id="0" name="image5.png"/>
                         <pic:cNvPicPr preferRelativeResize="0"/>
                       </pic:nvPicPr>
                       <pic:blipFill>
-                        <a:blip r:embed="rId6"/>
+                        <a:blip r:embed="rId7"/>
                         <a:srcRect/>
                         <a:stretch>
                           <a:fillRect/>
@@ -4371,7 +4137,7 @@
                       <pic:spPr>
                         <a:xfrm>
                           <a:off x="0" y="0"/>
-                          <a:ext cx="6858000" cy="12700"/>
+                          <a:ext cx="6867525" cy="22225"/>
                         </a:xfrm>
                         <a:prstGeom prst="rect"/>
                         <a:ln/>
@@ -5840,7 +5606,7 @@
       </w:r>
     </w:p>
     <w:sectPr>
-      <w:headerReference r:id="rId7" w:type="default"/>
+      <w:headerReference r:id="rId8" w:type="default"/>
       <w:pgSz w:h="18720" w:w="12240" w:orient="portrait"/>
       <w:pgMar w:bottom="720" w:top="720" w:left="720" w:right="720" w:header="720" w:footer="720"/>
       <w:pgNumType w:start="1"/>
@@ -6032,230 +5798,6 @@
         <w:ind w:left="720" w:hanging="360"/>
       </w:pPr>
       <w:rPr>
-        <w:sz w:val="18"/>
-        <w:szCs w:val="18"/>
-        <w:u w:val="none"/>
-      </w:rPr>
-    </w:lvl>
-    <w:lvl w:ilvl="1">
-      <w:start w:val="1"/>
-      <w:numFmt w:val="bullet"/>
-      <w:lvlText w:val="○"/>
-      <w:lvlJc w:val="left"/>
-      <w:pPr>
-        <w:ind w:left="1440" w:hanging="360"/>
-      </w:pPr>
-      <w:rPr>
-        <w:u w:val="none"/>
-      </w:rPr>
-    </w:lvl>
-    <w:lvl w:ilvl="2">
-      <w:start w:val="1"/>
-      <w:numFmt w:val="bullet"/>
-      <w:lvlText w:val="■"/>
-      <w:lvlJc w:val="left"/>
-      <w:pPr>
-        <w:ind w:left="2160" w:hanging="360"/>
-      </w:pPr>
-      <w:rPr>
-        <w:u w:val="none"/>
-      </w:rPr>
-    </w:lvl>
-    <w:lvl w:ilvl="3">
-      <w:start w:val="1"/>
-      <w:numFmt w:val="bullet"/>
-      <w:lvlText w:val="●"/>
-      <w:lvlJc w:val="left"/>
-      <w:pPr>
-        <w:ind w:left="2880" w:hanging="360"/>
-      </w:pPr>
-      <w:rPr>
-        <w:u w:val="none"/>
-      </w:rPr>
-    </w:lvl>
-    <w:lvl w:ilvl="4">
-      <w:start w:val="1"/>
-      <w:numFmt w:val="bullet"/>
-      <w:lvlText w:val="○"/>
-      <w:lvlJc w:val="left"/>
-      <w:pPr>
-        <w:ind w:left="3600" w:hanging="360"/>
-      </w:pPr>
-      <w:rPr>
-        <w:u w:val="none"/>
-      </w:rPr>
-    </w:lvl>
-    <w:lvl w:ilvl="5">
-      <w:start w:val="1"/>
-      <w:numFmt w:val="bullet"/>
-      <w:lvlText w:val="■"/>
-      <w:lvlJc w:val="left"/>
-      <w:pPr>
-        <w:ind w:left="4320" w:hanging="360"/>
-      </w:pPr>
-      <w:rPr>
-        <w:u w:val="none"/>
-      </w:rPr>
-    </w:lvl>
-    <w:lvl w:ilvl="6">
-      <w:start w:val="1"/>
-      <w:numFmt w:val="bullet"/>
-      <w:lvlText w:val="●"/>
-      <w:lvlJc w:val="left"/>
-      <w:pPr>
-        <w:ind w:left="5040" w:hanging="360"/>
-      </w:pPr>
-      <w:rPr>
-        <w:u w:val="none"/>
-      </w:rPr>
-    </w:lvl>
-    <w:lvl w:ilvl="7">
-      <w:start w:val="1"/>
-      <w:numFmt w:val="bullet"/>
-      <w:lvlText w:val="○"/>
-      <w:lvlJc w:val="left"/>
-      <w:pPr>
-        <w:ind w:left="5760" w:hanging="360"/>
-      </w:pPr>
-      <w:rPr>
-        <w:u w:val="none"/>
-      </w:rPr>
-    </w:lvl>
-    <w:lvl w:ilvl="8">
-      <w:start w:val="1"/>
-      <w:numFmt w:val="bullet"/>
-      <w:lvlText w:val="■"/>
-      <w:lvlJc w:val="left"/>
-      <w:pPr>
-        <w:ind w:left="6480" w:hanging="360"/>
-      </w:pPr>
-      <w:rPr>
-        <w:u w:val="none"/>
-      </w:rPr>
-    </w:lvl>
-  </w:abstractNum>
-  <w:abstractNum w:abstractNumId="3">
-    <w:lvl w:ilvl="0">
-      <w:start w:val="1"/>
-      <w:numFmt w:val="bullet"/>
-      <w:lvlText w:val="●"/>
-      <w:lvlJc w:val="left"/>
-      <w:pPr>
-        <w:ind w:left="720" w:hanging="360"/>
-      </w:pPr>
-      <w:rPr>
-        <w:sz w:val="18"/>
-        <w:szCs w:val="18"/>
-        <w:u w:val="none"/>
-      </w:rPr>
-    </w:lvl>
-    <w:lvl w:ilvl="1">
-      <w:start w:val="1"/>
-      <w:numFmt w:val="bullet"/>
-      <w:lvlText w:val="○"/>
-      <w:lvlJc w:val="left"/>
-      <w:pPr>
-        <w:ind w:left="1440" w:hanging="360"/>
-      </w:pPr>
-      <w:rPr>
-        <w:u w:val="none"/>
-      </w:rPr>
-    </w:lvl>
-    <w:lvl w:ilvl="2">
-      <w:start w:val="1"/>
-      <w:numFmt w:val="bullet"/>
-      <w:lvlText w:val="■"/>
-      <w:lvlJc w:val="left"/>
-      <w:pPr>
-        <w:ind w:left="2160" w:hanging="360"/>
-      </w:pPr>
-      <w:rPr>
-        <w:u w:val="none"/>
-      </w:rPr>
-    </w:lvl>
-    <w:lvl w:ilvl="3">
-      <w:start w:val="1"/>
-      <w:numFmt w:val="bullet"/>
-      <w:lvlText w:val="●"/>
-      <w:lvlJc w:val="left"/>
-      <w:pPr>
-        <w:ind w:left="2880" w:hanging="360"/>
-      </w:pPr>
-      <w:rPr>
-        <w:u w:val="none"/>
-      </w:rPr>
-    </w:lvl>
-    <w:lvl w:ilvl="4">
-      <w:start w:val="1"/>
-      <w:numFmt w:val="bullet"/>
-      <w:lvlText w:val="○"/>
-      <w:lvlJc w:val="left"/>
-      <w:pPr>
-        <w:ind w:left="3600" w:hanging="360"/>
-      </w:pPr>
-      <w:rPr>
-        <w:u w:val="none"/>
-      </w:rPr>
-    </w:lvl>
-    <w:lvl w:ilvl="5">
-      <w:start w:val="1"/>
-      <w:numFmt w:val="bullet"/>
-      <w:lvlText w:val="■"/>
-      <w:lvlJc w:val="left"/>
-      <w:pPr>
-        <w:ind w:left="4320" w:hanging="360"/>
-      </w:pPr>
-      <w:rPr>
-        <w:u w:val="none"/>
-      </w:rPr>
-    </w:lvl>
-    <w:lvl w:ilvl="6">
-      <w:start w:val="1"/>
-      <w:numFmt w:val="bullet"/>
-      <w:lvlText w:val="●"/>
-      <w:lvlJc w:val="left"/>
-      <w:pPr>
-        <w:ind w:left="5040" w:hanging="360"/>
-      </w:pPr>
-      <w:rPr>
-        <w:u w:val="none"/>
-      </w:rPr>
-    </w:lvl>
-    <w:lvl w:ilvl="7">
-      <w:start w:val="1"/>
-      <w:numFmt w:val="bullet"/>
-      <w:lvlText w:val="○"/>
-      <w:lvlJc w:val="left"/>
-      <w:pPr>
-        <w:ind w:left="5760" w:hanging="360"/>
-      </w:pPr>
-      <w:rPr>
-        <w:u w:val="none"/>
-      </w:rPr>
-    </w:lvl>
-    <w:lvl w:ilvl="8">
-      <w:start w:val="1"/>
-      <w:numFmt w:val="bullet"/>
-      <w:lvlText w:val="■"/>
-      <w:lvlJc w:val="left"/>
-      <w:pPr>
-        <w:ind w:left="6480" w:hanging="360"/>
-      </w:pPr>
-      <w:rPr>
-        <w:u w:val="none"/>
-      </w:rPr>
-    </w:lvl>
-  </w:abstractNum>
-  <w:abstractNum w:abstractNumId="4">
-    <w:lvl w:ilvl="0">
-      <w:start w:val="1"/>
-      <w:numFmt w:val="bullet"/>
-      <w:lvlText w:val="●"/>
-      <w:lvlJc w:val="left"/>
-      <w:pPr>
-        <w:ind w:left="720" w:hanging="360"/>
-      </w:pPr>
-      <w:rPr>
         <w:sz w:val="16"/>
         <w:szCs w:val="16"/>
         <w:u w:val="none"/>
@@ -6358,231 +5900,7 @@
       </w:rPr>
     </w:lvl>
   </w:abstractNum>
-  <w:abstractNum w:abstractNumId="5">
-    <w:lvl w:ilvl="0">
-      <w:start w:val="1"/>
-      <w:numFmt w:val="bullet"/>
-      <w:lvlText w:val="●"/>
-      <w:lvlJc w:val="left"/>
-      <w:pPr>
-        <w:ind w:left="720" w:hanging="360"/>
-      </w:pPr>
-      <w:rPr>
-        <w:sz w:val="18"/>
-        <w:szCs w:val="18"/>
-        <w:u w:val="none"/>
-      </w:rPr>
-    </w:lvl>
-    <w:lvl w:ilvl="1">
-      <w:start w:val="1"/>
-      <w:numFmt w:val="bullet"/>
-      <w:lvlText w:val="○"/>
-      <w:lvlJc w:val="left"/>
-      <w:pPr>
-        <w:ind w:left="1440" w:hanging="360"/>
-      </w:pPr>
-      <w:rPr>
-        <w:u w:val="none"/>
-      </w:rPr>
-    </w:lvl>
-    <w:lvl w:ilvl="2">
-      <w:start w:val="1"/>
-      <w:numFmt w:val="bullet"/>
-      <w:lvlText w:val="■"/>
-      <w:lvlJc w:val="left"/>
-      <w:pPr>
-        <w:ind w:left="2160" w:hanging="360"/>
-      </w:pPr>
-      <w:rPr>
-        <w:u w:val="none"/>
-      </w:rPr>
-    </w:lvl>
-    <w:lvl w:ilvl="3">
-      <w:start w:val="1"/>
-      <w:numFmt w:val="bullet"/>
-      <w:lvlText w:val="●"/>
-      <w:lvlJc w:val="left"/>
-      <w:pPr>
-        <w:ind w:left="2880" w:hanging="360"/>
-      </w:pPr>
-      <w:rPr>
-        <w:u w:val="none"/>
-      </w:rPr>
-    </w:lvl>
-    <w:lvl w:ilvl="4">
-      <w:start w:val="1"/>
-      <w:numFmt w:val="bullet"/>
-      <w:lvlText w:val="○"/>
-      <w:lvlJc w:val="left"/>
-      <w:pPr>
-        <w:ind w:left="3600" w:hanging="360"/>
-      </w:pPr>
-      <w:rPr>
-        <w:u w:val="none"/>
-      </w:rPr>
-    </w:lvl>
-    <w:lvl w:ilvl="5">
-      <w:start w:val="1"/>
-      <w:numFmt w:val="bullet"/>
-      <w:lvlText w:val="■"/>
-      <w:lvlJc w:val="left"/>
-      <w:pPr>
-        <w:ind w:left="4320" w:hanging="360"/>
-      </w:pPr>
-      <w:rPr>
-        <w:u w:val="none"/>
-      </w:rPr>
-    </w:lvl>
-    <w:lvl w:ilvl="6">
-      <w:start w:val="1"/>
-      <w:numFmt w:val="bullet"/>
-      <w:lvlText w:val="●"/>
-      <w:lvlJc w:val="left"/>
-      <w:pPr>
-        <w:ind w:left="5040" w:hanging="360"/>
-      </w:pPr>
-      <w:rPr>
-        <w:u w:val="none"/>
-      </w:rPr>
-    </w:lvl>
-    <w:lvl w:ilvl="7">
-      <w:start w:val="1"/>
-      <w:numFmt w:val="bullet"/>
-      <w:lvlText w:val="○"/>
-      <w:lvlJc w:val="left"/>
-      <w:pPr>
-        <w:ind w:left="5760" w:hanging="360"/>
-      </w:pPr>
-      <w:rPr>
-        <w:u w:val="none"/>
-      </w:rPr>
-    </w:lvl>
-    <w:lvl w:ilvl="8">
-      <w:start w:val="1"/>
-      <w:numFmt w:val="bullet"/>
-      <w:lvlText w:val="■"/>
-      <w:lvlJc w:val="left"/>
-      <w:pPr>
-        <w:ind w:left="6480" w:hanging="360"/>
-      </w:pPr>
-      <w:rPr>
-        <w:u w:val="none"/>
-      </w:rPr>
-    </w:lvl>
-  </w:abstractNum>
-  <w:abstractNum w:abstractNumId="6">
-    <w:lvl w:ilvl="0">
-      <w:start w:val="1"/>
-      <w:numFmt w:val="bullet"/>
-      <w:lvlText w:val="●"/>
-      <w:lvlJc w:val="left"/>
-      <w:pPr>
-        <w:ind w:left="720" w:hanging="360"/>
-      </w:pPr>
-      <w:rPr>
-        <w:sz w:val="18"/>
-        <w:szCs w:val="18"/>
-        <w:u w:val="none"/>
-      </w:rPr>
-    </w:lvl>
-    <w:lvl w:ilvl="1">
-      <w:start w:val="1"/>
-      <w:numFmt w:val="bullet"/>
-      <w:lvlText w:val="○"/>
-      <w:lvlJc w:val="left"/>
-      <w:pPr>
-        <w:ind w:left="1440" w:hanging="360"/>
-      </w:pPr>
-      <w:rPr>
-        <w:u w:val="none"/>
-      </w:rPr>
-    </w:lvl>
-    <w:lvl w:ilvl="2">
-      <w:start w:val="1"/>
-      <w:numFmt w:val="bullet"/>
-      <w:lvlText w:val="■"/>
-      <w:lvlJc w:val="left"/>
-      <w:pPr>
-        <w:ind w:left="2160" w:hanging="360"/>
-      </w:pPr>
-      <w:rPr>
-        <w:u w:val="none"/>
-      </w:rPr>
-    </w:lvl>
-    <w:lvl w:ilvl="3">
-      <w:start w:val="1"/>
-      <w:numFmt w:val="bullet"/>
-      <w:lvlText w:val="●"/>
-      <w:lvlJc w:val="left"/>
-      <w:pPr>
-        <w:ind w:left="2880" w:hanging="360"/>
-      </w:pPr>
-      <w:rPr>
-        <w:u w:val="none"/>
-      </w:rPr>
-    </w:lvl>
-    <w:lvl w:ilvl="4">
-      <w:start w:val="1"/>
-      <w:numFmt w:val="bullet"/>
-      <w:lvlText w:val="○"/>
-      <w:lvlJc w:val="left"/>
-      <w:pPr>
-        <w:ind w:left="3600" w:hanging="360"/>
-      </w:pPr>
-      <w:rPr>
-        <w:u w:val="none"/>
-      </w:rPr>
-    </w:lvl>
-    <w:lvl w:ilvl="5">
-      <w:start w:val="1"/>
-      <w:numFmt w:val="bullet"/>
-      <w:lvlText w:val="■"/>
-      <w:lvlJc w:val="left"/>
-      <w:pPr>
-        <w:ind w:left="4320" w:hanging="360"/>
-      </w:pPr>
-      <w:rPr>
-        <w:u w:val="none"/>
-      </w:rPr>
-    </w:lvl>
-    <w:lvl w:ilvl="6">
-      <w:start w:val="1"/>
-      <w:numFmt w:val="bullet"/>
-      <w:lvlText w:val="●"/>
-      <w:lvlJc w:val="left"/>
-      <w:pPr>
-        <w:ind w:left="5040" w:hanging="360"/>
-      </w:pPr>
-      <w:rPr>
-        <w:u w:val="none"/>
-      </w:rPr>
-    </w:lvl>
-    <w:lvl w:ilvl="7">
-      <w:start w:val="1"/>
-      <w:numFmt w:val="bullet"/>
-      <w:lvlText w:val="○"/>
-      <w:lvlJc w:val="left"/>
-      <w:pPr>
-        <w:ind w:left="5760" w:hanging="360"/>
-      </w:pPr>
-      <w:rPr>
-        <w:u w:val="none"/>
-      </w:rPr>
-    </w:lvl>
-    <w:lvl w:ilvl="8">
-      <w:start w:val="1"/>
-      <w:numFmt w:val="bullet"/>
-      <w:lvlText w:val="■"/>
-      <w:lvlJc w:val="left"/>
-      <w:pPr>
-        <w:ind w:left="6480" w:hanging="360"/>
-      </w:pPr>
-      <w:rPr>
-        <w:u w:val="none"/>
-      </w:rPr>
-    </w:lvl>
-  </w:abstractNum>
-  <w:abstractNum w:abstractNumId="7">
+  <w:abstractNum w:abstractNumId="3">
     <w:lvl w:ilvl="0">
       <w:start w:val="1"/>
       <w:numFmt w:val="bullet"/>
@@ -6702,18 +6020,6 @@
   </w:num>
   <w:num w:numId="3">
     <w:abstractNumId w:val="3"/>
-  </w:num>
-  <w:num w:numId="4">
-    <w:abstractNumId w:val="4"/>
-  </w:num>
-  <w:num w:numId="5">
-    <w:abstractNumId w:val="5"/>
-  </w:num>
-  <w:num w:numId="6">
-    <w:abstractNumId w:val="6"/>
-  </w:num>
-  <w:num w:numId="7">
-    <w:abstractNumId w:val="7"/>
   </w:num>
 </w:numbering>
 </file>
@@ -6863,6 +6169,20 @@
       <w:sz w:val="52"/>
       <w:szCs w:val="52"/>
     </w:rPr>
+  </w:style>
+  <w:style w:type="table" w:styleId="TableNormal" w:default="1">
+    <w:name w:val="TableNormal"/>
+    <w:tblPr>
+      <w:tblCellMar>
+        <w:top w:w="100.0" w:type="dxa"/>
+        <w:left w:w="100.0" w:type="dxa"/>
+        <w:bottom w:w="100.0" w:type="dxa"/>
+        <w:right w:w="100.0" w:type="dxa"/>
+      </w:tblCellMar>
+    </w:tblPr>
+  </w:style>
+  <w:style w:type="paragraph" w:styleId="Normal" w:default="1">
+    <w:name w:val="normal"/>
   </w:style>
   <w:style w:type="paragraph" w:styleId="Subtitle">
     <w:name w:val="Subtitle"/>
@@ -7204,4 +6524,19 @@
   </a:objectDefaults>
   <a:extraClrSchemeLst/>
 </a:theme>
+</file>
+
+<file path=customXML/item1.xml><?xml version="1.0" encoding="utf-8"?>
+<go:gDocsCustomXmlDataStorage xmlns:go="http://customooxmlschemas.google.com/" xmlns:r="http://schemas.openxmlformats.org/officeDocument/2006/relationships" uri="GoogleDocsCustomDataVersion2">
+  <go:docsCustomData xmlns:go="http://customooxmlschemas.google.com/" roundtripDataSignature="AMtx7mgnNFdcNSnM8XkbSMXrIMZz5h0OHA==">CgMxLjA4AHIhMXhRNFo1eGdaZjlfSTVPazUyY2k1cW14S184X3pab1Fr</go:docsCustomData>
+</go:gDocsCustomXmlDataStorage>
+</file>
+
+<file path=customXML/itemProps1.xml><?xml version="1.0" encoding="utf-8"?>
+<ds:datastoreItem xmlns:ds="http://schemas.openxmlformats.org/officeDocument/2006/customXml" ds:itemID="{11111111-1234-1234-1234-123412341234}">
+  <ds:schemaRefs>
+    <ds:schemaRef ds:uri="http://schemas.openxmlformats.org/officeDocument/2006/relationships"/>
+    <ds:schemaRef ds:uri="http://customooxmlschemas.google.com/"/>
+  </ds:schemaRefs>
+</ds:datastoreItem>
 </file>
--- a/src/infrastructure/assets/documents/resume/resume.docx
+++ b/src/infrastructure/assets/documents/resume/resume.docx
@@ -390,17 +390,17 @@
         <w:tab/>
         <w:t xml:space="preserve">       </w:t>
         <w:tab/>
-        <w:t xml:space="preserve">       </w:t>
-      </w:r>
-      <w:r>
-        <w:rPr>
-          <w:rFonts w:ascii="EB Garamond" w:cs="EB Garamond" w:eastAsia="EB Garamond" w:hAnsi="EB Garamond"/>
-          <w:color w:val="434343"/>
-          <w:sz w:val="24"/>
-          <w:szCs w:val="24"/>
-          <w:rtl w:val="0"/>
-        </w:rPr>
-        <w:t xml:space="preserve">PDAX Inc, January 2026 - Present</w:t>
+        <w:t xml:space="preserve">   </w:t>
+      </w:r>
+      <w:r>
+        <w:rPr>
+          <w:rFonts w:ascii="EB Garamond" w:cs="EB Garamond" w:eastAsia="EB Garamond" w:hAnsi="EB Garamond"/>
+          <w:color w:val="434343"/>
+          <w:sz w:val="24"/>
+          <w:szCs w:val="24"/>
+          <w:rtl w:val="0"/>
+        </w:rPr>
+        <w:t xml:space="preserve">PDAX Inc, January 2026 - June 2026</w:t>
       </w:r>
       <w:r>
         <w:rPr>
